--- a/templates_docx/EXEMPLAR PROFILE.docx
+++ b/templates_docx/EXEMPLAR PROFILE.docx
@@ -83,12 +83,12 @@
           <w:tcPr>
             <w:tcW w:w="1419" w:type="dxa"/>
             <w:tcBorders>
-              <w:top w:val="single" w:sz="4" w:space="0" w:color="000000" w:themeColor="text1"/>
-              <w:left w:val="single" w:sz="4" w:space="0" w:color="000000" w:themeColor="text1"/>
-              <w:bottom w:val="single" w:sz="4" w:space="0" w:color="000000" w:themeColor="text1"/>
-              <w:right w:val="single" w:sz="4" w:space="0" w:color="000000" w:themeColor="text1"/>
-            </w:tcBorders>
-            <w:shd w:val="clear" w:color="auto" w:fill="FFFFFF" w:themeFill="background1"/>
+              <w:top w:val="single" w:sz="4" w:space="0" w:color="000000"/>
+              <w:left w:val="single" w:sz="4" w:space="0" w:color="000000"/>
+              <w:bottom w:val="single" w:sz="4" w:space="0" w:color="000000"/>
+              <w:right w:val="single" w:sz="4" w:space="0" w:color="000000"/>
+            </w:tcBorders>
+            <w:shd w:val="clear" w:color="auto" w:fill="FFFFFF"/>
             <w:tcMar>
               <w:top w:w="0" w:type="dxa"/>
               <w:left w:w="108" w:type="dxa"/>
@@ -112,11 +112,11 @@
             <w:tcW w:w="3118" w:type="dxa"/>
             <w:gridSpan w:val="4"/>
             <w:tcBorders>
-              <w:top w:val="single" w:sz="4" w:space="0" w:color="000000" w:themeColor="text1"/>
-              <w:bottom w:val="single" w:sz="4" w:space="0" w:color="000000" w:themeColor="text1"/>
-              <w:right w:val="single" w:sz="4" w:space="0" w:color="000000" w:themeColor="text1"/>
-            </w:tcBorders>
-            <w:shd w:val="clear" w:color="auto" w:fill="FFFFFF" w:themeFill="background1"/>
+              <w:top w:val="single" w:sz="4" w:space="0" w:color="000000"/>
+              <w:bottom w:val="single" w:sz="4" w:space="0" w:color="000000"/>
+              <w:right w:val="single" w:sz="4" w:space="0" w:color="000000"/>
+            </w:tcBorders>
+            <w:shd w:val="clear" w:color="auto" w:fill="FFFFFF"/>
             <w:tcMar>
               <w:top w:w="0" w:type="dxa"/>
               <w:left w:w="108" w:type="dxa"/>
@@ -146,11 +146,11 @@
             <w:tcW w:w="2552" w:type="dxa"/>
             <w:gridSpan w:val="5"/>
             <w:tcBorders>
-              <w:top w:val="single" w:sz="4" w:space="0" w:color="000000" w:themeColor="text1"/>
-              <w:bottom w:val="single" w:sz="4" w:space="0" w:color="000000" w:themeColor="text1"/>
-              <w:right w:val="single" w:sz="4" w:space="0" w:color="000000" w:themeColor="text1"/>
-            </w:tcBorders>
-            <w:shd w:val="clear" w:color="auto" w:fill="FFFFFF" w:themeFill="background1"/>
+              <w:top w:val="single" w:sz="4" w:space="0" w:color="000000"/>
+              <w:bottom w:val="single" w:sz="4" w:space="0" w:color="000000"/>
+              <w:right w:val="single" w:sz="4" w:space="0" w:color="000000"/>
+            </w:tcBorders>
+            <w:shd w:val="clear" w:color="auto" w:fill="FFFFFF"/>
             <w:tcMar>
               <w:top w:w="0" w:type="dxa"/>
               <w:left w:w="108" w:type="dxa"/>
@@ -174,34 +174,32 @@
             <w:tcW w:w="3120" w:type="dxa"/>
             <w:gridSpan w:val="2"/>
             <w:tcBorders>
-              <w:top w:val="single" w:sz="4" w:space="0" w:color="000000" w:themeColor="text1"/>
-              <w:bottom w:val="single" w:sz="4" w:space="0" w:color="000000" w:themeColor="text1"/>
-              <w:right w:val="single" w:sz="4" w:space="0" w:color="000000" w:themeColor="text1"/>
-            </w:tcBorders>
-            <w:shd w:val="clear" w:color="auto" w:fill="FFFFFF" w:themeFill="background1"/>
-            <w:tcMar>
-              <w:top w:w="0" w:type="dxa"/>
-              <w:left w:w="108" w:type="dxa"/>
-              <w:bottom w:w="0" w:type="dxa"/>
-              <w:right w:w="108" w:type="dxa"/>
-            </w:tcMar>
-            <w:vAlign w:val="center"/>
-          </w:tcPr>
-          <w:p>
-            <w:pPr>
+              <w:top w:val="single" w:sz="4" w:space="0" w:color="000000"/>
+              <w:bottom w:val="single" w:sz="4" w:space="0" w:color="000000"/>
+              <w:right w:val="single" w:sz="4" w:space="0" w:color="000000"/>
+            </w:tcBorders>
+            <w:shd w:val="clear" w:color="auto" w:fill="FFFFFF"/>
+            <w:tcMar>
+              <w:top w:w="0" w:type="dxa"/>
+              <w:left w:w="108" w:type="dxa"/>
+              <w:bottom w:w="0" w:type="dxa"/>
+              <w:right w:w="108" w:type="dxa"/>
+            </w:tcMar>
+            <w:vAlign w:val="center"/>
+          </w:tcPr>
+          <w:p>
+            <w:pPr>
+              <w:rPr>
+                <w:rFonts w:ascii="Rubik" w:eastAsia="Calibri" w:hAnsi="Rubik" w:cs="Rubik"/>
+              </w:rPr>
+            </w:pPr>
+            <w:r>
               <w:rPr>
                 <w:rFonts w:ascii="Century Gothic" w:hAnsi="Century Gothic" w:cs="Arial"/>
                 <w:sz w:val="20"/>
                 <w:szCs w:val="20"/>
               </w:rPr>
-            </w:pPr>
-            <w:r>
-              <w:rPr>
-                <w:rFonts w:ascii="Century Gothic" w:hAnsi="Century Gothic" w:cs="Arial"/>
-                <w:sz w:val="20"/>
-                <w:szCs w:val="20"/>
-              </w:rPr>
-              <w:t>{{Candidate First name}}</w:t>
+              <w:t>{{Forename(s)}}</w:t>
             </w:r>
           </w:p>
         </w:tc>
@@ -215,12 +213,12 @@
             <w:tcW w:w="1419" w:type="dxa"/>
             <w:vMerge w:val="restart"/>
             <w:tcBorders>
-              <w:top w:val="single" w:sz="4" w:space="0" w:color="000000" w:themeColor="text1"/>
-              <w:left w:val="single" w:sz="4" w:space="0" w:color="000000" w:themeColor="text1"/>
-              <w:bottom w:val="single" w:sz="4" w:space="0" w:color="000000" w:themeColor="text1"/>
-              <w:right w:val="single" w:sz="4" w:space="0" w:color="000000" w:themeColor="text1"/>
-            </w:tcBorders>
-            <w:shd w:val="clear" w:color="auto" w:fill="FFFFFF" w:themeFill="background1"/>
+              <w:top w:val="single" w:sz="4" w:space="0" w:color="000000"/>
+              <w:left w:val="single" w:sz="4" w:space="0" w:color="000000"/>
+              <w:bottom w:val="single" w:sz="4" w:space="0" w:color="000000"/>
+              <w:right w:val="single" w:sz="4" w:space="0" w:color="000000"/>
+            </w:tcBorders>
+            <w:shd w:val="clear" w:color="auto" w:fill="FFFFFF"/>
             <w:tcMar>
               <w:top w:w="0" w:type="dxa"/>
               <w:left w:w="108" w:type="dxa"/>
@@ -264,12 +262,12 @@
             <w:gridSpan w:val="4"/>
             <w:vMerge w:val="restart"/>
             <w:tcBorders>
-              <w:top w:val="single" w:sz="4" w:space="0" w:color="000000" w:themeColor="text1"/>
-              <w:left w:val="single" w:sz="4" w:space="0" w:color="000000" w:themeColor="text1"/>
-              <w:bottom w:val="single" w:sz="4" w:space="0" w:color="000000" w:themeColor="text1"/>
-              <w:right w:val="single" w:sz="4" w:space="0" w:color="000000" w:themeColor="text1"/>
-            </w:tcBorders>
-            <w:shd w:val="clear" w:color="auto" w:fill="FFFFFF" w:themeFill="background1"/>
+              <w:top w:val="single" w:sz="4" w:space="0" w:color="000000"/>
+              <w:left w:val="single" w:sz="4" w:space="0" w:color="000000"/>
+              <w:bottom w:val="single" w:sz="4" w:space="0" w:color="000000"/>
+              <w:right w:val="single" w:sz="4" w:space="0" w:color="000000"/>
+            </w:tcBorders>
+            <w:shd w:val="clear" w:color="auto" w:fill="FFFFFF"/>
             <w:tcMar>
               <w:top w:w="0" w:type="dxa"/>
               <w:left w:w="108" w:type="dxa"/>
@@ -285,7 +283,7 @@
                 <w:sz w:val="20"/>
                 <w:szCs w:val="20"/>
               </w:rPr>
-              <w:t>{{Candidate Address}}</w:t>
+              <w:t>{{Address}}</w:t>
             </w:r>
           </w:p>
         </w:tc>
@@ -294,11 +292,11 @@
             <w:tcW w:w="2552" w:type="dxa"/>
             <w:gridSpan w:val="5"/>
             <w:tcBorders>
-              <w:left w:val="single" w:sz="4" w:space="0" w:color="000000" w:themeColor="text1"/>
-              <w:bottom w:val="single" w:sz="4" w:space="0" w:color="000000" w:themeColor="text1"/>
-              <w:right w:val="single" w:sz="4" w:space="0" w:color="000000" w:themeColor="text1"/>
-            </w:tcBorders>
-            <w:shd w:val="clear" w:color="auto" w:fill="FFFFFF" w:themeFill="background1"/>
+              <w:left w:val="single" w:sz="4" w:space="0" w:color="000000"/>
+              <w:bottom w:val="single" w:sz="4" w:space="0" w:color="000000"/>
+              <w:right w:val="single" w:sz="4" w:space="0" w:color="000000"/>
+            </w:tcBorders>
+            <w:shd w:val="clear" w:color="auto" w:fill="FFFFFF"/>
             <w:tcMar>
               <w:top w:w="0" w:type="dxa"/>
               <w:left w:w="108" w:type="dxa"/>
@@ -322,34 +320,32 @@
             <w:tcW w:w="3120" w:type="dxa"/>
             <w:gridSpan w:val="2"/>
             <w:tcBorders>
-              <w:top w:val="single" w:sz="4" w:space="0" w:color="000000" w:themeColor="text1"/>
-              <w:bottom w:val="single" w:sz="4" w:space="0" w:color="000000" w:themeColor="text1"/>
-              <w:right w:val="single" w:sz="4" w:space="0" w:color="000000" w:themeColor="text1"/>
-            </w:tcBorders>
-            <w:shd w:val="clear" w:color="auto" w:fill="FFFFFF" w:themeFill="background1"/>
-            <w:tcMar>
-              <w:top w:w="0" w:type="dxa"/>
-              <w:left w:w="108" w:type="dxa"/>
-              <w:bottom w:w="0" w:type="dxa"/>
-              <w:right w:w="108" w:type="dxa"/>
-            </w:tcMar>
-            <w:vAlign w:val="center"/>
-          </w:tcPr>
-          <w:p>
-            <w:pPr>
+              <w:top w:val="single" w:sz="4" w:space="0" w:color="000000"/>
+              <w:bottom w:val="single" w:sz="4" w:space="0" w:color="000000"/>
+              <w:right w:val="single" w:sz="4" w:space="0" w:color="000000"/>
+            </w:tcBorders>
+            <w:shd w:val="clear" w:color="auto" w:fill="FFFFFF"/>
+            <w:tcMar>
+              <w:top w:w="0" w:type="dxa"/>
+              <w:left w:w="108" w:type="dxa"/>
+              <w:bottom w:w="0" w:type="dxa"/>
+              <w:right w:w="108" w:type="dxa"/>
+            </w:tcMar>
+            <w:vAlign w:val="center"/>
+          </w:tcPr>
+          <w:p>
+            <w:pPr>
+              <w:rPr>
+                <w:rFonts w:ascii="Rubik" w:eastAsia="Calibri" w:hAnsi="Rubik" w:cs="Rubik"/>
+              </w:rPr>
+            </w:pPr>
+            <w:r>
               <w:rPr>
                 <w:rFonts w:ascii="Century Gothic" w:hAnsi="Century Gothic" w:cs="Arial"/>
                 <w:sz w:val="20"/>
                 <w:szCs w:val="20"/>
               </w:rPr>
-            </w:pPr>
-            <w:r>
-              <w:rPr>
-                <w:rFonts w:ascii="Century Gothic" w:hAnsi="Century Gothic" w:cs="Arial"/>
-                <w:sz w:val="20"/>
-                <w:szCs w:val="20"/>
-              </w:rPr>
-              <w:t>{{Candidate Mobile Number}}</w:t>
+              <w:t>{{Phone}}</w:t>
             </w:r>
           </w:p>
         </w:tc>
@@ -362,6 +358,13 @@
           <w:tcPr>
             <w:tcW w:w="1419" w:type="dxa"/>
             <w:vMerge/>
+            <w:tcBorders>
+              <w:top w:val="single" w:sz="4" w:space="0" w:color="000000"/>
+              <w:left w:val="single" w:sz="4" w:space="0" w:color="000000"/>
+              <w:bottom w:val="single" w:sz="4" w:space="0" w:color="000000"/>
+              <w:right w:val="single" w:sz="4" w:space="0" w:color="000000"/>
+            </w:tcBorders>
+            <w:shd w:val="clear" w:color="auto" w:fill="FFFFFF"/>
             <w:tcMar>
               <w:top w:w="0" w:type="dxa"/>
               <w:left w:w="108" w:type="dxa"/>
@@ -391,6 +394,13 @@
             <w:tcW w:w="3118" w:type="dxa"/>
             <w:gridSpan w:val="4"/>
             <w:vMerge/>
+            <w:tcBorders>
+              <w:top w:val="single" w:sz="4" w:space="0" w:color="000000"/>
+              <w:left w:val="single" w:sz="4" w:space="0" w:color="000000"/>
+              <w:bottom w:val="single" w:sz="4" w:space="0" w:color="000000"/>
+              <w:right w:val="single" w:sz="4" w:space="0" w:color="000000"/>
+            </w:tcBorders>
+            <w:shd w:val="clear" w:color="auto" w:fill="FFFFFF"/>
             <w:tcMar>
               <w:top w:w="0" w:type="dxa"/>
               <w:left w:w="108" w:type="dxa"/>
@@ -420,11 +430,11 @@
             <w:tcW w:w="2552" w:type="dxa"/>
             <w:gridSpan w:val="5"/>
             <w:tcBorders>
-              <w:left w:val="single" w:sz="4" w:space="0" w:color="000000" w:themeColor="text1"/>
-              <w:bottom w:val="single" w:sz="4" w:space="0" w:color="000000" w:themeColor="text1"/>
-              <w:right w:val="single" w:sz="4" w:space="0" w:color="000000" w:themeColor="text1"/>
-            </w:tcBorders>
-            <w:shd w:val="clear" w:color="auto" w:fill="FFFFFF" w:themeFill="background1"/>
+              <w:left w:val="single" w:sz="4" w:space="0" w:color="000000"/>
+              <w:bottom w:val="single" w:sz="4" w:space="0" w:color="000000"/>
+              <w:right w:val="single" w:sz="4" w:space="0" w:color="000000"/>
+            </w:tcBorders>
+            <w:shd w:val="clear" w:color="auto" w:fill="FFFFFF"/>
             <w:tcMar>
               <w:top w:w="0" w:type="dxa"/>
               <w:left w:w="108" w:type="dxa"/>
@@ -446,11 +456,11 @@
             <w:tcW w:w="3120" w:type="dxa"/>
             <w:gridSpan w:val="2"/>
             <w:tcBorders>
-              <w:top w:val="single" w:sz="4" w:space="0" w:color="000000" w:themeColor="text1"/>
-              <w:bottom w:val="single" w:sz="4" w:space="0" w:color="000000" w:themeColor="text1"/>
-              <w:right w:val="single" w:sz="4" w:space="0" w:color="000000" w:themeColor="text1"/>
-            </w:tcBorders>
-            <w:shd w:val="clear" w:color="auto" w:fill="FFFFFF" w:themeFill="background1"/>
+              <w:top w:val="single" w:sz="4" w:space="0" w:color="000000"/>
+              <w:bottom w:val="single" w:sz="4" w:space="0" w:color="000000"/>
+              <w:right w:val="single" w:sz="4" w:space="0" w:color="000000"/>
+            </w:tcBorders>
+            <w:shd w:val="clear" w:color="auto" w:fill="FFFFFF"/>
             <w:tcMar>
               <w:top w:w="0" w:type="dxa"/>
               <w:left w:w="108" w:type="dxa"/>
@@ -477,11 +487,11 @@
             <w:tcW w:w="1844" w:type="dxa"/>
             <w:gridSpan w:val="2"/>
             <w:tcBorders>
-              <w:left w:val="single" w:sz="4" w:space="0" w:color="000000" w:themeColor="text1"/>
-              <w:bottom w:val="single" w:sz="4" w:space="0" w:color="000000" w:themeColor="text1"/>
-              <w:right w:val="single" w:sz="4" w:space="0" w:color="000000" w:themeColor="text1"/>
-            </w:tcBorders>
-            <w:shd w:val="clear" w:color="auto" w:fill="FFFFFF" w:themeFill="background1"/>
+              <w:left w:val="single" w:sz="4" w:space="0" w:color="000000"/>
+              <w:bottom w:val="single" w:sz="4" w:space="0" w:color="000000"/>
+              <w:right w:val="single" w:sz="4" w:space="0" w:color="000000"/>
+            </w:tcBorders>
+            <w:shd w:val="clear" w:color="auto" w:fill="FFFFFF"/>
             <w:tcMar>
               <w:top w:w="0" w:type="dxa"/>
               <w:left w:w="108" w:type="dxa"/>
@@ -505,10 +515,10 @@
             <w:tcW w:w="3402" w:type="dxa"/>
             <w:gridSpan w:val="4"/>
             <w:tcBorders>
-              <w:bottom w:val="single" w:sz="4" w:space="0" w:color="000000" w:themeColor="text1"/>
-              <w:right w:val="single" w:sz="4" w:space="0" w:color="000000" w:themeColor="text1"/>
-            </w:tcBorders>
-            <w:shd w:val="clear" w:color="auto" w:fill="FFFFFF" w:themeFill="background1"/>
+              <w:bottom w:val="single" w:sz="4" w:space="0" w:color="000000"/>
+              <w:right w:val="single" w:sz="4" w:space="0" w:color="000000"/>
+            </w:tcBorders>
+            <w:shd w:val="clear" w:color="auto" w:fill="FFFFFF"/>
             <w:tcMar>
               <w:top w:w="0" w:type="dxa"/>
               <w:left w:w="108" w:type="dxa"/>
@@ -530,7 +540,7 @@
                 <w:sz w:val="20"/>
                 <w:szCs w:val="20"/>
               </w:rPr>
-              <w:t>{{DBS Certificate number}}</w:t>
+              <w:t>{{DBS Number}}</w:t>
             </w:r>
           </w:p>
         </w:tc>
@@ -539,11 +549,11 @@
             <w:tcW w:w="1843" w:type="dxa"/>
             <w:gridSpan w:val="4"/>
             <w:tcBorders>
-              <w:top w:val="single" w:sz="4" w:space="0" w:color="000000" w:themeColor="text1"/>
-              <w:bottom w:val="single" w:sz="4" w:space="0" w:color="000000" w:themeColor="text1"/>
-              <w:right w:val="single" w:sz="4" w:space="0" w:color="000000" w:themeColor="text1"/>
-            </w:tcBorders>
-            <w:shd w:val="clear" w:color="auto" w:fill="FFFFFF" w:themeFill="background1"/>
+              <w:top w:val="single" w:sz="4" w:space="0" w:color="000000"/>
+              <w:bottom w:val="single" w:sz="4" w:space="0" w:color="000000"/>
+              <w:right w:val="single" w:sz="4" w:space="0" w:color="000000"/>
+            </w:tcBorders>
+            <w:shd w:val="clear" w:color="auto" w:fill="FFFFFF"/>
             <w:tcMar>
               <w:top w:w="0" w:type="dxa"/>
               <w:left w:w="108" w:type="dxa"/>
@@ -573,32 +583,37 @@
             <w:tcW w:w="3120" w:type="dxa"/>
             <w:gridSpan w:val="2"/>
             <w:tcBorders>
-              <w:top w:val="single" w:sz="4" w:space="0" w:color="000000" w:themeColor="text1"/>
-              <w:bottom w:val="single" w:sz="4" w:space="0" w:color="000000" w:themeColor="text1"/>
-              <w:right w:val="single" w:sz="4" w:space="0" w:color="000000" w:themeColor="text1"/>
-            </w:tcBorders>
-            <w:shd w:val="clear" w:color="auto" w:fill="FFFFFF" w:themeFill="background1"/>
-            <w:tcMar>
-              <w:top w:w="0" w:type="dxa"/>
-              <w:left w:w="108" w:type="dxa"/>
-              <w:bottom w:w="0" w:type="dxa"/>
-              <w:right w:w="108" w:type="dxa"/>
-            </w:tcMar>
-            <w:vAlign w:val="center"/>
-          </w:tcPr>
-          <w:p>
-            <w:pPr>
-              <w:rPr>
-                <w:rFonts w:ascii="Rubik" w:eastAsia="Calibri" w:hAnsi="Rubik" w:cs="Rubik"/>
-                <w:sz w:val="22"/>
-              </w:rPr>
-            </w:pPr>
-            <w:r>
-              <w:rPr>
-                <w:rFonts w:ascii="Rubik" w:eastAsia="Calibri" w:hAnsi="Rubik" w:cs="Rubik"/>
-                <w:sz w:val="22"/>
-              </w:rPr>
-              <w:t>{{DBS Certificate issue date}}</w:t>
+              <w:top w:val="single" w:sz="4" w:space="0" w:color="000000"/>
+              <w:bottom w:val="single" w:sz="4" w:space="0" w:color="000000"/>
+              <w:right w:val="single" w:sz="4" w:space="0" w:color="000000"/>
+            </w:tcBorders>
+            <w:shd w:val="clear" w:color="auto" w:fill="FFFFFF"/>
+            <w:tcMar>
+              <w:top w:w="0" w:type="dxa"/>
+              <w:left w:w="108" w:type="dxa"/>
+              <w:bottom w:w="0" w:type="dxa"/>
+              <w:right w:w="108" w:type="dxa"/>
+            </w:tcMar>
+            <w:vAlign w:val="center"/>
+          </w:tcPr>
+          <w:p>
+            <w:pPr>
+              <w:ind w:left="2"/>
+              <w:rPr>
+                <w:rFonts w:asciiTheme="minorHAnsi" w:hAnsiTheme="minorHAnsi" w:cstheme="minorHAnsi"/>
+                <w:b/>
+                <w:bCs/>
+                <w:sz w:val="16"/>
+                <w:szCs w:val="16"/>
+                <w:lang w:val="en-IN"/>
+              </w:rPr>
+            </w:pPr>
+            <w:r>
+              <w:rPr>
+                <w:rFonts w:ascii="Rubik" w:eastAsia="Calibri" w:hAnsi="Rubik" w:cs="Rubik"/>
+                <w:sz w:val="22"/>
+              </w:rPr>
+              <w:t>{{DBS Issue Date}}</w:t>
             </w:r>
           </w:p>
         </w:tc>
@@ -612,11 +627,11 @@
             <w:tcW w:w="1844" w:type="dxa"/>
             <w:gridSpan w:val="2"/>
             <w:tcBorders>
-              <w:left w:val="single" w:sz="4" w:space="0" w:color="000000" w:themeColor="text1"/>
-              <w:bottom w:val="single" w:sz="4" w:space="0" w:color="000000" w:themeColor="text1"/>
-              <w:right w:val="single" w:sz="4" w:space="0" w:color="000000" w:themeColor="text1"/>
-            </w:tcBorders>
-            <w:shd w:val="clear" w:color="auto" w:fill="FFFFFF" w:themeFill="background1"/>
+              <w:left w:val="single" w:sz="4" w:space="0" w:color="000000"/>
+              <w:bottom w:val="single" w:sz="4" w:space="0" w:color="000000"/>
+              <w:right w:val="single" w:sz="4" w:space="0" w:color="000000"/>
+            </w:tcBorders>
+            <w:shd w:val="clear" w:color="auto" w:fill="FFFFFF"/>
             <w:tcMar>
               <w:top w:w="0" w:type="dxa"/>
               <w:left w:w="108" w:type="dxa"/>
@@ -640,10 +655,10 @@
             <w:tcW w:w="2693" w:type="dxa"/>
             <w:gridSpan w:val="3"/>
             <w:tcBorders>
-              <w:bottom w:val="single" w:sz="4" w:space="0" w:color="000000" w:themeColor="text1"/>
-              <w:right w:val="single" w:sz="4" w:space="0" w:color="000000" w:themeColor="text1"/>
-            </w:tcBorders>
-            <w:shd w:val="clear" w:color="auto" w:fill="FFFFFF" w:themeFill="background1"/>
+              <w:bottom w:val="single" w:sz="4" w:space="0" w:color="000000"/>
+              <w:right w:val="single" w:sz="4" w:space="0" w:color="000000"/>
+            </w:tcBorders>
+            <w:shd w:val="clear" w:color="auto" w:fill="FFFFFF"/>
             <w:tcMar>
               <w:top w:w="0" w:type="dxa"/>
               <w:left w:w="108" w:type="dxa"/>
@@ -665,7 +680,7 @@
                 <w:sz w:val="20"/>
                 <w:szCs w:val="20"/>
               </w:rPr>
-              <w:t>{{NMC Pin number}}</w:t>
+              <w:t>{{NMC PIN}}</w:t>
             </w:r>
           </w:p>
         </w:tc>
@@ -674,10 +689,10 @@
             <w:tcW w:w="2552" w:type="dxa"/>
             <w:gridSpan w:val="5"/>
             <w:tcBorders>
-              <w:bottom w:val="single" w:sz="4" w:space="0" w:color="000000" w:themeColor="text1"/>
-              <w:right w:val="single" w:sz="4" w:space="0" w:color="000000" w:themeColor="text1"/>
-            </w:tcBorders>
-            <w:shd w:val="clear" w:color="auto" w:fill="FFFFFF" w:themeFill="background1"/>
+              <w:bottom w:val="single" w:sz="4" w:space="0" w:color="000000"/>
+              <w:right w:val="single" w:sz="4" w:space="0" w:color="000000"/>
+            </w:tcBorders>
+            <w:shd w:val="clear" w:color="auto" w:fill="FFFFFF"/>
             <w:tcMar>
               <w:top w:w="0" w:type="dxa"/>
               <w:left w:w="108" w:type="dxa"/>
@@ -700,10 +715,10 @@
             <w:tcW w:w="3120" w:type="dxa"/>
             <w:gridSpan w:val="2"/>
             <w:tcBorders>
-              <w:bottom w:val="single" w:sz="4" w:space="0" w:color="000000" w:themeColor="text1"/>
-              <w:right w:val="single" w:sz="4" w:space="0" w:color="000000" w:themeColor="text1"/>
-            </w:tcBorders>
-            <w:shd w:val="clear" w:color="auto" w:fill="FFFFFF" w:themeFill="background1"/>
+              <w:bottom w:val="single" w:sz="4" w:space="0" w:color="000000"/>
+              <w:right w:val="single" w:sz="4" w:space="0" w:color="000000"/>
+            </w:tcBorders>
+            <w:shd w:val="clear" w:color="auto" w:fill="FFFFFF"/>
             <w:tcMar>
               <w:top w:w="0" w:type="dxa"/>
               <w:left w:w="108" w:type="dxa"/>
@@ -731,11 +746,11 @@
             <w:tcW w:w="7089" w:type="dxa"/>
             <w:gridSpan w:val="10"/>
             <w:tcBorders>
-              <w:left w:val="single" w:sz="4" w:space="0" w:color="000000" w:themeColor="text1"/>
-              <w:bottom w:val="single" w:sz="4" w:space="0" w:color="000000" w:themeColor="text1"/>
-              <w:right w:val="single" w:sz="4" w:space="0" w:color="000000" w:themeColor="text1"/>
-            </w:tcBorders>
-            <w:shd w:val="clear" w:color="auto" w:fill="FFFFFF" w:themeFill="background1"/>
+              <w:left w:val="single" w:sz="4" w:space="0" w:color="000000"/>
+              <w:bottom w:val="single" w:sz="4" w:space="0" w:color="000000"/>
+              <w:right w:val="single" w:sz="4" w:space="0" w:color="000000"/>
+            </w:tcBorders>
+            <w:shd w:val="clear" w:color="auto" w:fill="FFFFFF"/>
             <w:tcMar>
               <w:top w:w="0" w:type="dxa"/>
               <w:left w:w="108" w:type="dxa"/>
@@ -765,10 +780,10 @@
             <w:tcW w:w="3120" w:type="dxa"/>
             <w:gridSpan w:val="2"/>
             <w:tcBorders>
-              <w:bottom w:val="single" w:sz="4" w:space="0" w:color="000000" w:themeColor="text1"/>
-              <w:right w:val="single" w:sz="4" w:space="0" w:color="000000" w:themeColor="text1"/>
-            </w:tcBorders>
-            <w:shd w:val="clear" w:color="auto" w:fill="FFFFFF" w:themeFill="background1"/>
+              <w:bottom w:val="single" w:sz="4" w:space="0" w:color="000000"/>
+              <w:right w:val="single" w:sz="4" w:space="0" w:color="000000"/>
+            </w:tcBorders>
+            <w:shd w:val="clear" w:color="auto" w:fill="FFFFFF"/>
             <w:tcMar>
               <w:top w:w="0" w:type="dxa"/>
               <w:left w:w="108" w:type="dxa"/>
@@ -785,6 +800,13 @@
                 <w:sz w:val="22"/>
               </w:rPr>
             </w:pPr>
+            <w:r>
+              <w:rPr>
+                <w:rFonts w:ascii="Rubik" w:eastAsia="Calibri" w:hAnsi="Rubik" w:cs="Rubik"/>
+                <w:sz w:val="22"/>
+              </w:rPr>
+              <w:t>YES</w:t>
+            </w:r>
           </w:p>
         </w:tc>
       </w:tr>
@@ -797,11 +819,11 @@
             <w:tcW w:w="3014" w:type="dxa"/>
             <w:gridSpan w:val="3"/>
             <w:tcBorders>
-              <w:left w:val="single" w:sz="4" w:space="0" w:color="000000" w:themeColor="text1"/>
-              <w:bottom w:val="single" w:sz="4" w:space="0" w:color="000000" w:themeColor="text1"/>
-              <w:right w:val="single" w:sz="4" w:space="0" w:color="000000" w:themeColor="text1"/>
-            </w:tcBorders>
-            <w:shd w:val="clear" w:color="auto" w:fill="FFFFFF" w:themeFill="background1"/>
+              <w:left w:val="single" w:sz="4" w:space="0" w:color="000000"/>
+              <w:bottom w:val="single" w:sz="4" w:space="0" w:color="000000"/>
+              <w:right w:val="single" w:sz="4" w:space="0" w:color="000000"/>
+            </w:tcBorders>
+            <w:shd w:val="clear" w:color="auto" w:fill="FFFFFF"/>
             <w:tcMar>
               <w:top w:w="0" w:type="dxa"/>
               <w:left w:w="108" w:type="dxa"/>
@@ -831,32 +853,39 @@
             <w:tcW w:w="3179" w:type="dxa"/>
             <w:gridSpan w:val="6"/>
             <w:tcBorders>
-              <w:left w:val="single" w:sz="4" w:space="0" w:color="000000" w:themeColor="text1"/>
-              <w:bottom w:val="single" w:sz="4" w:space="0" w:color="000000" w:themeColor="text1"/>
-              <w:right w:val="single" w:sz="4" w:space="0" w:color="000000" w:themeColor="text1"/>
-            </w:tcBorders>
-            <w:shd w:val="clear" w:color="auto" w:fill="FFFFFF" w:themeFill="background1"/>
-            <w:tcMar>
-              <w:top w:w="0" w:type="dxa"/>
-              <w:left w:w="108" w:type="dxa"/>
-              <w:bottom w:w="0" w:type="dxa"/>
-              <w:right w:w="108" w:type="dxa"/>
-            </w:tcMar>
-            <w:vAlign w:val="center"/>
-          </w:tcPr>
-          <w:p>
-            <w:pPr>
-              <w:rPr>
-                <w:rFonts w:ascii="Rubik" w:eastAsia="Calibri" w:hAnsi="Rubik" w:cs="Rubik"/>
-                <w:sz w:val="22"/>
-              </w:rPr>
-            </w:pPr>
-            <w:r>
-              <w:rPr>
-                <w:rFonts w:ascii="Rubik" w:eastAsia="Calibri" w:hAnsi="Rubik" w:cs="Rubik"/>
-                <w:sz w:val="22"/>
-              </w:rPr>
-              <w:t>{{Job role}}</w:t>
+              <w:left w:val="single" w:sz="4" w:space="0" w:color="000000"/>
+              <w:bottom w:val="single" w:sz="4" w:space="0" w:color="000000"/>
+              <w:right w:val="single" w:sz="4" w:space="0" w:color="000000"/>
+            </w:tcBorders>
+            <w:shd w:val="clear" w:color="auto" w:fill="FFFFFF"/>
+            <w:tcMar>
+              <w:top w:w="0" w:type="dxa"/>
+              <w:left w:w="108" w:type="dxa"/>
+              <w:bottom w:w="0" w:type="dxa"/>
+              <w:right w:w="108" w:type="dxa"/>
+            </w:tcMar>
+            <w:vAlign w:val="center"/>
+          </w:tcPr>
+          <w:p>
+            <w:pPr>
+              <w:rPr>
+                <w:rFonts w:ascii="Rubik" w:eastAsia="Calibri" w:hAnsi="Rubik" w:cs="Rubik"/>
+                <w:sz w:val="22"/>
+              </w:rPr>
+            </w:pPr>
+            <w:r>
+              <w:rPr>
+                <w:rFonts w:ascii="Rubik" w:eastAsia="Calibri" w:hAnsi="Rubik" w:cs="Rubik"/>
+                <w:sz w:val="22"/>
+              </w:rPr>
+              <w:t xml:space="preserve">     </w:t>
+            </w:r>
+            <w:r>
+              <w:rPr>
+                <w:rFonts w:ascii="Rubik" w:eastAsia="Calibri" w:hAnsi="Rubik" w:cs="Rubik"/>
+                <w:sz w:val="22"/>
+              </w:rPr>
+              <w:t>{{Role}}</w:t>
             </w:r>
           </w:p>
         </w:tc>
@@ -865,10 +894,10 @@
             <w:tcW w:w="4016" w:type="dxa"/>
             <w:gridSpan w:val="3"/>
             <w:tcBorders>
-              <w:bottom w:val="single" w:sz="4" w:space="0" w:color="000000" w:themeColor="text1"/>
-              <w:right w:val="single" w:sz="4" w:space="0" w:color="000000" w:themeColor="text1"/>
-            </w:tcBorders>
-            <w:shd w:val="clear" w:color="auto" w:fill="FFFFFF" w:themeFill="background1"/>
+              <w:bottom w:val="single" w:sz="4" w:space="0" w:color="000000"/>
+              <w:right w:val="single" w:sz="4" w:space="0" w:color="000000"/>
+            </w:tcBorders>
+            <w:shd w:val="clear" w:color="auto" w:fill="FFFFFF"/>
             <w:tcMar>
               <w:top w:w="0" w:type="dxa"/>
               <w:left w:w="108" w:type="dxa"/>
@@ -904,10 +933,10 @@
             <w:tcW w:w="10209" w:type="dxa"/>
             <w:gridSpan w:val="12"/>
             <w:tcBorders>
-              <w:top w:val="single" w:sz="4" w:space="0" w:color="000000" w:themeColor="text1"/>
-              <w:bottom w:val="single" w:sz="4" w:space="0" w:color="000000" w:themeColor="text1"/>
-            </w:tcBorders>
-            <w:shd w:val="clear" w:color="auto" w:fill="FFFFFF" w:themeFill="background1"/>
+              <w:top w:val="single" w:sz="4" w:space="0" w:color="000000"/>
+              <w:bottom w:val="single" w:sz="4" w:space="0" w:color="000000"/>
+            </w:tcBorders>
+            <w:shd w:val="clear" w:color="auto" w:fill="FFFFFF"/>
             <w:tcMar>
               <w:top w:w="0" w:type="dxa"/>
               <w:left w:w="108" w:type="dxa"/>
@@ -937,10 +966,10 @@
             <w:tcW w:w="5511" w:type="dxa"/>
             <w:gridSpan w:val="7"/>
             <w:tcBorders>
-              <w:top w:val="single" w:sz="4" w:space="0" w:color="000000" w:themeColor="text1"/>
-              <w:left w:val="single" w:sz="4" w:space="0" w:color="000000" w:themeColor="text1"/>
-              <w:bottom w:val="single" w:sz="4" w:space="0" w:color="000000" w:themeColor="text1"/>
-              <w:right w:val="single" w:sz="4" w:space="0" w:color="000000" w:themeColor="text1"/>
+              <w:top w:val="single" w:sz="4" w:space="0" w:color="000000"/>
+              <w:left w:val="single" w:sz="4" w:space="0" w:color="000000"/>
+              <w:bottom w:val="single" w:sz="4" w:space="0" w:color="000000"/>
+              <w:right w:val="single" w:sz="4" w:space="0" w:color="000000"/>
             </w:tcBorders>
             <w:shd w:val="clear" w:color="auto" w:fill="C0C0C0"/>
             <w:tcMar>
@@ -967,7 +996,7 @@
             <w:tcW w:w="1578" w:type="dxa"/>
             <w:gridSpan w:val="3"/>
             <w:tcBorders>
-              <w:top w:val="single" w:sz="4" w:space="0" w:color="000000" w:themeColor="text1"/>
+              <w:top w:val="single" w:sz="4" w:space="0" w:color="000000"/>
             </w:tcBorders>
             <w:shd w:val="clear" w:color="auto" w:fill="C0C0C0"/>
             <w:tcMar>
@@ -997,10 +1026,10 @@
             <w:tcW w:w="3120" w:type="dxa"/>
             <w:gridSpan w:val="2"/>
             <w:tcBorders>
-              <w:top w:val="single" w:sz="4" w:space="0" w:color="000000" w:themeColor="text1"/>
-              <w:left w:val="single" w:sz="4" w:space="0" w:color="000000" w:themeColor="text1"/>
-              <w:bottom w:val="single" w:sz="4" w:space="0" w:color="000000" w:themeColor="text1"/>
-              <w:right w:val="single" w:sz="4" w:space="0" w:color="000000" w:themeColor="text1"/>
+              <w:top w:val="single" w:sz="4" w:space="0" w:color="000000"/>
+              <w:left w:val="single" w:sz="4" w:space="0" w:color="000000"/>
+              <w:bottom w:val="single" w:sz="4" w:space="0" w:color="000000"/>
+              <w:right w:val="single" w:sz="4" w:space="0" w:color="000000"/>
             </w:tcBorders>
             <w:shd w:val="clear" w:color="auto" w:fill="C0C0C0"/>
             <w:tcMar>
@@ -1035,10 +1064,10 @@
             <w:tcW w:w="5511" w:type="dxa"/>
             <w:gridSpan w:val="7"/>
             <w:tcBorders>
-              <w:top w:val="single" w:sz="4" w:space="0" w:color="000000" w:themeColor="text1"/>
-              <w:left w:val="single" w:sz="4" w:space="0" w:color="000000" w:themeColor="text1"/>
-            </w:tcBorders>
-            <w:shd w:val="clear" w:color="auto" w:fill="FFFFFF" w:themeFill="background1"/>
+              <w:top w:val="single" w:sz="4" w:space="0" w:color="000000"/>
+              <w:left w:val="single" w:sz="4" w:space="0" w:color="000000"/>
+            </w:tcBorders>
+            <w:shd w:val="clear" w:color="auto" w:fill="FFFFFF"/>
             <w:tcMar>
               <w:top w:w="0" w:type="dxa"/>
               <w:left w:w="108" w:type="dxa"/>
@@ -1062,11 +1091,11 @@
             <w:tcW w:w="1578" w:type="dxa"/>
             <w:gridSpan w:val="3"/>
             <w:tcBorders>
-              <w:top w:val="single" w:sz="4" w:space="0" w:color="000000" w:themeColor="text1"/>
-              <w:left w:val="single" w:sz="4" w:space="0" w:color="000000" w:themeColor="text1"/>
-              <w:right w:val="single" w:sz="4" w:space="0" w:color="000000" w:themeColor="text1"/>
-            </w:tcBorders>
-            <w:shd w:val="clear" w:color="auto" w:fill="FFFFFF" w:themeFill="background1"/>
+              <w:top w:val="single" w:sz="4" w:space="0" w:color="000000"/>
+              <w:left w:val="single" w:sz="4" w:space="0" w:color="000000"/>
+              <w:right w:val="single" w:sz="4" w:space="0" w:color="000000"/>
+            </w:tcBorders>
+            <w:shd w:val="clear" w:color="auto" w:fill="FFFFFF"/>
             <w:tcMar>
               <w:top w:w="0" w:type="dxa"/>
               <w:left w:w="108" w:type="dxa"/>
@@ -1095,11 +1124,11 @@
             <w:gridSpan w:val="2"/>
             <w:vMerge w:val="restart"/>
             <w:tcBorders>
-              <w:top w:val="single" w:sz="4" w:space="0" w:color="000000" w:themeColor="text1"/>
-              <w:left w:val="single" w:sz="4" w:space="0" w:color="000000" w:themeColor="text1"/>
-              <w:right w:val="single" w:sz="4" w:space="0" w:color="000000" w:themeColor="text1"/>
-            </w:tcBorders>
-            <w:shd w:val="clear" w:color="auto" w:fill="FFFFFF" w:themeFill="background1"/>
+              <w:top w:val="single" w:sz="4" w:space="0" w:color="000000"/>
+              <w:left w:val="single" w:sz="4" w:space="0" w:color="000000"/>
+              <w:right w:val="single" w:sz="4" w:space="0" w:color="000000"/>
+            </w:tcBorders>
+            <w:shd w:val="clear" w:color="auto" w:fill="FFFFFF"/>
             <w:tcMar>
               <w:top w:w="0" w:type="dxa"/>
               <w:left w:w="108" w:type="dxa"/>
@@ -1119,16 +1148,103 @@
               </w:pBdr>
               <w:spacing w:line="276" w:lineRule="auto"/>
               <w:rPr>
+                <w:rFonts w:ascii="Rubik" w:eastAsia="Calibri" w:hAnsi="Rubik" w:cs="Rubik"/>
+                <w:color w:val="969696"/>
+              </w:rPr>
+            </w:pPr>
+            <w:r>
+              <w:rPr>
                 <w:lang w:val="en-GB"/>
               </w:rPr>
-            </w:pPr>
-            <w:r>
-              <w:rPr>
-                <w:lang w:val="en-GB"/>
-              </w:rPr>
               <w:t>{{Candidate Photo}}</w:t>
             </w:r>
           </w:p>
+        </w:tc>
+      </w:tr>
+      <w:tr>
+        <w:trPr>
+          <w:trHeight w:val="240"/>
+        </w:trPr>
+        <w:tc>
+          <w:tcPr>
+            <w:tcW w:w="5511" w:type="dxa"/>
+            <w:gridSpan w:val="7"/>
+            <w:tcBorders>
+              <w:top w:val="single" w:sz="4" w:space="0" w:color="000000"/>
+              <w:left w:val="single" w:sz="4" w:space="0" w:color="000000"/>
+              <w:bottom w:val="single" w:sz="4" w:space="0" w:color="000000"/>
+            </w:tcBorders>
+            <w:shd w:val="clear" w:color="auto" w:fill="FFFFFF"/>
+            <w:tcMar>
+              <w:top w:w="0" w:type="dxa"/>
+              <w:left w:w="108" w:type="dxa"/>
+              <w:bottom w:w="0" w:type="dxa"/>
+              <w:right w:w="108" w:type="dxa"/>
+            </w:tcMar>
+            <w:vAlign w:val="center"/>
+          </w:tcPr>
+          <w:p>
+            <w:r>
+              <w:rPr>
+                <w:rFonts w:ascii="Rubik" w:eastAsia="Calibri" w:hAnsi="Rubik" w:cs="Rubik"/>
+                <w:sz w:val="22"/>
+              </w:rPr>
+              <w:t>Full UK Birth Cert &amp; Proof of NI</w:t>
+            </w:r>
+          </w:p>
+        </w:tc>
+        <w:tc>
+          <w:tcPr>
+            <w:tcW w:w="1578" w:type="dxa"/>
+            <w:gridSpan w:val="3"/>
+            <w:tcBorders>
+              <w:top w:val="single" w:sz="4" w:space="0" w:color="000000"/>
+              <w:left w:val="single" w:sz="4" w:space="0" w:color="000000"/>
+              <w:bottom w:val="single" w:sz="4" w:space="0" w:color="000000"/>
+              <w:right w:val="single" w:sz="4" w:space="0" w:color="000000"/>
+            </w:tcBorders>
+            <w:shd w:val="clear" w:color="auto" w:fill="FFFFFF"/>
+            <w:tcMar>
+              <w:top w:w="0" w:type="dxa"/>
+              <w:left w:w="108" w:type="dxa"/>
+              <w:bottom w:w="0" w:type="dxa"/>
+              <w:right w:w="108" w:type="dxa"/>
+            </w:tcMar>
+          </w:tcPr>
+          <w:p>
+            <w:pPr>
+              <w:jc w:val="center"/>
+              <w:rPr>
+                <w:rFonts w:ascii="Rubik" w:eastAsia="Calibri" w:hAnsi="Rubik" w:cs="Rubik"/>
+              </w:rPr>
+            </w:pPr>
+            <w:r>
+              <w:rPr>
+                <w:rFonts w:ascii="Rubik" w:eastAsia="Calibri" w:hAnsi="Rubik" w:cs="Rubik"/>
+              </w:rPr>
+              <w:t>NA</w:t>
+            </w:r>
+          </w:p>
+        </w:tc>
+        <w:tc>
+          <w:tcPr>
+            <w:tcW w:w="3120" w:type="dxa"/>
+            <w:gridSpan w:val="2"/>
+            <w:vMerge/>
+            <w:tcBorders>
+              <w:top w:val="single" w:sz="4" w:space="0" w:color="000000"/>
+              <w:left w:val="single" w:sz="4" w:space="0" w:color="000000"/>
+              <w:right w:val="single" w:sz="4" w:space="0" w:color="000000"/>
+            </w:tcBorders>
+            <w:shd w:val="clear" w:color="auto" w:fill="FFFFFF"/>
+            <w:tcMar>
+              <w:top w:w="0" w:type="dxa"/>
+              <w:left w:w="108" w:type="dxa"/>
+              <w:bottom w:w="0" w:type="dxa"/>
+              <w:right w:w="108" w:type="dxa"/>
+            </w:tcMar>
+            <w:vAlign w:val="center"/>
+          </w:tcPr>
           <w:p>
             <w:pPr>
               <w:widowControl w:val="0"/>
@@ -1140,16 +1256,95 @@
               </w:pBdr>
               <w:spacing w:line="276" w:lineRule="auto"/>
               <w:rPr>
-                <w:lang w:val="en-GB"/>
-              </w:rPr>
-            </w:pPr>
-            <w:r>
-              <w:rPr>
-                <w:lang w:val="en-GB"/>
-              </w:rPr>
-              <w:t>Size: Height:4.00cm &amp; Width: 3.52cm</w:t>
-            </w:r>
-          </w:p>
+                <w:rFonts w:ascii="Rubik" w:eastAsia="Calibri" w:hAnsi="Rubik" w:cs="Rubik"/>
+              </w:rPr>
+            </w:pPr>
+          </w:p>
+        </w:tc>
+      </w:tr>
+      <w:tr>
+        <w:trPr>
+          <w:trHeight w:val="200"/>
+        </w:trPr>
+        <w:tc>
+          <w:tcPr>
+            <w:tcW w:w="5511" w:type="dxa"/>
+            <w:gridSpan w:val="7"/>
+            <w:tcBorders>
+              <w:top w:val="single" w:sz="4" w:space="0" w:color="000000"/>
+              <w:left w:val="single" w:sz="4" w:space="0" w:color="000000"/>
+              <w:bottom w:val="single" w:sz="4" w:space="0" w:color="000000"/>
+            </w:tcBorders>
+            <w:shd w:val="clear" w:color="auto" w:fill="FFFFFF"/>
+            <w:tcMar>
+              <w:top w:w="0" w:type="dxa"/>
+              <w:left w:w="108" w:type="dxa"/>
+              <w:bottom w:w="0" w:type="dxa"/>
+              <w:right w:w="108" w:type="dxa"/>
+            </w:tcMar>
+            <w:vAlign w:val="center"/>
+          </w:tcPr>
+          <w:p>
+            <w:r>
+              <w:rPr>
+                <w:rFonts w:ascii="Rubik" w:eastAsia="Calibri" w:hAnsi="Rubik" w:cs="Rubik"/>
+                <w:sz w:val="22"/>
+              </w:rPr>
+              <w:t>Immigration Status Doc &amp; Proof of NI</w:t>
+            </w:r>
+          </w:p>
+        </w:tc>
+        <w:tc>
+          <w:tcPr>
+            <w:tcW w:w="1578" w:type="dxa"/>
+            <w:gridSpan w:val="3"/>
+            <w:tcBorders>
+              <w:left w:val="single" w:sz="4" w:space="0" w:color="000000"/>
+              <w:bottom w:val="single" w:sz="4" w:space="0" w:color="000000"/>
+              <w:right w:val="single" w:sz="4" w:space="0" w:color="000000"/>
+            </w:tcBorders>
+            <w:shd w:val="clear" w:color="auto" w:fill="FFFFFF"/>
+            <w:tcMar>
+              <w:top w:w="0" w:type="dxa"/>
+              <w:left w:w="108" w:type="dxa"/>
+              <w:bottom w:w="0" w:type="dxa"/>
+              <w:right w:w="108" w:type="dxa"/>
+            </w:tcMar>
+          </w:tcPr>
+          <w:p>
+            <w:pPr>
+              <w:jc w:val="center"/>
+              <w:rPr>
+                <w:rFonts w:ascii="Rubik" w:eastAsia="Calibri" w:hAnsi="Rubik" w:cs="Rubik"/>
+              </w:rPr>
+            </w:pPr>
+            <w:r>
+              <w:rPr>
+                <w:rFonts w:ascii="Rubik" w:eastAsia="Calibri" w:hAnsi="Rubik" w:cs="Rubik"/>
+              </w:rPr>
+              <w:t>{{YES/NA}}</w:t>
+            </w:r>
+          </w:p>
+        </w:tc>
+        <w:tc>
+          <w:tcPr>
+            <w:tcW w:w="3120" w:type="dxa"/>
+            <w:gridSpan w:val="2"/>
+            <w:vMerge/>
+            <w:tcBorders>
+              <w:top w:val="single" w:sz="4" w:space="0" w:color="000000"/>
+              <w:left w:val="single" w:sz="4" w:space="0" w:color="000000"/>
+              <w:right w:val="single" w:sz="4" w:space="0" w:color="000000"/>
+            </w:tcBorders>
+            <w:shd w:val="clear" w:color="auto" w:fill="FFFFFF"/>
+            <w:tcMar>
+              <w:top w:w="0" w:type="dxa"/>
+              <w:left w:w="108" w:type="dxa"/>
+              <w:bottom w:w="0" w:type="dxa"/>
+              <w:right w:w="108" w:type="dxa"/>
+            </w:tcMar>
+            <w:vAlign w:val="center"/>
+          </w:tcPr>
           <w:p>
             <w:pPr>
               <w:widowControl w:val="0"/>
@@ -1160,8 +1355,95 @@
                 <w:right w:val="single" w:sz="2" w:space="31" w:color="FFFFFF" w:shadow="1"/>
               </w:pBdr>
               <w:spacing w:line="276" w:lineRule="auto"/>
-            </w:pPr>
-          </w:p>
+              <w:rPr>
+                <w:rFonts w:ascii="Rubik" w:eastAsia="Calibri" w:hAnsi="Rubik" w:cs="Rubik"/>
+              </w:rPr>
+            </w:pPr>
+          </w:p>
+        </w:tc>
+      </w:tr>
+      <w:tr>
+        <w:trPr>
+          <w:trHeight w:val="240"/>
+        </w:trPr>
+        <w:tc>
+          <w:tcPr>
+            <w:tcW w:w="5511" w:type="dxa"/>
+            <w:gridSpan w:val="7"/>
+            <w:tcBorders>
+              <w:left w:val="single" w:sz="4" w:space="0" w:color="000000"/>
+              <w:bottom w:val="single" w:sz="4" w:space="0" w:color="000000"/>
+            </w:tcBorders>
+            <w:shd w:val="clear" w:color="auto" w:fill="FFFFFF"/>
+            <w:tcMar>
+              <w:top w:w="0" w:type="dxa"/>
+              <w:left w:w="108" w:type="dxa"/>
+              <w:bottom w:w="0" w:type="dxa"/>
+              <w:right w:w="108" w:type="dxa"/>
+            </w:tcMar>
+            <w:vAlign w:val="center"/>
+          </w:tcPr>
+          <w:p>
+            <w:r>
+              <w:rPr>
+                <w:rFonts w:ascii="Rubik" w:eastAsia="Calibri" w:hAnsi="Rubik" w:cs="Rubik"/>
+                <w:sz w:val="22"/>
+              </w:rPr>
+              <w:t>Biometric Residence Card &amp; Proof of NI</w:t>
+            </w:r>
+          </w:p>
+        </w:tc>
+        <w:tc>
+          <w:tcPr>
+            <w:tcW w:w="1578" w:type="dxa"/>
+            <w:gridSpan w:val="3"/>
+            <w:tcBorders>
+              <w:left w:val="single" w:sz="4" w:space="0" w:color="000000"/>
+              <w:bottom w:val="single" w:sz="4" w:space="0" w:color="000000"/>
+              <w:right w:val="single" w:sz="4" w:space="0" w:color="000000"/>
+            </w:tcBorders>
+            <w:shd w:val="clear" w:color="auto" w:fill="FFFFFF"/>
+            <w:tcMar>
+              <w:top w:w="0" w:type="dxa"/>
+              <w:left w:w="108" w:type="dxa"/>
+              <w:bottom w:w="0" w:type="dxa"/>
+              <w:right w:w="108" w:type="dxa"/>
+            </w:tcMar>
+          </w:tcPr>
+          <w:p>
+            <w:pPr>
+              <w:jc w:val="center"/>
+              <w:rPr>
+                <w:rFonts w:ascii="Rubik" w:eastAsia="Calibri" w:hAnsi="Rubik" w:cs="Rubik"/>
+              </w:rPr>
+            </w:pPr>
+            <w:r>
+              <w:rPr>
+                <w:rFonts w:ascii="Rubik" w:eastAsia="Calibri" w:hAnsi="Rubik" w:cs="Rubik"/>
+              </w:rPr>
+              <w:t>NA</w:t>
+            </w:r>
+          </w:p>
+        </w:tc>
+        <w:tc>
+          <w:tcPr>
+            <w:tcW w:w="3120" w:type="dxa"/>
+            <w:gridSpan w:val="2"/>
+            <w:vMerge/>
+            <w:tcBorders>
+              <w:top w:val="single" w:sz="4" w:space="0" w:color="000000"/>
+              <w:left w:val="single" w:sz="4" w:space="0" w:color="000000"/>
+              <w:right w:val="single" w:sz="4" w:space="0" w:color="000000"/>
+            </w:tcBorders>
+            <w:shd w:val="clear" w:color="auto" w:fill="FFFFFF"/>
+            <w:tcMar>
+              <w:top w:w="0" w:type="dxa"/>
+              <w:left w:w="108" w:type="dxa"/>
+              <w:bottom w:w="0" w:type="dxa"/>
+              <w:right w:w="108" w:type="dxa"/>
+            </w:tcMar>
+            <w:vAlign w:val="center"/>
+          </w:tcPr>
           <w:p>
             <w:pPr>
               <w:widowControl w:val="0"/>
@@ -1174,7 +1456,6 @@
               <w:spacing w:line="276" w:lineRule="auto"/>
               <w:rPr>
                 <w:rFonts w:ascii="Rubik" w:eastAsia="Calibri" w:hAnsi="Rubik" w:cs="Rubik"/>
-                <w:color w:val="969696"/>
               </w:rPr>
             </w:pPr>
           </w:p>
@@ -1182,33 +1463,33 @@
       </w:tr>
       <w:tr>
         <w:trPr>
-          <w:trHeight w:val="240"/>
+          <w:trHeight w:val="60"/>
         </w:trPr>
         <w:tc>
           <w:tcPr>
             <w:tcW w:w="5511" w:type="dxa"/>
             <w:gridSpan w:val="7"/>
             <w:tcBorders>
-              <w:top w:val="single" w:sz="4" w:space="0" w:color="000000" w:themeColor="text1"/>
-              <w:left w:val="single" w:sz="4" w:space="0" w:color="000000" w:themeColor="text1"/>
-              <w:bottom w:val="single" w:sz="4" w:space="0" w:color="000000" w:themeColor="text1"/>
-            </w:tcBorders>
-            <w:shd w:val="clear" w:color="auto" w:fill="FFFFFF" w:themeFill="background1"/>
-            <w:tcMar>
-              <w:top w:w="0" w:type="dxa"/>
-              <w:left w:w="108" w:type="dxa"/>
-              <w:bottom w:w="0" w:type="dxa"/>
-              <w:right w:w="108" w:type="dxa"/>
-            </w:tcMar>
-            <w:vAlign w:val="center"/>
-          </w:tcPr>
-          <w:p>
-            <w:r>
-              <w:rPr>
-                <w:rFonts w:ascii="Rubik" w:eastAsia="Calibri" w:hAnsi="Rubik" w:cs="Rubik"/>
-                <w:sz w:val="22"/>
-              </w:rPr>
-              <w:t>Full UK Birth Cert &amp; Proof of NI</w:t>
+              <w:top w:val="single" w:sz="4" w:space="0" w:color="000000"/>
+              <w:left w:val="single" w:sz="4" w:space="0" w:color="000000"/>
+              <w:bottom w:val="single" w:sz="4" w:space="0" w:color="000000"/>
+            </w:tcBorders>
+            <w:shd w:val="clear" w:color="auto" w:fill="FFFFFF"/>
+            <w:tcMar>
+              <w:top w:w="0" w:type="dxa"/>
+              <w:left w:w="108" w:type="dxa"/>
+              <w:bottom w:w="0" w:type="dxa"/>
+              <w:right w:w="108" w:type="dxa"/>
+            </w:tcMar>
+            <w:vAlign w:val="center"/>
+          </w:tcPr>
+          <w:p>
+            <w:r>
+              <w:rPr>
+                <w:rFonts w:ascii="Rubik" w:eastAsia="Calibri" w:hAnsi="Rubik" w:cs="Rubik"/>
+                <w:sz w:val="22"/>
+              </w:rPr>
+              <w:t xml:space="preserve">Certificate of Application &amp; Proof of NI </w:t>
             </w:r>
           </w:p>
         </w:tc>
@@ -1217,12 +1498,12 @@
             <w:tcW w:w="1578" w:type="dxa"/>
             <w:gridSpan w:val="3"/>
             <w:tcBorders>
-              <w:top w:val="single" w:sz="4" w:space="0" w:color="000000" w:themeColor="text1"/>
-              <w:left w:val="single" w:sz="4" w:space="0" w:color="000000" w:themeColor="text1"/>
-              <w:bottom w:val="single" w:sz="4" w:space="0" w:color="000000" w:themeColor="text1"/>
-              <w:right w:val="single" w:sz="4" w:space="0" w:color="000000" w:themeColor="text1"/>
-            </w:tcBorders>
-            <w:shd w:val="clear" w:color="auto" w:fill="FFFFFF" w:themeFill="background1"/>
+              <w:top w:val="single" w:sz="4" w:space="0" w:color="000000"/>
+              <w:left w:val="single" w:sz="4" w:space="0" w:color="000000"/>
+              <w:bottom w:val="single" w:sz="4" w:space="0" w:color="000000"/>
+              <w:right w:val="single" w:sz="4" w:space="0" w:color="000000"/>
+            </w:tcBorders>
+            <w:shd w:val="clear" w:color="auto" w:fill="FFFFFF"/>
             <w:tcMar>
               <w:top w:w="0" w:type="dxa"/>
               <w:left w:w="108" w:type="dxa"/>
@@ -1250,6 +1531,12 @@
             <w:tcW w:w="3120" w:type="dxa"/>
             <w:gridSpan w:val="2"/>
             <w:vMerge/>
+            <w:tcBorders>
+              <w:top w:val="single" w:sz="4" w:space="0" w:color="000000"/>
+              <w:left w:val="single" w:sz="4" w:space="0" w:color="000000"/>
+              <w:right w:val="single" w:sz="4" w:space="0" w:color="000000"/>
+            </w:tcBorders>
+            <w:shd w:val="clear" w:color="auto" w:fill="FFFFFF"/>
             <w:tcMar>
               <w:top w:w="0" w:type="dxa"/>
               <w:left w:w="108" w:type="dxa"/>
@@ -1277,33 +1564,33 @@
       </w:tr>
       <w:tr>
         <w:trPr>
-          <w:trHeight w:val="200"/>
+          <w:trHeight w:val="60"/>
         </w:trPr>
         <w:tc>
           <w:tcPr>
             <w:tcW w:w="5511" w:type="dxa"/>
             <w:gridSpan w:val="7"/>
             <w:tcBorders>
-              <w:top w:val="single" w:sz="4" w:space="0" w:color="000000" w:themeColor="text1"/>
-              <w:left w:val="single" w:sz="4" w:space="0" w:color="000000" w:themeColor="text1"/>
-              <w:bottom w:val="single" w:sz="4" w:space="0" w:color="000000" w:themeColor="text1"/>
-            </w:tcBorders>
-            <w:shd w:val="clear" w:color="auto" w:fill="FFFFFF" w:themeFill="background1"/>
-            <w:tcMar>
-              <w:top w:w="0" w:type="dxa"/>
-              <w:left w:w="108" w:type="dxa"/>
-              <w:bottom w:w="0" w:type="dxa"/>
-              <w:right w:w="108" w:type="dxa"/>
-            </w:tcMar>
-            <w:vAlign w:val="center"/>
-          </w:tcPr>
-          <w:p>
-            <w:r>
-              <w:rPr>
-                <w:rFonts w:ascii="Rubik" w:eastAsia="Calibri" w:hAnsi="Rubik" w:cs="Rubik"/>
-                <w:sz w:val="22"/>
-              </w:rPr>
-              <w:t>Immigration Status Doc &amp; Proof of NI</w:t>
+              <w:top w:val="single" w:sz="4" w:space="0" w:color="000000"/>
+              <w:left w:val="single" w:sz="4" w:space="0" w:color="000000"/>
+              <w:bottom w:val="single" w:sz="4" w:space="0" w:color="000000"/>
+            </w:tcBorders>
+            <w:shd w:val="clear" w:color="auto" w:fill="FFFFFF"/>
+            <w:tcMar>
+              <w:top w:w="0" w:type="dxa"/>
+              <w:left w:w="108" w:type="dxa"/>
+              <w:bottom w:w="0" w:type="dxa"/>
+              <w:right w:w="108" w:type="dxa"/>
+            </w:tcMar>
+            <w:vAlign w:val="center"/>
+          </w:tcPr>
+          <w:p>
+            <w:r>
+              <w:rPr>
+                <w:rFonts w:ascii="Rubik" w:eastAsia="Calibri" w:hAnsi="Rubik" w:cs="Rubik"/>
+                <w:sz w:val="22"/>
+              </w:rPr>
+              <w:t>Home Office Letter &amp; Proof of NI</w:t>
             </w:r>
           </w:p>
         </w:tc>
@@ -1312,11 +1599,12 @@
             <w:tcW w:w="1578" w:type="dxa"/>
             <w:gridSpan w:val="3"/>
             <w:tcBorders>
-              <w:left w:val="single" w:sz="4" w:space="0" w:color="000000" w:themeColor="text1"/>
-              <w:bottom w:val="single" w:sz="4" w:space="0" w:color="000000" w:themeColor="text1"/>
-              <w:right w:val="single" w:sz="4" w:space="0" w:color="000000" w:themeColor="text1"/>
-            </w:tcBorders>
-            <w:shd w:val="clear" w:color="auto" w:fill="FFFFFF" w:themeFill="background1"/>
+              <w:top w:val="single" w:sz="4" w:space="0" w:color="000000"/>
+              <w:left w:val="single" w:sz="4" w:space="0" w:color="000000"/>
+              <w:bottom w:val="single" w:sz="4" w:space="0" w:color="000000"/>
+              <w:right w:val="single" w:sz="4" w:space="0" w:color="000000"/>
+            </w:tcBorders>
+            <w:shd w:val="clear" w:color="auto" w:fill="FFFFFF"/>
             <w:tcMar>
               <w:top w:w="0" w:type="dxa"/>
               <w:left w:w="108" w:type="dxa"/>
@@ -1335,7 +1623,7 @@
               <w:rPr>
                 <w:rFonts w:ascii="Rubik" w:eastAsia="Calibri" w:hAnsi="Rubik" w:cs="Rubik"/>
               </w:rPr>
-              <w:t>{{YES/NA}}</w:t>
+              <w:t>NA</w:t>
             </w:r>
           </w:p>
         </w:tc>
@@ -1344,6 +1632,12 @@
             <w:tcW w:w="3120" w:type="dxa"/>
             <w:gridSpan w:val="2"/>
             <w:vMerge/>
+            <w:tcBorders>
+              <w:top w:val="single" w:sz="4" w:space="0" w:color="000000"/>
+              <w:left w:val="single" w:sz="4" w:space="0" w:color="000000"/>
+              <w:right w:val="single" w:sz="4" w:space="0" w:color="000000"/>
+            </w:tcBorders>
+            <w:shd w:val="clear" w:color="auto" w:fill="FFFFFF"/>
             <w:tcMar>
               <w:top w:w="0" w:type="dxa"/>
               <w:left w:w="108" w:type="dxa"/>
@@ -1371,32 +1665,34 @@
       </w:tr>
       <w:tr>
         <w:trPr>
-          <w:trHeight w:val="240"/>
+          <w:trHeight w:val="200"/>
         </w:trPr>
         <w:tc>
           <w:tcPr>
             <w:tcW w:w="5511" w:type="dxa"/>
             <w:gridSpan w:val="7"/>
             <w:tcBorders>
-              <w:left w:val="single" w:sz="4" w:space="0" w:color="000000" w:themeColor="text1"/>
-              <w:bottom w:val="single" w:sz="4" w:space="0" w:color="000000" w:themeColor="text1"/>
-            </w:tcBorders>
-            <w:shd w:val="clear" w:color="auto" w:fill="FFFFFF" w:themeFill="background1"/>
-            <w:tcMar>
-              <w:top w:w="0" w:type="dxa"/>
-              <w:left w:w="108" w:type="dxa"/>
-              <w:bottom w:w="0" w:type="dxa"/>
-              <w:right w:w="108" w:type="dxa"/>
-            </w:tcMar>
-            <w:vAlign w:val="center"/>
-          </w:tcPr>
-          <w:p>
-            <w:r>
-              <w:rPr>
-                <w:rFonts w:ascii="Rubik" w:eastAsia="Calibri" w:hAnsi="Rubik" w:cs="Rubik"/>
-                <w:sz w:val="22"/>
-              </w:rPr>
-              <w:t>Biometric Residence Card &amp; Proof of NI</w:t>
+              <w:top w:val="single" w:sz="4" w:space="0" w:color="000000"/>
+              <w:left w:val="single" w:sz="4" w:space="0" w:color="000000"/>
+              <w:right w:val="single" w:sz="4" w:space="0" w:color="000000"/>
+            </w:tcBorders>
+            <w:shd w:val="clear" w:color="auto" w:fill="BFBFBF"/>
+            <w:tcMar>
+              <w:top w:w="0" w:type="dxa"/>
+              <w:left w:w="108" w:type="dxa"/>
+              <w:bottom w:w="0" w:type="dxa"/>
+              <w:right w:w="108" w:type="dxa"/>
+            </w:tcMar>
+            <w:vAlign w:val="center"/>
+          </w:tcPr>
+          <w:p>
+            <w:r>
+              <w:rPr>
+                <w:rFonts w:ascii="Rubik" w:eastAsia="Calibri" w:hAnsi="Rubik" w:cs="Rubik"/>
+                <w:b/>
+                <w:sz w:val="22"/>
+              </w:rPr>
+              <w:t>Checks</w:t>
             </w:r>
           </w:p>
         </w:tc>
@@ -1405,30 +1701,30 @@
             <w:tcW w:w="1578" w:type="dxa"/>
             <w:gridSpan w:val="3"/>
             <w:tcBorders>
-              <w:left w:val="single" w:sz="4" w:space="0" w:color="000000" w:themeColor="text1"/>
-              <w:bottom w:val="single" w:sz="4" w:space="0" w:color="000000" w:themeColor="text1"/>
-              <w:right w:val="single" w:sz="4" w:space="0" w:color="000000" w:themeColor="text1"/>
-            </w:tcBorders>
-            <w:shd w:val="clear" w:color="auto" w:fill="FFFFFF" w:themeFill="background1"/>
-            <w:tcMar>
-              <w:top w:w="0" w:type="dxa"/>
-              <w:left w:w="108" w:type="dxa"/>
-              <w:bottom w:w="0" w:type="dxa"/>
-              <w:right w:w="108" w:type="dxa"/>
-            </w:tcMar>
+              <w:top w:val="single" w:sz="4" w:space="0" w:color="000000"/>
+              <w:left w:val="single" w:sz="4" w:space="0" w:color="000000"/>
+              <w:right w:val="single" w:sz="4" w:space="0" w:color="000000"/>
+            </w:tcBorders>
+            <w:shd w:val="clear" w:color="auto" w:fill="BFBFBF"/>
+            <w:tcMar>
+              <w:top w:w="0" w:type="dxa"/>
+              <w:left w:w="108" w:type="dxa"/>
+              <w:bottom w:w="0" w:type="dxa"/>
+              <w:right w:w="108" w:type="dxa"/>
+            </w:tcMar>
+            <w:vAlign w:val="center"/>
           </w:tcPr>
           <w:p>
             <w:pPr>
               <w:jc w:val="center"/>
-              <w:rPr>
-                <w:rFonts w:ascii="Rubik" w:eastAsia="Calibri" w:hAnsi="Rubik" w:cs="Rubik"/>
-              </w:rPr>
-            </w:pPr>
-            <w:r>
-              <w:rPr>
-                <w:rFonts w:ascii="Rubik" w:eastAsia="Calibri" w:hAnsi="Rubik" w:cs="Rubik"/>
-              </w:rPr>
-              <w:t>NA</w:t>
+            </w:pPr>
+            <w:r>
+              <w:rPr>
+                <w:rFonts w:ascii="Rubik" w:eastAsia="Calibri" w:hAnsi="Rubik" w:cs="Rubik"/>
+                <w:b/>
+                <w:sz w:val="22"/>
+              </w:rPr>
+              <w:t>Confirmed</w:t>
             </w:r>
           </w:p>
         </w:tc>
@@ -1437,6 +1733,12 @@
             <w:tcW w:w="3120" w:type="dxa"/>
             <w:gridSpan w:val="2"/>
             <w:vMerge/>
+            <w:tcBorders>
+              <w:top w:val="single" w:sz="4" w:space="0" w:color="000000"/>
+              <w:left w:val="single" w:sz="4" w:space="0" w:color="000000"/>
+              <w:right w:val="single" w:sz="4" w:space="0" w:color="000000"/>
+            </w:tcBorders>
+            <w:shd w:val="clear" w:color="auto" w:fill="FFFFFF"/>
             <w:tcMar>
               <w:top w:w="0" w:type="dxa"/>
               <w:left w:w="108" w:type="dxa"/>
@@ -1464,33 +1766,33 @@
       </w:tr>
       <w:tr>
         <w:trPr>
-          <w:trHeight w:val="60"/>
+          <w:trHeight w:val="240"/>
         </w:trPr>
         <w:tc>
           <w:tcPr>
             <w:tcW w:w="5511" w:type="dxa"/>
             <w:gridSpan w:val="7"/>
             <w:tcBorders>
-              <w:top w:val="single" w:sz="4" w:space="0" w:color="000000" w:themeColor="text1"/>
-              <w:left w:val="single" w:sz="4" w:space="0" w:color="000000" w:themeColor="text1"/>
-              <w:bottom w:val="single" w:sz="4" w:space="0" w:color="000000" w:themeColor="text1"/>
-            </w:tcBorders>
-            <w:shd w:val="clear" w:color="auto" w:fill="FFFFFF" w:themeFill="background1"/>
-            <w:tcMar>
-              <w:top w:w="0" w:type="dxa"/>
-              <w:left w:w="108" w:type="dxa"/>
-              <w:bottom w:w="0" w:type="dxa"/>
-              <w:right w:w="108" w:type="dxa"/>
-            </w:tcMar>
-            <w:vAlign w:val="center"/>
-          </w:tcPr>
-          <w:p>
-            <w:r>
-              <w:rPr>
-                <w:rFonts w:ascii="Rubik" w:eastAsia="Calibri" w:hAnsi="Rubik" w:cs="Rubik"/>
-                <w:sz w:val="22"/>
-              </w:rPr>
-              <w:t xml:space="preserve">Certificate of Application &amp; Proof of NI </w:t>
+              <w:top w:val="single" w:sz="4" w:space="0" w:color="000000"/>
+              <w:left w:val="single" w:sz="4" w:space="0" w:color="000000"/>
+              <w:bottom w:val="single" w:sz="4" w:space="0" w:color="000000"/>
+            </w:tcBorders>
+            <w:shd w:val="clear" w:color="auto" w:fill="FFFFFF"/>
+            <w:tcMar>
+              <w:top w:w="0" w:type="dxa"/>
+              <w:left w:w="108" w:type="dxa"/>
+              <w:bottom w:w="0" w:type="dxa"/>
+              <w:right w:w="108" w:type="dxa"/>
+            </w:tcMar>
+            <w:vAlign w:val="center"/>
+          </w:tcPr>
+          <w:p>
+            <w:r>
+              <w:rPr>
+                <w:rFonts w:ascii="Rubik" w:eastAsia="Calibri" w:hAnsi="Rubik" w:cs="Rubik"/>
+                <w:sz w:val="22"/>
+              </w:rPr>
+              <w:t>References received</w:t>
             </w:r>
           </w:p>
         </w:tc>
@@ -1499,18 +1801,19 @@
             <w:tcW w:w="1578" w:type="dxa"/>
             <w:gridSpan w:val="3"/>
             <w:tcBorders>
-              <w:top w:val="single" w:sz="4" w:space="0" w:color="000000" w:themeColor="text1"/>
-              <w:left w:val="single" w:sz="4" w:space="0" w:color="000000" w:themeColor="text1"/>
-              <w:bottom w:val="single" w:sz="4" w:space="0" w:color="000000" w:themeColor="text1"/>
-              <w:right w:val="single" w:sz="4" w:space="0" w:color="000000" w:themeColor="text1"/>
-            </w:tcBorders>
-            <w:shd w:val="clear" w:color="auto" w:fill="FFFFFF" w:themeFill="background1"/>
-            <w:tcMar>
-              <w:top w:w="0" w:type="dxa"/>
-              <w:left w:w="108" w:type="dxa"/>
-              <w:bottom w:w="0" w:type="dxa"/>
-              <w:right w:w="108" w:type="dxa"/>
-            </w:tcMar>
+              <w:top w:val="single" w:sz="4" w:space="0" w:color="000000"/>
+              <w:left w:val="single" w:sz="4" w:space="0" w:color="000000"/>
+              <w:bottom w:val="single" w:sz="4" w:space="0" w:color="000000"/>
+              <w:right w:val="single" w:sz="4" w:space="0" w:color="000000"/>
+            </w:tcBorders>
+            <w:shd w:val="clear" w:color="auto" w:fill="FFFFFF"/>
+            <w:tcMar>
+              <w:top w:w="0" w:type="dxa"/>
+              <w:left w:w="108" w:type="dxa"/>
+              <w:bottom w:w="0" w:type="dxa"/>
+              <w:right w:w="108" w:type="dxa"/>
+            </w:tcMar>
+            <w:vAlign w:val="center"/>
           </w:tcPr>
           <w:p>
             <w:pPr>
@@ -1523,7 +1826,7 @@
               <w:rPr>
                 <w:rFonts w:ascii="Rubik" w:eastAsia="Calibri" w:hAnsi="Rubik" w:cs="Rubik"/>
               </w:rPr>
-              <w:t>NA</w:t>
+              <w:t>Yes</w:t>
             </w:r>
           </w:p>
         </w:tc>
@@ -1532,6 +1835,12 @@
             <w:tcW w:w="3120" w:type="dxa"/>
             <w:gridSpan w:val="2"/>
             <w:vMerge/>
+            <w:tcBorders>
+              <w:top w:val="single" w:sz="4" w:space="0" w:color="000000"/>
+              <w:left w:val="single" w:sz="4" w:space="0" w:color="000000"/>
+              <w:right w:val="single" w:sz="4" w:space="0" w:color="000000"/>
+            </w:tcBorders>
+            <w:shd w:val="clear" w:color="auto" w:fill="FFFFFF"/>
             <w:tcMar>
               <w:top w:w="0" w:type="dxa"/>
               <w:left w:w="108" w:type="dxa"/>
@@ -1559,33 +1868,34 @@
       </w:tr>
       <w:tr>
         <w:trPr>
-          <w:trHeight w:val="60"/>
+          <w:trHeight w:val="240"/>
         </w:trPr>
         <w:tc>
           <w:tcPr>
             <w:tcW w:w="5511" w:type="dxa"/>
             <w:gridSpan w:val="7"/>
             <w:tcBorders>
-              <w:top w:val="single" w:sz="4" w:space="0" w:color="000000" w:themeColor="text1"/>
-              <w:left w:val="single" w:sz="4" w:space="0" w:color="000000" w:themeColor="text1"/>
-              <w:bottom w:val="single" w:sz="4" w:space="0" w:color="000000" w:themeColor="text1"/>
-            </w:tcBorders>
-            <w:shd w:val="clear" w:color="auto" w:fill="FFFFFF" w:themeFill="background1"/>
-            <w:tcMar>
-              <w:top w:w="0" w:type="dxa"/>
-              <w:left w:w="108" w:type="dxa"/>
-              <w:bottom w:w="0" w:type="dxa"/>
-              <w:right w:w="108" w:type="dxa"/>
-            </w:tcMar>
-            <w:vAlign w:val="center"/>
-          </w:tcPr>
-          <w:p>
-            <w:r>
-              <w:rPr>
-                <w:rFonts w:ascii="Rubik" w:eastAsia="Calibri" w:hAnsi="Rubik" w:cs="Rubik"/>
-                <w:sz w:val="22"/>
-              </w:rPr>
-              <w:t>Home Office Letter &amp; Proof of NI</w:t>
+              <w:top w:val="single" w:sz="4" w:space="0" w:color="000000"/>
+              <w:left w:val="single" w:sz="4" w:space="0" w:color="000000"/>
+              <w:bottom w:val="single" w:sz="4" w:space="0" w:color="000000"/>
+              <w:right w:val="single" w:sz="4" w:space="0" w:color="000000"/>
+            </w:tcBorders>
+            <w:shd w:val="clear" w:color="auto" w:fill="FFFFFF"/>
+            <w:tcMar>
+              <w:top w:w="0" w:type="dxa"/>
+              <w:left w:w="108" w:type="dxa"/>
+              <w:bottom w:w="0" w:type="dxa"/>
+              <w:right w:w="108" w:type="dxa"/>
+            </w:tcMar>
+            <w:vAlign w:val="center"/>
+          </w:tcPr>
+          <w:p>
+            <w:r>
+              <w:rPr>
+                <w:rFonts w:ascii="Rubik" w:eastAsia="Calibri" w:hAnsi="Rubik" w:cs="Rubik"/>
+                <w:sz w:val="22"/>
+              </w:rPr>
+              <w:t xml:space="preserve">Registered under the disability act: </w:t>
             </w:r>
           </w:p>
         </w:tc>
@@ -1594,18 +1904,19 @@
             <w:tcW w:w="1578" w:type="dxa"/>
             <w:gridSpan w:val="3"/>
             <w:tcBorders>
-              <w:top w:val="single" w:sz="4" w:space="0" w:color="000000" w:themeColor="text1"/>
-              <w:left w:val="single" w:sz="4" w:space="0" w:color="000000" w:themeColor="text1"/>
-              <w:bottom w:val="single" w:sz="4" w:space="0" w:color="000000" w:themeColor="text1"/>
-              <w:right w:val="single" w:sz="4" w:space="0" w:color="000000" w:themeColor="text1"/>
-            </w:tcBorders>
-            <w:shd w:val="clear" w:color="auto" w:fill="FFFFFF" w:themeFill="background1"/>
-            <w:tcMar>
-              <w:top w:w="0" w:type="dxa"/>
-              <w:left w:w="108" w:type="dxa"/>
-              <w:bottom w:w="0" w:type="dxa"/>
-              <w:right w:w="108" w:type="dxa"/>
-            </w:tcMar>
+              <w:top w:val="single" w:sz="4" w:space="0" w:color="000000"/>
+              <w:left w:val="single" w:sz="4" w:space="0" w:color="000000"/>
+              <w:bottom w:val="single" w:sz="4" w:space="0" w:color="000000"/>
+              <w:right w:val="single" w:sz="4" w:space="0" w:color="000000"/>
+            </w:tcBorders>
+            <w:shd w:val="clear" w:color="auto" w:fill="FFFFFF"/>
+            <w:tcMar>
+              <w:top w:w="0" w:type="dxa"/>
+              <w:left w:w="108" w:type="dxa"/>
+              <w:bottom w:w="0" w:type="dxa"/>
+              <w:right w:w="108" w:type="dxa"/>
+            </w:tcMar>
+            <w:vAlign w:val="center"/>
           </w:tcPr>
           <w:p>
             <w:pPr>
@@ -1618,7 +1929,7 @@
               <w:rPr>
                 <w:rFonts w:ascii="Rubik" w:eastAsia="Calibri" w:hAnsi="Rubik" w:cs="Rubik"/>
               </w:rPr>
-              <w:t>NA</w:t>
+              <w:t>No</w:t>
             </w:r>
           </w:p>
         </w:tc>
@@ -1627,6 +1938,12 @@
             <w:tcW w:w="3120" w:type="dxa"/>
             <w:gridSpan w:val="2"/>
             <w:vMerge/>
+            <w:tcBorders>
+              <w:top w:val="single" w:sz="4" w:space="0" w:color="000000"/>
+              <w:left w:val="single" w:sz="4" w:space="0" w:color="000000"/>
+              <w:right w:val="single" w:sz="4" w:space="0" w:color="000000"/>
+            </w:tcBorders>
+            <w:shd w:val="clear" w:color="auto" w:fill="FFFFFF"/>
             <w:tcMar>
               <w:top w:w="0" w:type="dxa"/>
               <w:left w:w="108" w:type="dxa"/>
@@ -1654,34 +1971,34 @@
       </w:tr>
       <w:tr>
         <w:trPr>
-          <w:trHeight w:val="200"/>
+          <w:trHeight w:val="240"/>
         </w:trPr>
         <w:tc>
           <w:tcPr>
             <w:tcW w:w="5511" w:type="dxa"/>
             <w:gridSpan w:val="7"/>
             <w:tcBorders>
-              <w:top w:val="single" w:sz="4" w:space="0" w:color="000000" w:themeColor="text1"/>
-              <w:left w:val="single" w:sz="4" w:space="0" w:color="000000" w:themeColor="text1"/>
-              <w:right w:val="single" w:sz="4" w:space="0" w:color="000000" w:themeColor="text1"/>
-            </w:tcBorders>
-            <w:shd w:val="clear" w:color="auto" w:fill="BFBFBF" w:themeFill="background1" w:themeFillShade="BF"/>
-            <w:tcMar>
-              <w:top w:w="0" w:type="dxa"/>
-              <w:left w:w="108" w:type="dxa"/>
-              <w:bottom w:w="0" w:type="dxa"/>
-              <w:right w:w="108" w:type="dxa"/>
-            </w:tcMar>
-            <w:vAlign w:val="center"/>
-          </w:tcPr>
-          <w:p>
-            <w:r>
-              <w:rPr>
-                <w:rFonts w:ascii="Rubik" w:eastAsia="Calibri" w:hAnsi="Rubik" w:cs="Rubik"/>
-                <w:b/>
-                <w:sz w:val="22"/>
-              </w:rPr>
-              <w:t>Checks</w:t>
+              <w:top w:val="single" w:sz="4" w:space="0" w:color="000000"/>
+              <w:left w:val="single" w:sz="4" w:space="0" w:color="000000"/>
+              <w:bottom w:val="single" w:sz="4" w:space="0" w:color="000000"/>
+              <w:right w:val="single" w:sz="4" w:space="0" w:color="000000"/>
+            </w:tcBorders>
+            <w:shd w:val="clear" w:color="auto" w:fill="FFFFFF"/>
+            <w:tcMar>
+              <w:top w:w="0" w:type="dxa"/>
+              <w:left w:w="108" w:type="dxa"/>
+              <w:bottom w:w="0" w:type="dxa"/>
+              <w:right w:w="108" w:type="dxa"/>
+            </w:tcMar>
+            <w:vAlign w:val="center"/>
+          </w:tcPr>
+          <w:p>
+            <w:r>
+              <w:rPr>
+                <w:rFonts w:ascii="Rubik" w:eastAsia="Calibri" w:hAnsi="Rubik" w:cs="Rubik"/>
+                <w:sz w:val="22"/>
+              </w:rPr>
+              <w:t>Agency Worker agreed to work under all client’s policies and procedures:</w:t>
             </w:r>
           </w:p>
         </w:tc>
@@ -1690,11 +2007,12 @@
             <w:tcW w:w="1578" w:type="dxa"/>
             <w:gridSpan w:val="3"/>
             <w:tcBorders>
-              <w:top w:val="single" w:sz="4" w:space="0" w:color="000000" w:themeColor="text1"/>
-              <w:left w:val="single" w:sz="4" w:space="0" w:color="000000" w:themeColor="text1"/>
-              <w:right w:val="single" w:sz="4" w:space="0" w:color="000000" w:themeColor="text1"/>
-            </w:tcBorders>
-            <w:shd w:val="clear" w:color="auto" w:fill="BFBFBF" w:themeFill="background1" w:themeFillShade="BF"/>
+              <w:top w:val="single" w:sz="4" w:space="0" w:color="000000"/>
+              <w:left w:val="single" w:sz="4" w:space="0" w:color="000000"/>
+              <w:bottom w:val="single" w:sz="4" w:space="0" w:color="000000"/>
+              <w:right w:val="single" w:sz="4" w:space="0" w:color="000000"/>
+            </w:tcBorders>
+            <w:shd w:val="clear" w:color="auto" w:fill="FFFFFF"/>
             <w:tcMar>
               <w:top w:w="0" w:type="dxa"/>
               <w:left w:w="108" w:type="dxa"/>
@@ -1706,14 +2024,15 @@
           <w:p>
             <w:pPr>
               <w:jc w:val="center"/>
-            </w:pPr>
-            <w:r>
-              <w:rPr>
-                <w:rFonts w:ascii="Rubik" w:eastAsia="Calibri" w:hAnsi="Rubik" w:cs="Rubik"/>
-                <w:b/>
-                <w:sz w:val="22"/>
-              </w:rPr>
-              <w:t>Confirmed</w:t>
+              <w:rPr>
+                <w:rFonts w:ascii="Rubik" w:eastAsia="Calibri" w:hAnsi="Rubik" w:cs="Rubik"/>
+              </w:rPr>
+            </w:pPr>
+            <w:r>
+              <w:rPr>
+                <w:rFonts w:ascii="Rubik" w:eastAsia="Calibri" w:hAnsi="Rubik" w:cs="Rubik"/>
+              </w:rPr>
+              <w:t>Yes</w:t>
             </w:r>
           </w:p>
         </w:tc>
@@ -1722,6 +2041,12 @@
             <w:tcW w:w="3120" w:type="dxa"/>
             <w:gridSpan w:val="2"/>
             <w:vMerge/>
+            <w:tcBorders>
+              <w:top w:val="single" w:sz="4" w:space="0" w:color="000000"/>
+              <w:left w:val="single" w:sz="4" w:space="0" w:color="000000"/>
+              <w:right w:val="single" w:sz="4" w:space="0" w:color="000000"/>
+            </w:tcBorders>
+            <w:shd w:val="clear" w:color="auto" w:fill="FFFFFF"/>
             <w:tcMar>
               <w:top w:w="0" w:type="dxa"/>
               <w:left w:w="108" w:type="dxa"/>
@@ -1749,33 +2074,116 @@
       </w:tr>
       <w:tr>
         <w:trPr>
-          <w:trHeight w:val="240"/>
+          <w:trHeight w:val="180"/>
+        </w:trPr>
+        <w:tc>
+          <w:tcPr>
+            <w:tcW w:w="10209" w:type="dxa"/>
+            <w:gridSpan w:val="12"/>
+            <w:tcBorders>
+              <w:top w:val="single" w:sz="4" w:space="0" w:color="000000"/>
+            </w:tcBorders>
+            <w:shd w:val="clear" w:color="auto" w:fill="FFFFFF"/>
+            <w:tcMar>
+              <w:top w:w="0" w:type="dxa"/>
+              <w:left w:w="108" w:type="dxa"/>
+              <w:bottom w:w="0" w:type="dxa"/>
+              <w:right w:w="108" w:type="dxa"/>
+            </w:tcMar>
+            <w:vAlign w:val="bottom"/>
+          </w:tcPr>
+          <w:p>
+            <w:pPr>
+              <w:rPr>
+                <w:rFonts w:ascii="Rubik" w:eastAsia="Calibri" w:hAnsi="Rubik" w:cs="Rubik"/>
+              </w:rPr>
+            </w:pPr>
+          </w:p>
+          <w:p>
+            <w:r>
+              <w:rPr>
+                <w:rFonts w:ascii="Rubik" w:hAnsi="Rubik" w:cs="Rubik"/>
+                <w:sz w:val="22"/>
+              </w:rPr>
+              <w:t xml:space="preserve">     </w:t>
+            </w:r>
+          </w:p>
+        </w:tc>
+      </w:tr>
+      <w:tr>
+        <w:trPr>
+          <w:trHeight w:val="180"/>
+        </w:trPr>
+        <w:tc>
+          <w:tcPr>
+            <w:tcW w:w="10209" w:type="dxa"/>
+            <w:gridSpan w:val="12"/>
+            <w:tcBorders>
+              <w:top w:val="single" w:sz="4" w:space="0" w:color="000000"/>
+            </w:tcBorders>
+            <w:shd w:val="clear" w:color="auto" w:fill="FFFFFF"/>
+            <w:tcMar>
+              <w:top w:w="0" w:type="dxa"/>
+              <w:left w:w="108" w:type="dxa"/>
+              <w:bottom w:w="0" w:type="dxa"/>
+              <w:right w:w="108" w:type="dxa"/>
+            </w:tcMar>
+            <w:vAlign w:val="bottom"/>
+          </w:tcPr>
+          <w:p>
+            <w:pPr>
+              <w:rPr>
+                <w:rFonts w:ascii="Rubik" w:eastAsia="Calibri" w:hAnsi="Rubik" w:cs="Rubik"/>
+              </w:rPr>
+            </w:pPr>
+          </w:p>
+          <w:p>
+            <w:pPr>
+              <w:rPr>
+                <w:rFonts w:ascii="Rubik" w:eastAsia="Calibri" w:hAnsi="Rubik" w:cs="Rubik"/>
+              </w:rPr>
+            </w:pPr>
+          </w:p>
+          <w:p>
+            <w:pPr>
+              <w:rPr>
+                <w:rFonts w:ascii="Rubik" w:eastAsia="Calibri" w:hAnsi="Rubik" w:cs="Rubik"/>
+              </w:rPr>
+            </w:pPr>
+          </w:p>
+        </w:tc>
+      </w:tr>
+      <w:tr>
+        <w:trPr>
+          <w:trHeight w:val="480"/>
         </w:trPr>
         <w:tc>
           <w:tcPr>
             <w:tcW w:w="5511" w:type="dxa"/>
             <w:gridSpan w:val="7"/>
             <w:tcBorders>
-              <w:top w:val="single" w:sz="4" w:space="0" w:color="000000" w:themeColor="text1"/>
-              <w:left w:val="single" w:sz="4" w:space="0" w:color="000000" w:themeColor="text1"/>
-              <w:bottom w:val="single" w:sz="4" w:space="0" w:color="000000" w:themeColor="text1"/>
-            </w:tcBorders>
-            <w:shd w:val="clear" w:color="auto" w:fill="FFFFFF" w:themeFill="background1"/>
-            <w:tcMar>
-              <w:top w:w="0" w:type="dxa"/>
-              <w:left w:w="108" w:type="dxa"/>
-              <w:bottom w:w="0" w:type="dxa"/>
-              <w:right w:w="108" w:type="dxa"/>
-            </w:tcMar>
-            <w:vAlign w:val="center"/>
-          </w:tcPr>
-          <w:p>
-            <w:r>
-              <w:rPr>
-                <w:rFonts w:ascii="Rubik" w:eastAsia="Calibri" w:hAnsi="Rubik" w:cs="Rubik"/>
-                <w:sz w:val="22"/>
-              </w:rPr>
-              <w:t>References received</w:t>
+              <w:top w:val="single" w:sz="4" w:space="0" w:color="000000"/>
+              <w:left w:val="single" w:sz="4" w:space="0" w:color="000000"/>
+              <w:bottom w:val="single" w:sz="4" w:space="0" w:color="000000"/>
+              <w:right w:val="single" w:sz="4" w:space="0" w:color="000000"/>
+            </w:tcBorders>
+            <w:shd w:val="clear" w:color="auto" w:fill="C0C0C0"/>
+            <w:tcMar>
+              <w:top w:w="0" w:type="dxa"/>
+              <w:left w:w="108" w:type="dxa"/>
+              <w:bottom w:w="0" w:type="dxa"/>
+              <w:right w:w="108" w:type="dxa"/>
+            </w:tcMar>
+            <w:vAlign w:val="center"/>
+          </w:tcPr>
+          <w:p>
+            <w:r>
+              <w:rPr>
+                <w:rFonts w:ascii="Rubik" w:eastAsia="Calibri" w:hAnsi="Rubik" w:cs="Rubik"/>
+                <w:b/>
+                <w:sz w:val="22"/>
+              </w:rPr>
+              <w:t>Course</w:t>
             </w:r>
           </w:p>
         </w:tc>
@@ -1784,12 +2192,11 @@
             <w:tcW w:w="1578" w:type="dxa"/>
             <w:gridSpan w:val="3"/>
             <w:tcBorders>
-              <w:top w:val="single" w:sz="4" w:space="0" w:color="000000" w:themeColor="text1"/>
-              <w:left w:val="single" w:sz="4" w:space="0" w:color="000000" w:themeColor="text1"/>
-              <w:bottom w:val="single" w:sz="4" w:space="0" w:color="000000" w:themeColor="text1"/>
-              <w:right w:val="single" w:sz="4" w:space="0" w:color="000000" w:themeColor="text1"/>
-            </w:tcBorders>
-            <w:shd w:val="clear" w:color="auto" w:fill="FFFFFF" w:themeFill="background1"/>
+              <w:top w:val="single" w:sz="4" w:space="0" w:color="000000"/>
+              <w:bottom w:val="single" w:sz="4" w:space="0" w:color="000000"/>
+              <w:right w:val="single" w:sz="4" w:space="0" w:color="000000"/>
+            </w:tcBorders>
+            <w:shd w:val="clear" w:color="auto" w:fill="C0C0C0"/>
             <w:tcMar>
               <w:top w:w="0" w:type="dxa"/>
               <w:left w:w="108" w:type="dxa"/>
@@ -1801,15 +2208,14 @@
           <w:p>
             <w:pPr>
               <w:jc w:val="center"/>
-              <w:rPr>
-                <w:rFonts w:ascii="Rubik" w:eastAsia="Calibri" w:hAnsi="Rubik" w:cs="Rubik"/>
-              </w:rPr>
-            </w:pPr>
-            <w:r>
-              <w:rPr>
-                <w:rFonts w:ascii="Rubik" w:eastAsia="Calibri" w:hAnsi="Rubik" w:cs="Rubik"/>
-              </w:rPr>
-              <w:t>Yes</w:t>
+            </w:pPr>
+            <w:r>
+              <w:rPr>
+                <w:rFonts w:ascii="Rubik" w:eastAsia="Calibri" w:hAnsi="Rubik" w:cs="Rubik"/>
+                <w:b/>
+                <w:sz w:val="22"/>
+              </w:rPr>
+              <w:t>Completed</w:t>
             </w:r>
           </w:p>
         </w:tc>
@@ -1817,29 +2223,30 @@
           <w:tcPr>
             <w:tcW w:w="3120" w:type="dxa"/>
             <w:gridSpan w:val="2"/>
-            <w:vMerge/>
-            <w:tcMar>
-              <w:top w:w="0" w:type="dxa"/>
-              <w:left w:w="108" w:type="dxa"/>
-              <w:bottom w:w="0" w:type="dxa"/>
-              <w:right w:w="108" w:type="dxa"/>
-            </w:tcMar>
-            <w:vAlign w:val="center"/>
-          </w:tcPr>
-          <w:p>
-            <w:pPr>
-              <w:widowControl w:val="0"/>
-              <w:pBdr>
-                <w:top w:val="single" w:sz="2" w:space="31" w:color="FFFFFF" w:shadow="1"/>
-                <w:left w:val="single" w:sz="2" w:space="31" w:color="FFFFFF" w:shadow="1"/>
-                <w:bottom w:val="single" w:sz="2" w:space="31" w:color="FFFFFF" w:shadow="1"/>
-                <w:right w:val="single" w:sz="2" w:space="31" w:color="FFFFFF" w:shadow="1"/>
-              </w:pBdr>
-              <w:spacing w:line="276" w:lineRule="auto"/>
-              <w:rPr>
-                <w:rFonts w:ascii="Rubik" w:eastAsia="Calibri" w:hAnsi="Rubik" w:cs="Rubik"/>
-              </w:rPr>
-            </w:pPr>
+            <w:tcBorders>
+              <w:top w:val="single" w:sz="4" w:space="0" w:color="000000"/>
+              <w:left w:val="single" w:sz="4" w:space="0" w:color="000000"/>
+              <w:bottom w:val="single" w:sz="4" w:space="0" w:color="000000"/>
+              <w:right w:val="single" w:sz="4" w:space="0" w:color="000000"/>
+            </w:tcBorders>
+            <w:shd w:val="clear" w:color="auto" w:fill="C0C0C0"/>
+            <w:tcMar>
+              <w:top w:w="0" w:type="dxa"/>
+              <w:left w:w="108" w:type="dxa"/>
+              <w:bottom w:w="0" w:type="dxa"/>
+              <w:right w:w="108" w:type="dxa"/>
+            </w:tcMar>
+            <w:vAlign w:val="center"/>
+          </w:tcPr>
+          <w:p>
+            <w:r>
+              <w:rPr>
+                <w:rFonts w:ascii="Rubik" w:eastAsia="Calibri" w:hAnsi="Rubik" w:cs="Rubik"/>
+                <w:b/>
+                <w:sz w:val="22"/>
+              </w:rPr>
+              <w:t>Date of Training</w:t>
+            </w:r>
           </w:p>
         </w:tc>
       </w:tr>
@@ -1852,27 +2259,27 @@
             <w:tcW w:w="5511" w:type="dxa"/>
             <w:gridSpan w:val="7"/>
             <w:tcBorders>
-              <w:top w:val="single" w:sz="4" w:space="0" w:color="000000" w:themeColor="text1"/>
-              <w:left w:val="single" w:sz="4" w:space="0" w:color="000000" w:themeColor="text1"/>
-              <w:bottom w:val="single" w:sz="4" w:space="0" w:color="000000" w:themeColor="text1"/>
-              <w:right w:val="single" w:sz="4" w:space="0" w:color="000000" w:themeColor="text1"/>
-            </w:tcBorders>
-            <w:shd w:val="clear" w:color="auto" w:fill="FFFFFF" w:themeFill="background1"/>
-            <w:tcMar>
-              <w:top w:w="0" w:type="dxa"/>
-              <w:left w:w="108" w:type="dxa"/>
-              <w:bottom w:w="0" w:type="dxa"/>
-              <w:right w:w="108" w:type="dxa"/>
-            </w:tcMar>
-            <w:vAlign w:val="center"/>
-          </w:tcPr>
-          <w:p>
-            <w:r>
-              <w:rPr>
-                <w:rFonts w:ascii="Rubik" w:eastAsia="Calibri" w:hAnsi="Rubik" w:cs="Rubik"/>
-                <w:sz w:val="22"/>
-              </w:rPr>
-              <w:t xml:space="preserve">Registered under the disability act: </w:t>
+              <w:top w:val="single" w:sz="4" w:space="0" w:color="000000"/>
+              <w:left w:val="single" w:sz="4" w:space="0" w:color="000000"/>
+              <w:bottom w:val="single" w:sz="4" w:space="0" w:color="000000"/>
+              <w:right w:val="single" w:sz="4" w:space="0" w:color="000000"/>
+            </w:tcBorders>
+            <w:shd w:val="clear" w:color="auto" w:fill="FFFFFF"/>
+            <w:tcMar>
+              <w:top w:w="0" w:type="dxa"/>
+              <w:left w:w="108" w:type="dxa"/>
+              <w:bottom w:w="0" w:type="dxa"/>
+              <w:right w:w="108" w:type="dxa"/>
+            </w:tcMar>
+            <w:vAlign w:val="center"/>
+          </w:tcPr>
+          <w:p>
+            <w:r>
+              <w:rPr>
+                <w:rFonts w:ascii="Rubik" w:eastAsia="Calibri" w:hAnsi="Rubik" w:cs="Rubik"/>
+                <w:sz w:val="22"/>
+              </w:rPr>
+              <w:t>Basic Life Support</w:t>
             </w:r>
           </w:p>
         </w:tc>
@@ -1881,19 +2288,16 @@
             <w:tcW w:w="1578" w:type="dxa"/>
             <w:gridSpan w:val="3"/>
             <w:tcBorders>
-              <w:top w:val="single" w:sz="4" w:space="0" w:color="000000" w:themeColor="text1"/>
-              <w:left w:val="single" w:sz="4" w:space="0" w:color="000000" w:themeColor="text1"/>
-              <w:bottom w:val="single" w:sz="4" w:space="0" w:color="000000" w:themeColor="text1"/>
-              <w:right w:val="single" w:sz="4" w:space="0" w:color="000000" w:themeColor="text1"/>
-            </w:tcBorders>
-            <w:shd w:val="clear" w:color="auto" w:fill="FFFFFF" w:themeFill="background1"/>
-            <w:tcMar>
-              <w:top w:w="0" w:type="dxa"/>
-              <w:left w:w="108" w:type="dxa"/>
-              <w:bottom w:w="0" w:type="dxa"/>
-              <w:right w:w="108" w:type="dxa"/>
-            </w:tcMar>
-            <w:vAlign w:val="center"/>
+              <w:bottom w:val="single" w:sz="4" w:space="0" w:color="000000"/>
+              <w:right w:val="single" w:sz="4" w:space="0" w:color="000000"/>
+            </w:tcBorders>
+            <w:shd w:val="clear" w:color="auto" w:fill="FFFFFF"/>
+            <w:tcMar>
+              <w:top w:w="0" w:type="dxa"/>
+              <w:left w:w="108" w:type="dxa"/>
+              <w:bottom w:w="0" w:type="dxa"/>
+              <w:right w:w="108" w:type="dxa"/>
+            </w:tcMar>
           </w:tcPr>
           <w:p>
             <w:pPr>
@@ -1906,7 +2310,7 @@
               <w:rPr>
                 <w:rFonts w:ascii="Rubik" w:eastAsia="Calibri" w:hAnsi="Rubik" w:cs="Rubik"/>
               </w:rPr>
-              <w:t>No</w:t>
+              <w:t>Yes</w:t>
             </w:r>
           </w:p>
         </w:tc>
@@ -1914,29 +2318,34 @@
           <w:tcPr>
             <w:tcW w:w="3120" w:type="dxa"/>
             <w:gridSpan w:val="2"/>
-            <w:vMerge/>
-            <w:tcMar>
-              <w:top w:w="0" w:type="dxa"/>
-              <w:left w:w="108" w:type="dxa"/>
-              <w:bottom w:w="0" w:type="dxa"/>
-              <w:right w:w="108" w:type="dxa"/>
-            </w:tcMar>
-            <w:vAlign w:val="center"/>
-          </w:tcPr>
-          <w:p>
-            <w:pPr>
-              <w:widowControl w:val="0"/>
-              <w:pBdr>
-                <w:top w:val="single" w:sz="2" w:space="31" w:color="FFFFFF" w:shadow="1"/>
-                <w:left w:val="single" w:sz="2" w:space="31" w:color="FFFFFF" w:shadow="1"/>
-                <w:bottom w:val="single" w:sz="2" w:space="31" w:color="FFFFFF" w:shadow="1"/>
-                <w:right w:val="single" w:sz="2" w:space="31" w:color="FFFFFF" w:shadow="1"/>
-              </w:pBdr>
-              <w:spacing w:line="276" w:lineRule="auto"/>
-              <w:rPr>
-                <w:rFonts w:ascii="Rubik" w:eastAsia="Calibri" w:hAnsi="Rubik" w:cs="Rubik"/>
-              </w:rPr>
-            </w:pPr>
+            <w:tcBorders>
+              <w:top w:val="single" w:sz="4" w:space="0" w:color="000000"/>
+              <w:bottom w:val="single" w:sz="4" w:space="0" w:color="000000"/>
+              <w:right w:val="single" w:sz="4" w:space="0" w:color="000000"/>
+            </w:tcBorders>
+            <w:shd w:val="clear" w:color="auto" w:fill="FFFFFF"/>
+            <w:tcMar>
+              <w:top w:w="0" w:type="dxa"/>
+              <w:left w:w="108" w:type="dxa"/>
+              <w:bottom w:w="0" w:type="dxa"/>
+              <w:right w:w="108" w:type="dxa"/>
+            </w:tcMar>
+          </w:tcPr>
+          <w:p>
+            <w:pPr>
+              <w:jc w:val="center"/>
+              <w:rPr>
+                <w:rFonts w:ascii="Rubik" w:eastAsia="Calibri" w:hAnsi="Rubik" w:cs="Rubik"/>
+              </w:rPr>
+            </w:pPr>
+            <w:r>
+              <w:rPr>
+                <w:rFonts w:ascii="Arial" w:hAnsi="Arial" w:cs="Arial"/>
+                <w:sz w:val="20"/>
+                <w:szCs w:val="20"/>
+              </w:rPr>
+              <w:t>{{Training completion date}}</w:t>
+            </w:r>
           </w:p>
         </w:tc>
       </w:tr>
@@ -1949,27 +2358,32 @@
             <w:tcW w:w="5511" w:type="dxa"/>
             <w:gridSpan w:val="7"/>
             <w:tcBorders>
-              <w:top w:val="single" w:sz="4" w:space="0" w:color="000000" w:themeColor="text1"/>
-              <w:left w:val="single" w:sz="4" w:space="0" w:color="000000" w:themeColor="text1"/>
-              <w:bottom w:val="single" w:sz="4" w:space="0" w:color="000000" w:themeColor="text1"/>
-              <w:right w:val="single" w:sz="4" w:space="0" w:color="000000" w:themeColor="text1"/>
-            </w:tcBorders>
-            <w:shd w:val="clear" w:color="auto" w:fill="FFFFFF" w:themeFill="background1"/>
-            <w:tcMar>
-              <w:top w:w="0" w:type="dxa"/>
-              <w:left w:w="108" w:type="dxa"/>
-              <w:bottom w:w="0" w:type="dxa"/>
-              <w:right w:w="108" w:type="dxa"/>
-            </w:tcMar>
-            <w:vAlign w:val="center"/>
-          </w:tcPr>
-          <w:p>
-            <w:r>
-              <w:rPr>
-                <w:rFonts w:ascii="Rubik" w:eastAsia="Calibri" w:hAnsi="Rubik" w:cs="Rubik"/>
-                <w:sz w:val="22"/>
-              </w:rPr>
-              <w:t>Agency Worker agreed to work under all client’s policies and procedures:</w:t>
+              <w:top w:val="single" w:sz="4" w:space="0" w:color="000000"/>
+              <w:left w:val="single" w:sz="4" w:space="0" w:color="000000"/>
+              <w:bottom w:val="single" w:sz="4" w:space="0" w:color="000000"/>
+              <w:right w:val="single" w:sz="4" w:space="0" w:color="000000"/>
+            </w:tcBorders>
+            <w:shd w:val="clear" w:color="auto" w:fill="FFFFFF"/>
+            <w:tcMar>
+              <w:top w:w="0" w:type="dxa"/>
+              <w:left w:w="108" w:type="dxa"/>
+              <w:bottom w:w="0" w:type="dxa"/>
+              <w:right w:w="108" w:type="dxa"/>
+            </w:tcMar>
+            <w:vAlign w:val="center"/>
+          </w:tcPr>
+          <w:p>
+            <w:pPr>
+              <w:rPr>
+                <w:rFonts w:ascii="Rubik" w:hAnsi="Rubik" w:cs="Rubik"/>
+              </w:rPr>
+            </w:pPr>
+            <w:r>
+              <w:rPr>
+                <w:rFonts w:ascii="Rubik" w:hAnsi="Rubik" w:cs="Rubik"/>
+                <w:sz w:val="22"/>
+              </w:rPr>
+              <w:t>Complaints Handling</w:t>
             </w:r>
           </w:p>
         </w:tc>
@@ -1978,25 +2392,22 @@
             <w:tcW w:w="1578" w:type="dxa"/>
             <w:gridSpan w:val="3"/>
             <w:tcBorders>
-              <w:top w:val="single" w:sz="4" w:space="0" w:color="000000" w:themeColor="text1"/>
-              <w:left w:val="single" w:sz="4" w:space="0" w:color="000000" w:themeColor="text1"/>
-              <w:bottom w:val="single" w:sz="4" w:space="0" w:color="000000" w:themeColor="text1"/>
-              <w:right w:val="single" w:sz="4" w:space="0" w:color="000000" w:themeColor="text1"/>
-            </w:tcBorders>
-            <w:shd w:val="clear" w:color="auto" w:fill="FFFFFF" w:themeFill="background1"/>
-            <w:tcMar>
-              <w:top w:w="0" w:type="dxa"/>
-              <w:left w:w="108" w:type="dxa"/>
-              <w:bottom w:w="0" w:type="dxa"/>
-              <w:right w:w="108" w:type="dxa"/>
-            </w:tcMar>
-            <w:vAlign w:val="center"/>
+              <w:bottom w:val="single" w:sz="4" w:space="0" w:color="000000"/>
+              <w:right w:val="single" w:sz="4" w:space="0" w:color="000000"/>
+            </w:tcBorders>
+            <w:shd w:val="clear" w:color="auto" w:fill="FFFFFF"/>
+            <w:tcMar>
+              <w:top w:w="0" w:type="dxa"/>
+              <w:left w:w="108" w:type="dxa"/>
+              <w:bottom w:w="0" w:type="dxa"/>
+              <w:right w:w="108" w:type="dxa"/>
+            </w:tcMar>
           </w:tcPr>
           <w:p>
             <w:pPr>
               <w:jc w:val="center"/>
               <w:rPr>
-                <w:rFonts w:ascii="Rubik" w:eastAsia="Calibri" w:hAnsi="Rubik" w:cs="Rubik"/>
+                <w:rFonts w:ascii="Rubik" w:hAnsi="Rubik" w:cs="Rubik"/>
               </w:rPr>
             </w:pPr>
             <w:r>
@@ -2011,163 +2422,33 @@
           <w:tcPr>
             <w:tcW w:w="3120" w:type="dxa"/>
             <w:gridSpan w:val="2"/>
-            <w:vMerge/>
-            <w:tcMar>
-              <w:top w:w="0" w:type="dxa"/>
-              <w:left w:w="108" w:type="dxa"/>
-              <w:bottom w:w="0" w:type="dxa"/>
-              <w:right w:w="108" w:type="dxa"/>
-            </w:tcMar>
-            <w:vAlign w:val="center"/>
-          </w:tcPr>
-          <w:p>
-            <w:pPr>
-              <w:widowControl w:val="0"/>
-              <w:pBdr>
-                <w:top w:val="single" w:sz="2" w:space="31" w:color="FFFFFF" w:shadow="1"/>
-                <w:left w:val="single" w:sz="2" w:space="31" w:color="FFFFFF" w:shadow="1"/>
-                <w:bottom w:val="single" w:sz="2" w:space="31" w:color="FFFFFF" w:shadow="1"/>
-                <w:right w:val="single" w:sz="2" w:space="31" w:color="FFFFFF" w:shadow="1"/>
-              </w:pBdr>
-              <w:spacing w:line="276" w:lineRule="auto"/>
-              <w:rPr>
-                <w:rFonts w:ascii="Rubik" w:eastAsia="Calibri" w:hAnsi="Rubik" w:cs="Rubik"/>
-              </w:rPr>
-            </w:pPr>
-          </w:p>
-        </w:tc>
-      </w:tr>
-      <w:tr>
-        <w:trPr>
-          <w:trHeight w:val="180"/>
-        </w:trPr>
-        <w:tc>
-          <w:tcPr>
-            <w:tcW w:w="10209" w:type="dxa"/>
-            <w:gridSpan w:val="12"/>
-            <w:tcBorders>
-              <w:top w:val="single" w:sz="4" w:space="0" w:color="000000" w:themeColor="text1"/>
-            </w:tcBorders>
-            <w:shd w:val="clear" w:color="auto" w:fill="FFFFFF" w:themeFill="background1"/>
-            <w:tcMar>
-              <w:top w:w="0" w:type="dxa"/>
-              <w:left w:w="108" w:type="dxa"/>
-              <w:bottom w:w="0" w:type="dxa"/>
-              <w:right w:w="108" w:type="dxa"/>
-            </w:tcMar>
-            <w:vAlign w:val="bottom"/>
-          </w:tcPr>
-          <w:p>
-            <w:pPr>
-              <w:rPr>
-                <w:rFonts w:ascii="Rubik" w:eastAsia="Calibri" w:hAnsi="Rubik" w:cs="Rubik"/>
-              </w:rPr>
-            </w:pPr>
-          </w:p>
-          <w:p>
-            <w:r>
+            <w:tcBorders>
+              <w:top w:val="single" w:sz="4" w:space="0" w:color="000000"/>
+              <w:bottom w:val="single" w:sz="4" w:space="0" w:color="000000"/>
+              <w:right w:val="single" w:sz="4" w:space="0" w:color="000000"/>
+            </w:tcBorders>
+            <w:shd w:val="clear" w:color="auto" w:fill="FFFFFF"/>
+            <w:tcMar>
+              <w:top w:w="0" w:type="dxa"/>
+              <w:left w:w="108" w:type="dxa"/>
+              <w:bottom w:w="0" w:type="dxa"/>
+              <w:right w:w="108" w:type="dxa"/>
+            </w:tcMar>
+          </w:tcPr>
+          <w:p>
+            <w:pPr>
+              <w:jc w:val="center"/>
               <w:rPr>
                 <w:rFonts w:ascii="Rubik" w:hAnsi="Rubik" w:cs="Rubik"/>
-                <w:sz w:val="22"/>
-              </w:rPr>
-              <w:t xml:space="preserve">     </w:t>
-            </w:r>
-          </w:p>
-        </w:tc>
-      </w:tr>
-      <w:tr>
-        <w:trPr>
-          <w:trHeight w:val="480"/>
-        </w:trPr>
-        <w:tc>
-          <w:tcPr>
-            <w:tcW w:w="5511" w:type="dxa"/>
-            <w:gridSpan w:val="7"/>
-            <w:tcBorders>
-              <w:top w:val="single" w:sz="4" w:space="0" w:color="000000" w:themeColor="text1"/>
-              <w:left w:val="single" w:sz="4" w:space="0" w:color="000000" w:themeColor="text1"/>
-              <w:bottom w:val="single" w:sz="4" w:space="0" w:color="000000" w:themeColor="text1"/>
-              <w:right w:val="single" w:sz="4" w:space="0" w:color="000000" w:themeColor="text1"/>
-            </w:tcBorders>
-            <w:shd w:val="clear" w:color="auto" w:fill="C0C0C0"/>
-            <w:tcMar>
-              <w:top w:w="0" w:type="dxa"/>
-              <w:left w:w="108" w:type="dxa"/>
-              <w:bottom w:w="0" w:type="dxa"/>
-              <w:right w:w="108" w:type="dxa"/>
-            </w:tcMar>
-            <w:vAlign w:val="center"/>
-          </w:tcPr>
-          <w:p>
-            <w:r>
-              <w:rPr>
-                <w:rFonts w:ascii="Rubik" w:eastAsia="Calibri" w:hAnsi="Rubik" w:cs="Rubik"/>
-                <w:b/>
-                <w:sz w:val="22"/>
-              </w:rPr>
-              <w:t>Course</w:t>
-            </w:r>
-          </w:p>
-        </w:tc>
-        <w:tc>
-          <w:tcPr>
-            <w:tcW w:w="1578" w:type="dxa"/>
-            <w:gridSpan w:val="3"/>
-            <w:tcBorders>
-              <w:top w:val="single" w:sz="4" w:space="0" w:color="000000" w:themeColor="text1"/>
-              <w:bottom w:val="single" w:sz="4" w:space="0" w:color="000000" w:themeColor="text1"/>
-              <w:right w:val="single" w:sz="4" w:space="0" w:color="000000" w:themeColor="text1"/>
-            </w:tcBorders>
-            <w:shd w:val="clear" w:color="auto" w:fill="C0C0C0"/>
-            <w:tcMar>
-              <w:top w:w="0" w:type="dxa"/>
-              <w:left w:w="108" w:type="dxa"/>
-              <w:bottom w:w="0" w:type="dxa"/>
-              <w:right w:w="108" w:type="dxa"/>
-            </w:tcMar>
-            <w:vAlign w:val="center"/>
-          </w:tcPr>
-          <w:p>
-            <w:pPr>
-              <w:jc w:val="center"/>
-            </w:pPr>
-            <w:r>
-              <w:rPr>
-                <w:rFonts w:ascii="Rubik" w:eastAsia="Calibri" w:hAnsi="Rubik" w:cs="Rubik"/>
-                <w:b/>
-                <w:sz w:val="22"/>
-              </w:rPr>
-              <w:t>Completed</w:t>
-            </w:r>
-          </w:p>
-        </w:tc>
-        <w:tc>
-          <w:tcPr>
-            <w:tcW w:w="3120" w:type="dxa"/>
-            <w:gridSpan w:val="2"/>
-            <w:tcBorders>
-              <w:top w:val="single" w:sz="4" w:space="0" w:color="000000" w:themeColor="text1"/>
-              <w:left w:val="single" w:sz="4" w:space="0" w:color="000000" w:themeColor="text1"/>
-              <w:bottom w:val="single" w:sz="4" w:space="0" w:color="000000" w:themeColor="text1"/>
-              <w:right w:val="single" w:sz="4" w:space="0" w:color="000000" w:themeColor="text1"/>
-            </w:tcBorders>
-            <w:shd w:val="clear" w:color="auto" w:fill="C0C0C0"/>
-            <w:tcMar>
-              <w:top w:w="0" w:type="dxa"/>
-              <w:left w:w="108" w:type="dxa"/>
-              <w:bottom w:w="0" w:type="dxa"/>
-              <w:right w:w="108" w:type="dxa"/>
-            </w:tcMar>
-            <w:vAlign w:val="center"/>
-          </w:tcPr>
-          <w:p>
-            <w:r>
-              <w:rPr>
-                <w:rFonts w:ascii="Rubik" w:eastAsia="Calibri" w:hAnsi="Rubik" w:cs="Rubik"/>
-                <w:b/>
-                <w:sz w:val="22"/>
-              </w:rPr>
-              <w:t>Date of Training</w:t>
+              </w:rPr>
+            </w:pPr>
+            <w:r>
+              <w:rPr>
+                <w:rFonts w:ascii="Arial" w:hAnsi="Arial" w:cs="Arial"/>
+                <w:sz w:val="20"/>
+                <w:szCs w:val="20"/>
+              </w:rPr>
+              <w:t>{{Training completion date}}</w:t>
             </w:r>
           </w:p>
         </w:tc>
@@ -2181,27 +2462,32 @@
             <w:tcW w:w="5511" w:type="dxa"/>
             <w:gridSpan w:val="7"/>
             <w:tcBorders>
-              <w:top w:val="single" w:sz="4" w:space="0" w:color="000000" w:themeColor="text1"/>
-              <w:left w:val="single" w:sz="4" w:space="0" w:color="000000" w:themeColor="text1"/>
-              <w:bottom w:val="single" w:sz="4" w:space="0" w:color="000000" w:themeColor="text1"/>
-              <w:right w:val="single" w:sz="4" w:space="0" w:color="000000" w:themeColor="text1"/>
-            </w:tcBorders>
-            <w:shd w:val="clear" w:color="auto" w:fill="FFFFFF" w:themeFill="background1"/>
-            <w:tcMar>
-              <w:top w:w="0" w:type="dxa"/>
-              <w:left w:w="108" w:type="dxa"/>
-              <w:bottom w:w="0" w:type="dxa"/>
-              <w:right w:w="108" w:type="dxa"/>
-            </w:tcMar>
-            <w:vAlign w:val="center"/>
-          </w:tcPr>
-          <w:p>
-            <w:r>
-              <w:rPr>
-                <w:rFonts w:ascii="Rubik" w:eastAsia="Calibri" w:hAnsi="Rubik" w:cs="Rubik"/>
-                <w:sz w:val="22"/>
-              </w:rPr>
-              <w:t>Basic Life Support</w:t>
+              <w:top w:val="single" w:sz="4" w:space="0" w:color="000000"/>
+              <w:left w:val="single" w:sz="4" w:space="0" w:color="000000"/>
+              <w:bottom w:val="single" w:sz="4" w:space="0" w:color="000000"/>
+              <w:right w:val="single" w:sz="4" w:space="0" w:color="000000"/>
+            </w:tcBorders>
+            <w:shd w:val="clear" w:color="auto" w:fill="FFFFFF"/>
+            <w:tcMar>
+              <w:top w:w="0" w:type="dxa"/>
+              <w:left w:w="108" w:type="dxa"/>
+              <w:bottom w:w="0" w:type="dxa"/>
+              <w:right w:w="108" w:type="dxa"/>
+            </w:tcMar>
+            <w:vAlign w:val="center"/>
+          </w:tcPr>
+          <w:p>
+            <w:pPr>
+              <w:rPr>
+                <w:rFonts w:ascii="Rubik" w:hAnsi="Rubik" w:cs="Rubik"/>
+              </w:rPr>
+            </w:pPr>
+            <w:r>
+              <w:rPr>
+                <w:rFonts w:ascii="Rubik" w:hAnsi="Rubik" w:cs="Rubik"/>
+                <w:sz w:val="22"/>
+              </w:rPr>
+              <w:t>Conflict Resolution</w:t>
             </w:r>
           </w:p>
         </w:tc>
@@ -2210,10 +2496,10 @@
             <w:tcW w:w="1578" w:type="dxa"/>
             <w:gridSpan w:val="3"/>
             <w:tcBorders>
-              <w:bottom w:val="single" w:sz="4" w:space="0" w:color="000000" w:themeColor="text1"/>
-              <w:right w:val="single" w:sz="4" w:space="0" w:color="000000" w:themeColor="text1"/>
-            </w:tcBorders>
-            <w:shd w:val="clear" w:color="auto" w:fill="FFFFFF" w:themeFill="background1"/>
+              <w:bottom w:val="single" w:sz="4" w:space="0" w:color="000000"/>
+              <w:right w:val="single" w:sz="4" w:space="0" w:color="000000"/>
+            </w:tcBorders>
+            <w:shd w:val="clear" w:color="auto" w:fill="FFFFFF"/>
             <w:tcMar>
               <w:top w:w="0" w:type="dxa"/>
               <w:left w:w="108" w:type="dxa"/>
@@ -2225,7 +2511,7 @@
             <w:pPr>
               <w:jc w:val="center"/>
               <w:rPr>
-                <w:rFonts w:ascii="Rubik" w:eastAsia="Calibri" w:hAnsi="Rubik" w:cs="Rubik"/>
+                <w:rFonts w:ascii="Rubik" w:hAnsi="Rubik" w:cs="Rubik"/>
               </w:rPr>
             </w:pPr>
             <w:r>
@@ -2241,11 +2527,11 @@
             <w:tcW w:w="3120" w:type="dxa"/>
             <w:gridSpan w:val="2"/>
             <w:tcBorders>
-              <w:top w:val="single" w:sz="4" w:space="0" w:color="000000" w:themeColor="text1"/>
-              <w:bottom w:val="single" w:sz="4" w:space="0" w:color="000000" w:themeColor="text1"/>
-              <w:right w:val="single" w:sz="4" w:space="0" w:color="000000" w:themeColor="text1"/>
-            </w:tcBorders>
-            <w:shd w:val="clear" w:color="auto" w:fill="FFFFFF" w:themeFill="background1"/>
+              <w:top w:val="single" w:sz="4" w:space="0" w:color="000000"/>
+              <w:bottom w:val="single" w:sz="4" w:space="0" w:color="000000"/>
+              <w:right w:val="single" w:sz="4" w:space="0" w:color="000000"/>
+            </w:tcBorders>
+            <w:shd w:val="clear" w:color="auto" w:fill="FFFFFF"/>
             <w:tcMar>
               <w:top w:w="0" w:type="dxa"/>
               <w:left w:w="108" w:type="dxa"/>
@@ -2257,7 +2543,7 @@
             <w:pPr>
               <w:jc w:val="center"/>
               <w:rPr>
-                <w:rFonts w:ascii="Rubik" w:eastAsia="Calibri" w:hAnsi="Rubik" w:cs="Rubik"/>
+                <w:rFonts w:ascii="Rubik" w:hAnsi="Rubik" w:cs="Rubik"/>
               </w:rPr>
             </w:pPr>
             <w:r>
@@ -2280,12 +2566,12 @@
             <w:tcW w:w="5511" w:type="dxa"/>
             <w:gridSpan w:val="7"/>
             <w:tcBorders>
-              <w:top w:val="single" w:sz="4" w:space="0" w:color="000000" w:themeColor="text1"/>
-              <w:left w:val="single" w:sz="4" w:space="0" w:color="000000" w:themeColor="text1"/>
-              <w:bottom w:val="single" w:sz="4" w:space="0" w:color="000000" w:themeColor="text1"/>
-              <w:right w:val="single" w:sz="4" w:space="0" w:color="000000" w:themeColor="text1"/>
-            </w:tcBorders>
-            <w:shd w:val="clear" w:color="auto" w:fill="FFFFFF" w:themeFill="background1"/>
+              <w:top w:val="single" w:sz="4" w:space="0" w:color="000000"/>
+              <w:left w:val="single" w:sz="4" w:space="0" w:color="000000"/>
+              <w:bottom w:val="single" w:sz="4" w:space="0" w:color="000000"/>
+              <w:right w:val="single" w:sz="4" w:space="0" w:color="000000"/>
+            </w:tcBorders>
+            <w:shd w:val="clear" w:color="auto" w:fill="FFFFFF"/>
             <w:tcMar>
               <w:top w:w="0" w:type="dxa"/>
               <w:left w:w="108" w:type="dxa"/>
@@ -2305,7 +2591,7 @@
                 <w:rFonts w:ascii="Rubik" w:hAnsi="Rubik" w:cs="Rubik"/>
                 <w:sz w:val="22"/>
               </w:rPr>
-              <w:t>Complaints Handling</w:t>
+              <w:t>Coronavirus – Infection Prevention and Control</w:t>
             </w:r>
           </w:p>
         </w:tc>
@@ -2314,10 +2600,10 @@
             <w:tcW w:w="1578" w:type="dxa"/>
             <w:gridSpan w:val="3"/>
             <w:tcBorders>
-              <w:bottom w:val="single" w:sz="4" w:space="0" w:color="000000" w:themeColor="text1"/>
-              <w:right w:val="single" w:sz="4" w:space="0" w:color="000000" w:themeColor="text1"/>
-            </w:tcBorders>
-            <w:shd w:val="clear" w:color="auto" w:fill="FFFFFF" w:themeFill="background1"/>
+              <w:bottom w:val="single" w:sz="4" w:space="0" w:color="000000"/>
+              <w:right w:val="single" w:sz="4" w:space="0" w:color="000000"/>
+            </w:tcBorders>
+            <w:shd w:val="clear" w:color="auto" w:fill="FFFFFF"/>
             <w:tcMar>
               <w:top w:w="0" w:type="dxa"/>
               <w:left w:w="108" w:type="dxa"/>
@@ -2345,11 +2631,11 @@
             <w:tcW w:w="3120" w:type="dxa"/>
             <w:gridSpan w:val="2"/>
             <w:tcBorders>
-              <w:top w:val="single" w:sz="4" w:space="0" w:color="000000" w:themeColor="text1"/>
-              <w:bottom w:val="single" w:sz="4" w:space="0" w:color="000000" w:themeColor="text1"/>
-              <w:right w:val="single" w:sz="4" w:space="0" w:color="000000" w:themeColor="text1"/>
-            </w:tcBorders>
-            <w:shd w:val="clear" w:color="auto" w:fill="FFFFFF" w:themeFill="background1"/>
+              <w:top w:val="single" w:sz="4" w:space="0" w:color="000000"/>
+              <w:bottom w:val="single" w:sz="4" w:space="0" w:color="000000"/>
+              <w:right w:val="single" w:sz="4" w:space="0" w:color="000000"/>
+            </w:tcBorders>
+            <w:shd w:val="clear" w:color="auto" w:fill="FFFFFF"/>
             <w:tcMar>
               <w:top w:w="0" w:type="dxa"/>
               <w:left w:w="108" w:type="dxa"/>
@@ -2384,32 +2670,27 @@
             <w:tcW w:w="5511" w:type="dxa"/>
             <w:gridSpan w:val="7"/>
             <w:tcBorders>
-              <w:top w:val="single" w:sz="4" w:space="0" w:color="000000" w:themeColor="text1"/>
-              <w:left w:val="single" w:sz="4" w:space="0" w:color="000000" w:themeColor="text1"/>
-              <w:bottom w:val="single" w:sz="4" w:space="0" w:color="000000" w:themeColor="text1"/>
-              <w:right w:val="single" w:sz="4" w:space="0" w:color="000000" w:themeColor="text1"/>
-            </w:tcBorders>
-            <w:shd w:val="clear" w:color="auto" w:fill="FFFFFF" w:themeFill="background1"/>
-            <w:tcMar>
-              <w:top w:w="0" w:type="dxa"/>
-              <w:left w:w="108" w:type="dxa"/>
-              <w:bottom w:w="0" w:type="dxa"/>
-              <w:right w:w="108" w:type="dxa"/>
-            </w:tcMar>
-            <w:vAlign w:val="center"/>
-          </w:tcPr>
-          <w:p>
-            <w:pPr>
-              <w:rPr>
-                <w:rFonts w:ascii="Rubik" w:hAnsi="Rubik" w:cs="Rubik"/>
-              </w:rPr>
-            </w:pPr>
-            <w:r>
-              <w:rPr>
-                <w:rFonts w:ascii="Rubik" w:hAnsi="Rubik" w:cs="Rubik"/>
-                <w:sz w:val="22"/>
-              </w:rPr>
-              <w:t>Conflict Resolution</w:t>
+              <w:top w:val="single" w:sz="4" w:space="0" w:color="000000"/>
+              <w:left w:val="single" w:sz="4" w:space="0" w:color="000000"/>
+              <w:bottom w:val="single" w:sz="4" w:space="0" w:color="000000"/>
+              <w:right w:val="single" w:sz="4" w:space="0" w:color="000000"/>
+            </w:tcBorders>
+            <w:shd w:val="clear" w:color="auto" w:fill="FFFFFF"/>
+            <w:tcMar>
+              <w:top w:w="0" w:type="dxa"/>
+              <w:left w:w="108" w:type="dxa"/>
+              <w:bottom w:w="0" w:type="dxa"/>
+              <w:right w:w="108" w:type="dxa"/>
+            </w:tcMar>
+            <w:vAlign w:val="center"/>
+          </w:tcPr>
+          <w:p>
+            <w:r>
+              <w:rPr>
+                <w:rFonts w:ascii="Rubik" w:eastAsia="Calibri" w:hAnsi="Rubik" w:cs="Rubik"/>
+                <w:sz w:val="22"/>
+              </w:rPr>
+              <w:t>COSHH</w:t>
             </w:r>
           </w:p>
         </w:tc>
@@ -2418,10 +2699,10 @@
             <w:tcW w:w="1578" w:type="dxa"/>
             <w:gridSpan w:val="3"/>
             <w:tcBorders>
-              <w:bottom w:val="single" w:sz="4" w:space="0" w:color="000000" w:themeColor="text1"/>
-              <w:right w:val="single" w:sz="4" w:space="0" w:color="000000" w:themeColor="text1"/>
-            </w:tcBorders>
-            <w:shd w:val="clear" w:color="auto" w:fill="FFFFFF" w:themeFill="background1"/>
+              <w:bottom w:val="single" w:sz="4" w:space="0" w:color="000000"/>
+              <w:right w:val="single" w:sz="4" w:space="0" w:color="000000"/>
+            </w:tcBorders>
+            <w:shd w:val="clear" w:color="auto" w:fill="FFFFFF"/>
             <w:tcMar>
               <w:top w:w="0" w:type="dxa"/>
               <w:left w:w="108" w:type="dxa"/>
@@ -2433,7 +2714,7 @@
             <w:pPr>
               <w:jc w:val="center"/>
               <w:rPr>
-                <w:rFonts w:ascii="Rubik" w:hAnsi="Rubik" w:cs="Rubik"/>
+                <w:rFonts w:ascii="Rubik" w:eastAsia="Calibri" w:hAnsi="Rubik" w:cs="Rubik"/>
               </w:rPr>
             </w:pPr>
             <w:r>
@@ -2449,11 +2730,11 @@
             <w:tcW w:w="3120" w:type="dxa"/>
             <w:gridSpan w:val="2"/>
             <w:tcBorders>
-              <w:top w:val="single" w:sz="4" w:space="0" w:color="000000" w:themeColor="text1"/>
-              <w:bottom w:val="single" w:sz="4" w:space="0" w:color="000000" w:themeColor="text1"/>
-              <w:right w:val="single" w:sz="4" w:space="0" w:color="000000" w:themeColor="text1"/>
-            </w:tcBorders>
-            <w:shd w:val="clear" w:color="auto" w:fill="FFFFFF" w:themeFill="background1"/>
+              <w:top w:val="single" w:sz="4" w:space="0" w:color="000000"/>
+              <w:bottom w:val="single" w:sz="4" w:space="0" w:color="000000"/>
+              <w:right w:val="single" w:sz="4" w:space="0" w:color="000000"/>
+            </w:tcBorders>
+            <w:shd w:val="clear" w:color="auto" w:fill="FFFFFF"/>
             <w:tcMar>
               <w:top w:w="0" w:type="dxa"/>
               <w:left w:w="108" w:type="dxa"/>
@@ -2465,7 +2746,7 @@
             <w:pPr>
               <w:jc w:val="center"/>
               <w:rPr>
-                <w:rFonts w:ascii="Rubik" w:hAnsi="Rubik" w:cs="Rubik"/>
+                <w:rFonts w:ascii="Rubik" w:eastAsia="Calibri" w:hAnsi="Rubik" w:cs="Rubik"/>
               </w:rPr>
             </w:pPr>
             <w:r>
@@ -2488,32 +2769,27 @@
             <w:tcW w:w="5511" w:type="dxa"/>
             <w:gridSpan w:val="7"/>
             <w:tcBorders>
-              <w:top w:val="single" w:sz="4" w:space="0" w:color="000000" w:themeColor="text1"/>
-              <w:left w:val="single" w:sz="4" w:space="0" w:color="000000" w:themeColor="text1"/>
-              <w:bottom w:val="single" w:sz="4" w:space="0" w:color="000000" w:themeColor="text1"/>
-              <w:right w:val="single" w:sz="4" w:space="0" w:color="000000" w:themeColor="text1"/>
-            </w:tcBorders>
-            <w:shd w:val="clear" w:color="auto" w:fill="FFFFFF" w:themeFill="background1"/>
-            <w:tcMar>
-              <w:top w:w="0" w:type="dxa"/>
-              <w:left w:w="108" w:type="dxa"/>
-              <w:bottom w:w="0" w:type="dxa"/>
-              <w:right w:w="108" w:type="dxa"/>
-            </w:tcMar>
-            <w:vAlign w:val="center"/>
-          </w:tcPr>
-          <w:p>
-            <w:pPr>
-              <w:rPr>
-                <w:rFonts w:ascii="Rubik" w:hAnsi="Rubik" w:cs="Rubik"/>
-              </w:rPr>
-            </w:pPr>
-            <w:r>
-              <w:rPr>
-                <w:rFonts w:ascii="Rubik" w:hAnsi="Rubik" w:cs="Rubik"/>
-                <w:sz w:val="22"/>
-              </w:rPr>
-              <w:t>Coronavirus – Infection Prevention and Control</w:t>
+              <w:top w:val="single" w:sz="4" w:space="0" w:color="000000"/>
+              <w:left w:val="single" w:sz="4" w:space="0" w:color="000000"/>
+              <w:bottom w:val="single" w:sz="4" w:space="0" w:color="000000"/>
+              <w:right w:val="single" w:sz="4" w:space="0" w:color="000000"/>
+            </w:tcBorders>
+            <w:shd w:val="clear" w:color="auto" w:fill="FFFFFF"/>
+            <w:tcMar>
+              <w:top w:w="0" w:type="dxa"/>
+              <w:left w:w="108" w:type="dxa"/>
+              <w:bottom w:w="0" w:type="dxa"/>
+              <w:right w:w="108" w:type="dxa"/>
+            </w:tcMar>
+            <w:vAlign w:val="center"/>
+          </w:tcPr>
+          <w:p>
+            <w:r>
+              <w:rPr>
+                <w:rFonts w:ascii="Rubik" w:eastAsia="Calibri" w:hAnsi="Rubik" w:cs="Rubik"/>
+                <w:sz w:val="22"/>
+              </w:rPr>
+              <w:t>Equality, Diversity &amp;Human Rights</w:t>
             </w:r>
           </w:p>
         </w:tc>
@@ -2522,10 +2798,11 @@
             <w:tcW w:w="1578" w:type="dxa"/>
             <w:gridSpan w:val="3"/>
             <w:tcBorders>
-              <w:bottom w:val="single" w:sz="4" w:space="0" w:color="000000" w:themeColor="text1"/>
-              <w:right w:val="single" w:sz="4" w:space="0" w:color="000000" w:themeColor="text1"/>
-            </w:tcBorders>
-            <w:shd w:val="clear" w:color="auto" w:fill="FFFFFF" w:themeFill="background1"/>
+              <w:top w:val="single" w:sz="4" w:space="0" w:color="000000"/>
+              <w:bottom w:val="single" w:sz="4" w:space="0" w:color="000000"/>
+              <w:right w:val="single" w:sz="4" w:space="0" w:color="000000"/>
+            </w:tcBorders>
+            <w:shd w:val="clear" w:color="auto" w:fill="FFFFFF"/>
             <w:tcMar>
               <w:top w:w="0" w:type="dxa"/>
               <w:left w:w="108" w:type="dxa"/>
@@ -2537,7 +2814,7 @@
             <w:pPr>
               <w:jc w:val="center"/>
               <w:rPr>
-                <w:rFonts w:ascii="Rubik" w:hAnsi="Rubik" w:cs="Rubik"/>
+                <w:rFonts w:ascii="Rubik" w:eastAsia="Calibri" w:hAnsi="Rubik" w:cs="Rubik"/>
               </w:rPr>
             </w:pPr>
             <w:r>
@@ -2553,11 +2830,11 @@
             <w:tcW w:w="3120" w:type="dxa"/>
             <w:gridSpan w:val="2"/>
             <w:tcBorders>
-              <w:top w:val="single" w:sz="4" w:space="0" w:color="000000" w:themeColor="text1"/>
-              <w:bottom w:val="single" w:sz="4" w:space="0" w:color="000000" w:themeColor="text1"/>
-              <w:right w:val="single" w:sz="4" w:space="0" w:color="000000" w:themeColor="text1"/>
-            </w:tcBorders>
-            <w:shd w:val="clear" w:color="auto" w:fill="FFFFFF" w:themeFill="background1"/>
+              <w:top w:val="single" w:sz="4" w:space="0" w:color="000000"/>
+              <w:bottom w:val="single" w:sz="4" w:space="0" w:color="000000"/>
+              <w:right w:val="single" w:sz="4" w:space="0" w:color="000000"/>
+            </w:tcBorders>
+            <w:shd w:val="clear" w:color="auto" w:fill="FFFFFF"/>
             <w:tcMar>
               <w:top w:w="0" w:type="dxa"/>
               <w:left w:w="108" w:type="dxa"/>
@@ -2569,7 +2846,7 @@
             <w:pPr>
               <w:jc w:val="center"/>
               <w:rPr>
-                <w:rFonts w:ascii="Rubik" w:hAnsi="Rubik" w:cs="Rubik"/>
+                <w:rFonts w:ascii="Rubik" w:eastAsia="Calibri" w:hAnsi="Rubik" w:cs="Rubik"/>
               </w:rPr>
             </w:pPr>
             <w:r>
@@ -2579,6 +2856,102 @@
                 <w:szCs w:val="20"/>
               </w:rPr>
               <w:t>{{Training completion date}}</w:t>
+            </w:r>
+          </w:p>
+        </w:tc>
+      </w:tr>
+      <w:tr>
+        <w:trPr>
+          <w:trHeight w:val="416"/>
+        </w:trPr>
+        <w:tc>
+          <w:tcPr>
+            <w:tcW w:w="5511" w:type="dxa"/>
+            <w:gridSpan w:val="7"/>
+            <w:tcBorders>
+              <w:top w:val="single" w:sz="4" w:space="0" w:color="000000"/>
+              <w:left w:val="single" w:sz="4" w:space="0" w:color="000000"/>
+              <w:bottom w:val="single" w:sz="4" w:space="0" w:color="000000"/>
+              <w:right w:val="single" w:sz="4" w:space="0" w:color="000000"/>
+            </w:tcBorders>
+            <w:shd w:val="clear" w:color="auto" w:fill="FFFFFF"/>
+            <w:tcMar>
+              <w:top w:w="0" w:type="dxa"/>
+              <w:left w:w="108" w:type="dxa"/>
+              <w:bottom w:w="0" w:type="dxa"/>
+              <w:right w:w="108" w:type="dxa"/>
+            </w:tcMar>
+            <w:vAlign w:val="center"/>
+          </w:tcPr>
+          <w:p>
+            <w:r>
+              <w:rPr>
+                <w:rFonts w:ascii="Rubik" w:eastAsia="Calibri" w:hAnsi="Rubik" w:cs="Rubik"/>
+                <w:sz w:val="22"/>
+              </w:rPr>
+              <w:lastRenderedPageBreak/>
+              <w:t>Fire Safety</w:t>
+            </w:r>
+          </w:p>
+        </w:tc>
+        <w:tc>
+          <w:tcPr>
+            <w:tcW w:w="1578" w:type="dxa"/>
+            <w:gridSpan w:val="3"/>
+            <w:tcBorders>
+              <w:top w:val="single" w:sz="4" w:space="0" w:color="000000"/>
+              <w:bottom w:val="single" w:sz="4" w:space="0" w:color="000000"/>
+              <w:right w:val="single" w:sz="4" w:space="0" w:color="000000"/>
+            </w:tcBorders>
+            <w:shd w:val="clear" w:color="auto" w:fill="FFFFFF"/>
+            <w:tcMar>
+              <w:top w:w="0" w:type="dxa"/>
+              <w:left w:w="108" w:type="dxa"/>
+              <w:bottom w:w="0" w:type="dxa"/>
+              <w:right w:w="108" w:type="dxa"/>
+            </w:tcMar>
+          </w:tcPr>
+          <w:p>
+            <w:pPr>
+              <w:jc w:val="center"/>
+              <w:rPr>
+                <w:rFonts w:ascii="Rubik" w:eastAsia="Calibri" w:hAnsi="Rubik" w:cs="Rubik"/>
+              </w:rPr>
+            </w:pPr>
+            <w:r>
+              <w:rPr>
+                <w:rFonts w:ascii="Rubik" w:eastAsia="Calibri" w:hAnsi="Rubik" w:cs="Rubik"/>
+              </w:rPr>
+              <w:t>Yes</w:t>
+            </w:r>
+          </w:p>
+        </w:tc>
+        <w:tc>
+          <w:tcPr>
+            <w:tcW w:w="3120" w:type="dxa"/>
+            <w:gridSpan w:val="2"/>
+            <w:tcBorders>
+              <w:top w:val="single" w:sz="4" w:space="0" w:color="000000"/>
+              <w:bottom w:val="single" w:sz="4" w:space="0" w:color="000000"/>
+              <w:right w:val="single" w:sz="4" w:space="0" w:color="000000"/>
+            </w:tcBorders>
+            <w:shd w:val="clear" w:color="auto" w:fill="FFFFFF"/>
+            <w:tcMar>
+              <w:top w:w="0" w:type="dxa"/>
+              <w:left w:w="108" w:type="dxa"/>
+              <w:bottom w:w="0" w:type="dxa"/>
+              <w:right w:w="108" w:type="dxa"/>
+            </w:tcMar>
+          </w:tcPr>
+          <w:p>
+            <w:pPr>
+              <w:jc w:val="center"/>
+              <w:rPr>
+                <w:rFonts w:ascii="Rubik" w:eastAsia="Calibri" w:hAnsi="Rubik" w:cs="Rubik"/>
+              </w:rPr>
+            </w:pPr>
+            <w:r>
+              <w:t>{{Training Date}}</w:t>
             </w:r>
           </w:p>
         </w:tc>
@@ -2592,27 +2965,27 @@
             <w:tcW w:w="5511" w:type="dxa"/>
             <w:gridSpan w:val="7"/>
             <w:tcBorders>
-              <w:top w:val="single" w:sz="4" w:space="0" w:color="000000" w:themeColor="text1"/>
-              <w:left w:val="single" w:sz="4" w:space="0" w:color="000000" w:themeColor="text1"/>
-              <w:bottom w:val="single" w:sz="4" w:space="0" w:color="000000" w:themeColor="text1"/>
-              <w:right w:val="single" w:sz="4" w:space="0" w:color="000000" w:themeColor="text1"/>
-            </w:tcBorders>
-            <w:shd w:val="clear" w:color="auto" w:fill="FFFFFF" w:themeFill="background1"/>
-            <w:tcMar>
-              <w:top w:w="0" w:type="dxa"/>
-              <w:left w:w="108" w:type="dxa"/>
-              <w:bottom w:w="0" w:type="dxa"/>
-              <w:right w:w="108" w:type="dxa"/>
-            </w:tcMar>
-            <w:vAlign w:val="center"/>
-          </w:tcPr>
-          <w:p>
-            <w:r>
-              <w:rPr>
-                <w:rFonts w:ascii="Rubik" w:eastAsia="Calibri" w:hAnsi="Rubik" w:cs="Rubik"/>
-                <w:sz w:val="22"/>
-              </w:rPr>
-              <w:t>COSHH</w:t>
+              <w:top w:val="single" w:sz="4" w:space="0" w:color="000000"/>
+              <w:left w:val="single" w:sz="4" w:space="0" w:color="000000"/>
+              <w:bottom w:val="single" w:sz="4" w:space="0" w:color="000000"/>
+              <w:right w:val="single" w:sz="4" w:space="0" w:color="000000"/>
+            </w:tcBorders>
+            <w:shd w:val="clear" w:color="auto" w:fill="FFFFFF"/>
+            <w:tcMar>
+              <w:top w:w="0" w:type="dxa"/>
+              <w:left w:w="108" w:type="dxa"/>
+              <w:bottom w:w="0" w:type="dxa"/>
+              <w:right w:w="108" w:type="dxa"/>
+            </w:tcMar>
+            <w:vAlign w:val="center"/>
+          </w:tcPr>
+          <w:p>
+            <w:r>
+              <w:rPr>
+                <w:rFonts w:ascii="Rubik" w:eastAsia="Calibri" w:hAnsi="Rubik" w:cs="Rubik"/>
+                <w:sz w:val="22"/>
+              </w:rPr>
+              <w:t xml:space="preserve">Fluids and Nutrition Awareness </w:t>
             </w:r>
           </w:p>
         </w:tc>
@@ -2621,10 +2994,11 @@
             <w:tcW w:w="1578" w:type="dxa"/>
             <w:gridSpan w:val="3"/>
             <w:tcBorders>
-              <w:bottom w:val="single" w:sz="4" w:space="0" w:color="000000" w:themeColor="text1"/>
-              <w:right w:val="single" w:sz="4" w:space="0" w:color="000000" w:themeColor="text1"/>
-            </w:tcBorders>
-            <w:shd w:val="clear" w:color="auto" w:fill="FFFFFF" w:themeFill="background1"/>
+              <w:top w:val="single" w:sz="4" w:space="0" w:color="000000"/>
+              <w:bottom w:val="single" w:sz="4" w:space="0" w:color="000000"/>
+              <w:right w:val="single" w:sz="4" w:space="0" w:color="000000"/>
+            </w:tcBorders>
+            <w:shd w:val="clear" w:color="auto" w:fill="FFFFFF"/>
             <w:tcMar>
               <w:top w:w="0" w:type="dxa"/>
               <w:left w:w="108" w:type="dxa"/>
@@ -2652,11 +3026,11 @@
             <w:tcW w:w="3120" w:type="dxa"/>
             <w:gridSpan w:val="2"/>
             <w:tcBorders>
-              <w:top w:val="single" w:sz="4" w:space="0" w:color="000000" w:themeColor="text1"/>
-              <w:bottom w:val="single" w:sz="4" w:space="0" w:color="000000" w:themeColor="text1"/>
-              <w:right w:val="single" w:sz="4" w:space="0" w:color="000000" w:themeColor="text1"/>
-            </w:tcBorders>
-            <w:shd w:val="clear" w:color="auto" w:fill="FFFFFF" w:themeFill="background1"/>
+              <w:top w:val="single" w:sz="4" w:space="0" w:color="000000"/>
+              <w:bottom w:val="single" w:sz="4" w:space="0" w:color="000000"/>
+              <w:right w:val="single" w:sz="4" w:space="0" w:color="000000"/>
+            </w:tcBorders>
+            <w:shd w:val="clear" w:color="auto" w:fill="FFFFFF"/>
             <w:tcMar>
               <w:top w:w="0" w:type="dxa"/>
               <w:left w:w="108" w:type="dxa"/>
@@ -2672,12 +3046,7 @@
               </w:rPr>
             </w:pPr>
             <w:r>
-              <w:rPr>
-                <w:rFonts w:ascii="Arial" w:hAnsi="Arial" w:cs="Arial"/>
-                <w:sz w:val="20"/>
-                <w:szCs w:val="20"/>
-              </w:rPr>
-              <w:t>{{Training completion date}}</w:t>
+              <w:t>{{Training Date}}</w:t>
             </w:r>
           </w:p>
         </w:tc>
@@ -2691,27 +3060,27 @@
             <w:tcW w:w="5511" w:type="dxa"/>
             <w:gridSpan w:val="7"/>
             <w:tcBorders>
-              <w:top w:val="single" w:sz="4" w:space="0" w:color="000000" w:themeColor="text1"/>
-              <w:left w:val="single" w:sz="4" w:space="0" w:color="000000" w:themeColor="text1"/>
-              <w:bottom w:val="single" w:sz="4" w:space="0" w:color="000000" w:themeColor="text1"/>
-              <w:right w:val="single" w:sz="4" w:space="0" w:color="000000" w:themeColor="text1"/>
-            </w:tcBorders>
-            <w:shd w:val="clear" w:color="auto" w:fill="FFFFFF" w:themeFill="background1"/>
-            <w:tcMar>
-              <w:top w:w="0" w:type="dxa"/>
-              <w:left w:w="108" w:type="dxa"/>
-              <w:bottom w:w="0" w:type="dxa"/>
-              <w:right w:w="108" w:type="dxa"/>
-            </w:tcMar>
-            <w:vAlign w:val="center"/>
-          </w:tcPr>
-          <w:p>
-            <w:r>
-              <w:rPr>
-                <w:rFonts w:ascii="Rubik" w:eastAsia="Calibri" w:hAnsi="Rubik" w:cs="Rubik"/>
-                <w:sz w:val="22"/>
-              </w:rPr>
-              <w:t>Equality, Diversity &amp;Human Rights</w:t>
+              <w:top w:val="single" w:sz="4" w:space="0" w:color="000000"/>
+              <w:left w:val="single" w:sz="4" w:space="0" w:color="000000"/>
+              <w:bottom w:val="single" w:sz="4" w:space="0" w:color="000000"/>
+              <w:right w:val="single" w:sz="4" w:space="0" w:color="000000"/>
+            </w:tcBorders>
+            <w:shd w:val="clear" w:color="auto" w:fill="FFFFFF"/>
+            <w:tcMar>
+              <w:top w:w="0" w:type="dxa"/>
+              <w:left w:w="108" w:type="dxa"/>
+              <w:bottom w:w="0" w:type="dxa"/>
+              <w:right w:w="108" w:type="dxa"/>
+            </w:tcMar>
+            <w:vAlign w:val="center"/>
+          </w:tcPr>
+          <w:p>
+            <w:r>
+              <w:rPr>
+                <w:rFonts w:ascii="Rubik" w:eastAsia="Calibri" w:hAnsi="Rubik" w:cs="Rubik"/>
+                <w:sz w:val="22"/>
+              </w:rPr>
+              <w:t>Food Hygiene</w:t>
             </w:r>
           </w:p>
         </w:tc>
@@ -2720,11 +3089,10 @@
             <w:tcW w:w="1578" w:type="dxa"/>
             <w:gridSpan w:val="3"/>
             <w:tcBorders>
-              <w:top w:val="single" w:sz="4" w:space="0" w:color="000000" w:themeColor="text1"/>
-              <w:bottom w:val="single" w:sz="4" w:space="0" w:color="000000" w:themeColor="text1"/>
-              <w:right w:val="single" w:sz="4" w:space="0" w:color="000000" w:themeColor="text1"/>
-            </w:tcBorders>
-            <w:shd w:val="clear" w:color="auto" w:fill="FFFFFF" w:themeFill="background1"/>
+              <w:bottom w:val="single" w:sz="4" w:space="0" w:color="000000"/>
+              <w:right w:val="single" w:sz="4" w:space="0" w:color="000000"/>
+            </w:tcBorders>
+            <w:shd w:val="clear" w:color="auto" w:fill="FFFFFF"/>
             <w:tcMar>
               <w:top w:w="0" w:type="dxa"/>
               <w:left w:w="108" w:type="dxa"/>
@@ -2752,11 +3120,10 @@
             <w:tcW w:w="3120" w:type="dxa"/>
             <w:gridSpan w:val="2"/>
             <w:tcBorders>
-              <w:top w:val="single" w:sz="4" w:space="0" w:color="000000" w:themeColor="text1"/>
-              <w:bottom w:val="single" w:sz="4" w:space="0" w:color="000000" w:themeColor="text1"/>
-              <w:right w:val="single" w:sz="4" w:space="0" w:color="000000" w:themeColor="text1"/>
-            </w:tcBorders>
-            <w:shd w:val="clear" w:color="auto" w:fill="FFFFFF" w:themeFill="background1"/>
+              <w:bottom w:val="single" w:sz="4" w:space="0" w:color="000000"/>
+              <w:right w:val="single" w:sz="4" w:space="0" w:color="000000"/>
+            </w:tcBorders>
+            <w:shd w:val="clear" w:color="auto" w:fill="FFFFFF"/>
             <w:tcMar>
               <w:top w:w="0" w:type="dxa"/>
               <w:left w:w="108" w:type="dxa"/>
@@ -2772,112 +3139,7 @@
               </w:rPr>
             </w:pPr>
             <w:r>
-              <w:rPr>
-                <w:rFonts w:ascii="Arial" w:hAnsi="Arial" w:cs="Arial"/>
-                <w:sz w:val="20"/>
-                <w:szCs w:val="20"/>
-              </w:rPr>
-              <w:t>{{Training completion date}}</w:t>
-            </w:r>
-          </w:p>
-        </w:tc>
-      </w:tr>
-      <w:tr>
-        <w:trPr>
-          <w:trHeight w:val="416"/>
-        </w:trPr>
-        <w:tc>
-          <w:tcPr>
-            <w:tcW w:w="5511" w:type="dxa"/>
-            <w:gridSpan w:val="7"/>
-            <w:tcBorders>
-              <w:top w:val="single" w:sz="4" w:space="0" w:color="000000" w:themeColor="text1"/>
-              <w:left w:val="single" w:sz="4" w:space="0" w:color="000000" w:themeColor="text1"/>
-              <w:bottom w:val="single" w:sz="4" w:space="0" w:color="000000" w:themeColor="text1"/>
-              <w:right w:val="single" w:sz="4" w:space="0" w:color="000000" w:themeColor="text1"/>
-            </w:tcBorders>
-            <w:shd w:val="clear" w:color="auto" w:fill="FFFFFF" w:themeFill="background1"/>
-            <w:tcMar>
-              <w:top w:w="0" w:type="dxa"/>
-              <w:left w:w="108" w:type="dxa"/>
-              <w:bottom w:w="0" w:type="dxa"/>
-              <w:right w:w="108" w:type="dxa"/>
-            </w:tcMar>
-            <w:vAlign w:val="center"/>
-          </w:tcPr>
-          <w:p>
-            <w:r>
-              <w:rPr>
-                <w:rFonts w:ascii="Rubik" w:eastAsia="Calibri" w:hAnsi="Rubik" w:cs="Rubik"/>
-                <w:sz w:val="22"/>
-              </w:rPr>
-              <w:t>Fire Safety</w:t>
-            </w:r>
-          </w:p>
-        </w:tc>
-        <w:tc>
-          <w:tcPr>
-            <w:tcW w:w="1578" w:type="dxa"/>
-            <w:gridSpan w:val="3"/>
-            <w:tcBorders>
-              <w:top w:val="single" w:sz="4" w:space="0" w:color="000000" w:themeColor="text1"/>
-              <w:bottom w:val="single" w:sz="4" w:space="0" w:color="000000" w:themeColor="text1"/>
-              <w:right w:val="single" w:sz="4" w:space="0" w:color="000000" w:themeColor="text1"/>
-            </w:tcBorders>
-            <w:shd w:val="clear" w:color="auto" w:fill="FFFFFF" w:themeFill="background1"/>
-            <w:tcMar>
-              <w:top w:w="0" w:type="dxa"/>
-              <w:left w:w="108" w:type="dxa"/>
-              <w:bottom w:w="0" w:type="dxa"/>
-              <w:right w:w="108" w:type="dxa"/>
-            </w:tcMar>
-          </w:tcPr>
-          <w:p>
-            <w:pPr>
-              <w:jc w:val="center"/>
-              <w:rPr>
-                <w:rFonts w:ascii="Rubik" w:eastAsia="Calibri" w:hAnsi="Rubik" w:cs="Rubik"/>
-              </w:rPr>
-            </w:pPr>
-            <w:r>
-              <w:rPr>
-                <w:rFonts w:ascii="Rubik" w:eastAsia="Calibri" w:hAnsi="Rubik" w:cs="Rubik"/>
-              </w:rPr>
-              <w:t>Yes</w:t>
-            </w:r>
-          </w:p>
-        </w:tc>
-        <w:tc>
-          <w:tcPr>
-            <w:tcW w:w="3120" w:type="dxa"/>
-            <w:gridSpan w:val="2"/>
-            <w:tcBorders>
-              <w:top w:val="single" w:sz="4" w:space="0" w:color="000000" w:themeColor="text1"/>
-              <w:bottom w:val="single" w:sz="4" w:space="0" w:color="000000" w:themeColor="text1"/>
-              <w:right w:val="single" w:sz="4" w:space="0" w:color="000000" w:themeColor="text1"/>
-            </w:tcBorders>
-            <w:shd w:val="clear" w:color="auto" w:fill="FFFFFF" w:themeFill="background1"/>
-            <w:tcMar>
-              <w:top w:w="0" w:type="dxa"/>
-              <w:left w:w="108" w:type="dxa"/>
-              <w:bottom w:w="0" w:type="dxa"/>
-              <w:right w:w="108" w:type="dxa"/>
-            </w:tcMar>
-          </w:tcPr>
-          <w:p>
-            <w:pPr>
-              <w:jc w:val="center"/>
-              <w:rPr>
-                <w:rFonts w:ascii="Rubik" w:eastAsia="Calibri" w:hAnsi="Rubik" w:cs="Rubik"/>
-              </w:rPr>
-            </w:pPr>
-            <w:r>
-              <w:rPr>
-                <w:rFonts w:ascii="Arial" w:hAnsi="Arial" w:cs="Arial"/>
-                <w:sz w:val="20"/>
-                <w:szCs w:val="20"/>
-              </w:rPr>
-              <w:t>{{Training completion date}}</w:t>
+              <w:t>{{Training Date}}</w:t>
             </w:r>
           </w:p>
         </w:tc>
@@ -2891,27 +3153,27 @@
             <w:tcW w:w="5511" w:type="dxa"/>
             <w:gridSpan w:val="7"/>
             <w:tcBorders>
-              <w:top w:val="single" w:sz="4" w:space="0" w:color="000000" w:themeColor="text1"/>
-              <w:left w:val="single" w:sz="4" w:space="0" w:color="000000" w:themeColor="text1"/>
-              <w:bottom w:val="single" w:sz="4" w:space="0" w:color="000000" w:themeColor="text1"/>
-              <w:right w:val="single" w:sz="4" w:space="0" w:color="000000" w:themeColor="text1"/>
-            </w:tcBorders>
-            <w:shd w:val="clear" w:color="auto" w:fill="FFFFFF" w:themeFill="background1"/>
-            <w:tcMar>
-              <w:top w:w="0" w:type="dxa"/>
-              <w:left w:w="108" w:type="dxa"/>
-              <w:bottom w:w="0" w:type="dxa"/>
-              <w:right w:w="108" w:type="dxa"/>
-            </w:tcMar>
-            <w:vAlign w:val="center"/>
-          </w:tcPr>
-          <w:p>
-            <w:r>
-              <w:rPr>
-                <w:rFonts w:ascii="Rubik" w:eastAsia="Calibri" w:hAnsi="Rubik" w:cs="Rubik"/>
-                <w:sz w:val="22"/>
-              </w:rPr>
-              <w:t xml:space="preserve">Fluids and Nutrition Awareness </w:t>
+              <w:top w:val="single" w:sz="4" w:space="0" w:color="000000"/>
+              <w:left w:val="single" w:sz="4" w:space="0" w:color="000000"/>
+              <w:bottom w:val="single" w:sz="4" w:space="0" w:color="000000"/>
+              <w:right w:val="single" w:sz="4" w:space="0" w:color="000000"/>
+            </w:tcBorders>
+            <w:shd w:val="clear" w:color="auto" w:fill="FFFFFF"/>
+            <w:tcMar>
+              <w:top w:w="0" w:type="dxa"/>
+              <w:left w:w="108" w:type="dxa"/>
+              <w:bottom w:w="0" w:type="dxa"/>
+              <w:right w:w="108" w:type="dxa"/>
+            </w:tcMar>
+            <w:vAlign w:val="center"/>
+          </w:tcPr>
+          <w:p>
+            <w:r>
+              <w:rPr>
+                <w:rFonts w:ascii="Rubik" w:eastAsia="Calibri" w:hAnsi="Rubik" w:cs="Rubik"/>
+                <w:sz w:val="22"/>
+              </w:rPr>
+              <w:t>Handling Medication &amp; Avoiding Drugs Errors - Level 2</w:t>
             </w:r>
           </w:p>
         </w:tc>
@@ -2920,11 +3182,10 @@
             <w:tcW w:w="1578" w:type="dxa"/>
             <w:gridSpan w:val="3"/>
             <w:tcBorders>
-              <w:top w:val="single" w:sz="4" w:space="0" w:color="000000" w:themeColor="text1"/>
-              <w:bottom w:val="single" w:sz="4" w:space="0" w:color="000000" w:themeColor="text1"/>
-              <w:right w:val="single" w:sz="4" w:space="0" w:color="000000" w:themeColor="text1"/>
-            </w:tcBorders>
-            <w:shd w:val="clear" w:color="auto" w:fill="FFFFFF" w:themeFill="background1"/>
+              <w:bottom w:val="single" w:sz="4" w:space="0" w:color="000000"/>
+              <w:right w:val="single" w:sz="4" w:space="0" w:color="000000"/>
+            </w:tcBorders>
+            <w:shd w:val="clear" w:color="auto" w:fill="FFFFFF"/>
             <w:tcMar>
               <w:top w:w="0" w:type="dxa"/>
               <w:left w:w="108" w:type="dxa"/>
@@ -2952,11 +3213,10 @@
             <w:tcW w:w="3120" w:type="dxa"/>
             <w:gridSpan w:val="2"/>
             <w:tcBorders>
-              <w:top w:val="single" w:sz="4" w:space="0" w:color="000000" w:themeColor="text1"/>
-              <w:bottom w:val="single" w:sz="4" w:space="0" w:color="000000" w:themeColor="text1"/>
-              <w:right w:val="single" w:sz="4" w:space="0" w:color="000000" w:themeColor="text1"/>
-            </w:tcBorders>
-            <w:shd w:val="clear" w:color="auto" w:fill="FFFFFF" w:themeFill="background1"/>
+              <w:bottom w:val="single" w:sz="4" w:space="0" w:color="000000"/>
+              <w:right w:val="single" w:sz="4" w:space="0" w:color="000000"/>
+            </w:tcBorders>
+            <w:shd w:val="clear" w:color="auto" w:fill="FFFFFF"/>
             <w:tcMar>
               <w:top w:w="0" w:type="dxa"/>
               <w:left w:w="108" w:type="dxa"/>
@@ -2972,12 +3232,7 @@
               </w:rPr>
             </w:pPr>
             <w:r>
-              <w:rPr>
-                <w:rFonts w:ascii="Arial" w:hAnsi="Arial" w:cs="Arial"/>
-                <w:sz w:val="20"/>
-                <w:szCs w:val="20"/>
-              </w:rPr>
-              <w:t>{{Training completion date}}</w:t>
+              <w:t>{{Training Date}}</w:t>
             </w:r>
           </w:p>
         </w:tc>
@@ -2991,27 +3246,27 @@
             <w:tcW w:w="5511" w:type="dxa"/>
             <w:gridSpan w:val="7"/>
             <w:tcBorders>
-              <w:top w:val="single" w:sz="4" w:space="0" w:color="000000" w:themeColor="text1"/>
-              <w:left w:val="single" w:sz="4" w:space="0" w:color="000000" w:themeColor="text1"/>
-              <w:bottom w:val="single" w:sz="4" w:space="0" w:color="000000" w:themeColor="text1"/>
-              <w:right w:val="single" w:sz="4" w:space="0" w:color="000000" w:themeColor="text1"/>
-            </w:tcBorders>
-            <w:shd w:val="clear" w:color="auto" w:fill="FFFFFF" w:themeFill="background1"/>
-            <w:tcMar>
-              <w:top w:w="0" w:type="dxa"/>
-              <w:left w:w="108" w:type="dxa"/>
-              <w:bottom w:w="0" w:type="dxa"/>
-              <w:right w:w="108" w:type="dxa"/>
-            </w:tcMar>
-            <w:vAlign w:val="center"/>
-          </w:tcPr>
-          <w:p>
-            <w:r>
-              <w:rPr>
-                <w:rFonts w:ascii="Rubik" w:eastAsia="Calibri" w:hAnsi="Rubik" w:cs="Rubik"/>
-                <w:sz w:val="22"/>
-              </w:rPr>
-              <w:t>Food Hygiene</w:t>
+              <w:top w:val="single" w:sz="4" w:space="0" w:color="000000"/>
+              <w:left w:val="single" w:sz="4" w:space="0" w:color="000000"/>
+              <w:bottom w:val="single" w:sz="4" w:space="0" w:color="000000"/>
+              <w:right w:val="single" w:sz="4" w:space="0" w:color="000000"/>
+            </w:tcBorders>
+            <w:shd w:val="clear" w:color="auto" w:fill="FFFFFF"/>
+            <w:tcMar>
+              <w:top w:w="0" w:type="dxa"/>
+              <w:left w:w="108" w:type="dxa"/>
+              <w:bottom w:w="0" w:type="dxa"/>
+              <w:right w:w="108" w:type="dxa"/>
+            </w:tcMar>
+            <w:vAlign w:val="center"/>
+          </w:tcPr>
+          <w:p>
+            <w:r>
+              <w:rPr>
+                <w:rFonts w:ascii="Rubik" w:eastAsia="Calibri" w:hAnsi="Rubik" w:cs="Rubik"/>
+                <w:sz w:val="22"/>
+              </w:rPr>
+              <w:t>Health, Safety and Welfare</w:t>
             </w:r>
           </w:p>
         </w:tc>
@@ -3020,10 +3275,11 @@
             <w:tcW w:w="1578" w:type="dxa"/>
             <w:gridSpan w:val="3"/>
             <w:tcBorders>
-              <w:bottom w:val="single" w:sz="4" w:space="0" w:color="000000" w:themeColor="text1"/>
-              <w:right w:val="single" w:sz="4" w:space="0" w:color="000000" w:themeColor="text1"/>
-            </w:tcBorders>
-            <w:shd w:val="clear" w:color="auto" w:fill="FFFFFF" w:themeFill="background1"/>
+              <w:top w:val="single" w:sz="4" w:space="0" w:color="000000"/>
+              <w:bottom w:val="single" w:sz="4" w:space="0" w:color="000000"/>
+              <w:right w:val="single" w:sz="4" w:space="0" w:color="000000"/>
+            </w:tcBorders>
+            <w:shd w:val="clear" w:color="auto" w:fill="FFFFFF"/>
             <w:tcMar>
               <w:top w:w="0" w:type="dxa"/>
               <w:left w:w="108" w:type="dxa"/>
@@ -3051,10 +3307,11 @@
             <w:tcW w:w="3120" w:type="dxa"/>
             <w:gridSpan w:val="2"/>
             <w:tcBorders>
-              <w:bottom w:val="single" w:sz="4" w:space="0" w:color="000000" w:themeColor="text1"/>
-              <w:right w:val="single" w:sz="4" w:space="0" w:color="000000" w:themeColor="text1"/>
-            </w:tcBorders>
-            <w:shd w:val="clear" w:color="auto" w:fill="FFFFFF" w:themeFill="background1"/>
+              <w:top w:val="single" w:sz="4" w:space="0" w:color="000000"/>
+              <w:bottom w:val="single" w:sz="4" w:space="0" w:color="000000"/>
+              <w:right w:val="single" w:sz="4" w:space="0" w:color="000000"/>
+            </w:tcBorders>
+            <w:shd w:val="clear" w:color="auto" w:fill="FFFFFF"/>
             <w:tcMar>
               <w:top w:w="0" w:type="dxa"/>
               <w:left w:w="108" w:type="dxa"/>
@@ -3070,12 +3327,7 @@
               </w:rPr>
             </w:pPr>
             <w:r>
-              <w:rPr>
-                <w:rFonts w:ascii="Arial" w:hAnsi="Arial" w:cs="Arial"/>
-                <w:sz w:val="20"/>
-                <w:szCs w:val="20"/>
-              </w:rPr>
-              <w:t>{{Training completion date}}</w:t>
+              <w:t>{{Training Date}}</w:t>
             </w:r>
           </w:p>
         </w:tc>
@@ -3089,28 +3341,27 @@
             <w:tcW w:w="5511" w:type="dxa"/>
             <w:gridSpan w:val="7"/>
             <w:tcBorders>
-              <w:top w:val="single" w:sz="4" w:space="0" w:color="000000" w:themeColor="text1"/>
-              <w:left w:val="single" w:sz="4" w:space="0" w:color="000000" w:themeColor="text1"/>
-              <w:bottom w:val="single" w:sz="4" w:space="0" w:color="000000" w:themeColor="text1"/>
-              <w:right w:val="single" w:sz="4" w:space="0" w:color="000000" w:themeColor="text1"/>
-            </w:tcBorders>
-            <w:shd w:val="clear" w:color="auto" w:fill="FFFFFF" w:themeFill="background1"/>
-            <w:tcMar>
-              <w:top w:w="0" w:type="dxa"/>
-              <w:left w:w="108" w:type="dxa"/>
-              <w:bottom w:w="0" w:type="dxa"/>
-              <w:right w:w="108" w:type="dxa"/>
-            </w:tcMar>
-            <w:vAlign w:val="center"/>
-          </w:tcPr>
-          <w:p>
-            <w:r>
-              <w:rPr>
-                <w:rFonts w:ascii="Rubik" w:eastAsia="Calibri" w:hAnsi="Rubik" w:cs="Rubik"/>
-                <w:sz w:val="22"/>
-              </w:rPr>
-              <w:lastRenderedPageBreak/>
-              <w:t>Handling Medication &amp; Avoiding Drugs Errors - Level 2</w:t>
+              <w:top w:val="single" w:sz="4" w:space="0" w:color="000000"/>
+              <w:left w:val="single" w:sz="4" w:space="0" w:color="000000"/>
+              <w:bottom w:val="single" w:sz="4" w:space="0" w:color="000000"/>
+              <w:right w:val="single" w:sz="4" w:space="0" w:color="000000"/>
+            </w:tcBorders>
+            <w:shd w:val="clear" w:color="auto" w:fill="FFFFFF"/>
+            <w:tcMar>
+              <w:top w:w="0" w:type="dxa"/>
+              <w:left w:w="108" w:type="dxa"/>
+              <w:bottom w:w="0" w:type="dxa"/>
+              <w:right w:w="108" w:type="dxa"/>
+            </w:tcMar>
+            <w:vAlign w:val="center"/>
+          </w:tcPr>
+          <w:p>
+            <w:r>
+              <w:rPr>
+                <w:rFonts w:ascii="Rubik" w:eastAsia="Calibri" w:hAnsi="Rubik" w:cs="Rubik"/>
+                <w:sz w:val="22"/>
+              </w:rPr>
+              <w:t>Infection Prevention and Control – Levels 1 &amp; 2</w:t>
             </w:r>
           </w:p>
         </w:tc>
@@ -3119,10 +3370,10 @@
             <w:tcW w:w="1578" w:type="dxa"/>
             <w:gridSpan w:val="3"/>
             <w:tcBorders>
-              <w:bottom w:val="single" w:sz="4" w:space="0" w:color="000000" w:themeColor="text1"/>
-              <w:right w:val="single" w:sz="4" w:space="0" w:color="000000" w:themeColor="text1"/>
-            </w:tcBorders>
-            <w:shd w:val="clear" w:color="auto" w:fill="FFFFFF" w:themeFill="background1"/>
+              <w:bottom w:val="single" w:sz="4" w:space="0" w:color="000000"/>
+              <w:right w:val="single" w:sz="4" w:space="0" w:color="000000"/>
+            </w:tcBorders>
+            <w:shd w:val="clear" w:color="auto" w:fill="FFFFFF"/>
             <w:tcMar>
               <w:top w:w="0" w:type="dxa"/>
               <w:left w:w="108" w:type="dxa"/>
@@ -3150,10 +3401,10 @@
             <w:tcW w:w="3120" w:type="dxa"/>
             <w:gridSpan w:val="2"/>
             <w:tcBorders>
-              <w:bottom w:val="single" w:sz="4" w:space="0" w:color="000000" w:themeColor="text1"/>
-              <w:right w:val="single" w:sz="4" w:space="0" w:color="000000" w:themeColor="text1"/>
-            </w:tcBorders>
-            <w:shd w:val="clear" w:color="auto" w:fill="FFFFFF" w:themeFill="background1"/>
+              <w:bottom w:val="single" w:sz="4" w:space="0" w:color="000000"/>
+              <w:right w:val="single" w:sz="4" w:space="0" w:color="000000"/>
+            </w:tcBorders>
+            <w:shd w:val="clear" w:color="auto" w:fill="FFFFFF"/>
             <w:tcMar>
               <w:top w:w="0" w:type="dxa"/>
               <w:left w:w="108" w:type="dxa"/>
@@ -3169,12 +3420,7 @@
               </w:rPr>
             </w:pPr>
             <w:r>
-              <w:rPr>
-                <w:rFonts w:ascii="Arial" w:hAnsi="Arial" w:cs="Arial"/>
-                <w:sz w:val="20"/>
-                <w:szCs w:val="20"/>
-              </w:rPr>
-              <w:t>{{Training completion date}}</w:t>
+              <w:t>{{Training Date}}</w:t>
             </w:r>
           </w:p>
         </w:tc>
@@ -3188,27 +3434,27 @@
             <w:tcW w:w="5511" w:type="dxa"/>
             <w:gridSpan w:val="7"/>
             <w:tcBorders>
-              <w:top w:val="single" w:sz="4" w:space="0" w:color="000000" w:themeColor="text1"/>
-              <w:left w:val="single" w:sz="4" w:space="0" w:color="000000" w:themeColor="text1"/>
-              <w:bottom w:val="single" w:sz="4" w:space="0" w:color="000000" w:themeColor="text1"/>
-              <w:right w:val="single" w:sz="4" w:space="0" w:color="000000" w:themeColor="text1"/>
-            </w:tcBorders>
-            <w:shd w:val="clear" w:color="auto" w:fill="FFFFFF" w:themeFill="background1"/>
-            <w:tcMar>
-              <w:top w:w="0" w:type="dxa"/>
-              <w:left w:w="108" w:type="dxa"/>
-              <w:bottom w:w="0" w:type="dxa"/>
-              <w:right w:w="108" w:type="dxa"/>
-            </w:tcMar>
-            <w:vAlign w:val="center"/>
-          </w:tcPr>
-          <w:p>
-            <w:r>
-              <w:rPr>
-                <w:rFonts w:ascii="Rubik" w:eastAsia="Calibri" w:hAnsi="Rubik" w:cs="Rubik"/>
-                <w:sz w:val="22"/>
-              </w:rPr>
-              <w:t>Health, Safety and Welfare</w:t>
+              <w:top w:val="single" w:sz="4" w:space="0" w:color="000000"/>
+              <w:left w:val="single" w:sz="4" w:space="0" w:color="000000"/>
+              <w:bottom w:val="single" w:sz="4" w:space="0" w:color="000000"/>
+              <w:right w:val="single" w:sz="4" w:space="0" w:color="000000"/>
+            </w:tcBorders>
+            <w:shd w:val="clear" w:color="auto" w:fill="FFFFFF"/>
+            <w:tcMar>
+              <w:top w:w="0" w:type="dxa"/>
+              <w:left w:w="108" w:type="dxa"/>
+              <w:bottom w:w="0" w:type="dxa"/>
+              <w:right w:w="108" w:type="dxa"/>
+            </w:tcMar>
+            <w:vAlign w:val="center"/>
+          </w:tcPr>
+          <w:p>
+            <w:r>
+              <w:rPr>
+                <w:rFonts w:ascii="Rubik" w:eastAsia="Calibri" w:hAnsi="Rubik" w:cs="Rubik"/>
+                <w:sz w:val="22"/>
+              </w:rPr>
+              <w:t>Information Governance (Scotland)</w:t>
             </w:r>
           </w:p>
         </w:tc>
@@ -3217,11 +3463,12 @@
             <w:tcW w:w="1578" w:type="dxa"/>
             <w:gridSpan w:val="3"/>
             <w:tcBorders>
-              <w:top w:val="single" w:sz="4" w:space="0" w:color="000000" w:themeColor="text1"/>
-              <w:bottom w:val="single" w:sz="4" w:space="0" w:color="000000" w:themeColor="text1"/>
-              <w:right w:val="single" w:sz="4" w:space="0" w:color="000000" w:themeColor="text1"/>
-            </w:tcBorders>
-            <w:shd w:val="clear" w:color="auto" w:fill="FFFFFF" w:themeFill="background1"/>
+              <w:top w:val="single" w:sz="4" w:space="0" w:color="000000"/>
+              <w:left w:val="single" w:sz="4" w:space="0" w:color="000000"/>
+              <w:bottom w:val="single" w:sz="4" w:space="0" w:color="000000"/>
+              <w:right w:val="single" w:sz="4" w:space="0" w:color="000000"/>
+            </w:tcBorders>
+            <w:shd w:val="clear" w:color="auto" w:fill="FFFFFF"/>
             <w:tcMar>
               <w:top w:w="0" w:type="dxa"/>
               <w:left w:w="108" w:type="dxa"/>
@@ -3249,11 +3496,12 @@
             <w:tcW w:w="3120" w:type="dxa"/>
             <w:gridSpan w:val="2"/>
             <w:tcBorders>
-              <w:top w:val="single" w:sz="4" w:space="0" w:color="000000" w:themeColor="text1"/>
-              <w:bottom w:val="single" w:sz="4" w:space="0" w:color="000000" w:themeColor="text1"/>
-              <w:right w:val="single" w:sz="4" w:space="0" w:color="000000" w:themeColor="text1"/>
-            </w:tcBorders>
-            <w:shd w:val="clear" w:color="auto" w:fill="FFFFFF" w:themeFill="background1"/>
+              <w:top w:val="single" w:sz="4" w:space="0" w:color="000000"/>
+              <w:left w:val="single" w:sz="4" w:space="0" w:color="000000"/>
+              <w:bottom w:val="single" w:sz="4" w:space="0" w:color="000000"/>
+              <w:right w:val="single" w:sz="4" w:space="0" w:color="000000"/>
+            </w:tcBorders>
+            <w:shd w:val="clear" w:color="auto" w:fill="FFFFFF"/>
             <w:tcMar>
               <w:top w:w="0" w:type="dxa"/>
               <w:left w:w="108" w:type="dxa"/>
@@ -3269,12 +3517,7 @@
               </w:rPr>
             </w:pPr>
             <w:r>
-              <w:rPr>
-                <w:rFonts w:ascii="Arial" w:hAnsi="Arial" w:cs="Arial"/>
-                <w:sz w:val="20"/>
-                <w:szCs w:val="20"/>
-              </w:rPr>
-              <w:t>{{Training completion date}}</w:t>
+              <w:t>{{Training Date}}</w:t>
             </w:r>
           </w:p>
         </w:tc>
@@ -3288,27 +3531,32 @@
             <w:tcW w:w="5511" w:type="dxa"/>
             <w:gridSpan w:val="7"/>
             <w:tcBorders>
-              <w:top w:val="single" w:sz="4" w:space="0" w:color="000000" w:themeColor="text1"/>
-              <w:left w:val="single" w:sz="4" w:space="0" w:color="000000" w:themeColor="text1"/>
-              <w:bottom w:val="single" w:sz="4" w:space="0" w:color="000000" w:themeColor="text1"/>
-              <w:right w:val="single" w:sz="4" w:space="0" w:color="000000" w:themeColor="text1"/>
-            </w:tcBorders>
-            <w:shd w:val="clear" w:color="auto" w:fill="FFFFFF" w:themeFill="background1"/>
-            <w:tcMar>
-              <w:top w:w="0" w:type="dxa"/>
-              <w:left w:w="108" w:type="dxa"/>
-              <w:bottom w:w="0" w:type="dxa"/>
-              <w:right w:w="108" w:type="dxa"/>
-            </w:tcMar>
-            <w:vAlign w:val="center"/>
-          </w:tcPr>
-          <w:p>
-            <w:r>
-              <w:rPr>
-                <w:rFonts w:ascii="Rubik" w:eastAsia="Calibri" w:hAnsi="Rubik" w:cs="Rubik"/>
-                <w:sz w:val="22"/>
-              </w:rPr>
-              <w:t>Infection Prevention and Control – Levels 1 &amp; 2</w:t>
+              <w:top w:val="single" w:sz="4" w:space="0" w:color="000000"/>
+              <w:left w:val="single" w:sz="4" w:space="0" w:color="000000"/>
+              <w:bottom w:val="single" w:sz="4" w:space="0" w:color="000000"/>
+              <w:right w:val="single" w:sz="4" w:space="0" w:color="000000"/>
+            </w:tcBorders>
+            <w:shd w:val="clear" w:color="auto" w:fill="FFFFFF"/>
+            <w:tcMar>
+              <w:top w:w="0" w:type="dxa"/>
+              <w:left w:w="108" w:type="dxa"/>
+              <w:bottom w:w="0" w:type="dxa"/>
+              <w:right w:w="108" w:type="dxa"/>
+            </w:tcMar>
+            <w:vAlign w:val="center"/>
+          </w:tcPr>
+          <w:p>
+            <w:pPr>
+              <w:rPr>
+                <w:rFonts w:ascii="Rubik" w:hAnsi="Rubik" w:cs="Rubik"/>
+              </w:rPr>
+            </w:pPr>
+            <w:r>
+              <w:rPr>
+                <w:rFonts w:ascii="Rubik" w:hAnsi="Rubik" w:cs="Rubik"/>
+                <w:sz w:val="22"/>
+              </w:rPr>
+              <w:t>Lone Worker</w:t>
             </w:r>
           </w:p>
         </w:tc>
@@ -3317,10 +3565,11 @@
             <w:tcW w:w="1578" w:type="dxa"/>
             <w:gridSpan w:val="3"/>
             <w:tcBorders>
-              <w:bottom w:val="single" w:sz="4" w:space="0" w:color="000000" w:themeColor="text1"/>
-              <w:right w:val="single" w:sz="4" w:space="0" w:color="000000" w:themeColor="text1"/>
-            </w:tcBorders>
-            <w:shd w:val="clear" w:color="auto" w:fill="FFFFFF" w:themeFill="background1"/>
+              <w:top w:val="single" w:sz="4" w:space="0" w:color="000000"/>
+              <w:bottom w:val="single" w:sz="4" w:space="0" w:color="000000"/>
+              <w:right w:val="single" w:sz="4" w:space="0" w:color="000000"/>
+            </w:tcBorders>
+            <w:shd w:val="clear" w:color="auto" w:fill="FFFFFF"/>
             <w:tcMar>
               <w:top w:w="0" w:type="dxa"/>
               <w:left w:w="108" w:type="dxa"/>
@@ -3332,7 +3581,7 @@
             <w:pPr>
               <w:jc w:val="center"/>
               <w:rPr>
-                <w:rFonts w:ascii="Rubik" w:eastAsia="Calibri" w:hAnsi="Rubik" w:cs="Rubik"/>
+                <w:rFonts w:ascii="Rubik" w:hAnsi="Rubik" w:cs="Rubik"/>
               </w:rPr>
             </w:pPr>
             <w:r>
@@ -3348,10 +3597,11 @@
             <w:tcW w:w="3120" w:type="dxa"/>
             <w:gridSpan w:val="2"/>
             <w:tcBorders>
-              <w:bottom w:val="single" w:sz="4" w:space="0" w:color="000000" w:themeColor="text1"/>
-              <w:right w:val="single" w:sz="4" w:space="0" w:color="000000" w:themeColor="text1"/>
-            </w:tcBorders>
-            <w:shd w:val="clear" w:color="auto" w:fill="FFFFFF" w:themeFill="background1"/>
+              <w:top w:val="single" w:sz="4" w:space="0" w:color="000000"/>
+              <w:bottom w:val="single" w:sz="4" w:space="0" w:color="000000"/>
+              <w:right w:val="single" w:sz="4" w:space="0" w:color="000000"/>
+            </w:tcBorders>
+            <w:shd w:val="clear" w:color="auto" w:fill="FFFFFF"/>
             <w:tcMar>
               <w:top w:w="0" w:type="dxa"/>
               <w:left w:w="108" w:type="dxa"/>
@@ -3363,16 +3613,11 @@
             <w:pPr>
               <w:jc w:val="center"/>
               <w:rPr>
-                <w:rFonts w:ascii="Rubik" w:eastAsia="Calibri" w:hAnsi="Rubik" w:cs="Rubik"/>
-              </w:rPr>
-            </w:pPr>
-            <w:r>
-              <w:rPr>
-                <w:rFonts w:ascii="Arial" w:hAnsi="Arial" w:cs="Arial"/>
-                <w:sz w:val="20"/>
-                <w:szCs w:val="20"/>
-              </w:rPr>
-              <w:t>{{Training completion date}}</w:t>
+                <w:rFonts w:ascii="Rubik" w:hAnsi="Rubik" w:cs="Rubik"/>
+              </w:rPr>
+            </w:pPr>
+            <w:r>
+              <w:t>{{Training Date}}</w:t>
             </w:r>
           </w:p>
         </w:tc>
@@ -3386,27 +3631,27 @@
             <w:tcW w:w="5511" w:type="dxa"/>
             <w:gridSpan w:val="7"/>
             <w:tcBorders>
-              <w:top w:val="single" w:sz="4" w:space="0" w:color="000000" w:themeColor="text1"/>
-              <w:left w:val="single" w:sz="4" w:space="0" w:color="000000" w:themeColor="text1"/>
-              <w:bottom w:val="single" w:sz="4" w:space="0" w:color="000000" w:themeColor="text1"/>
-              <w:right w:val="single" w:sz="4" w:space="0" w:color="000000" w:themeColor="text1"/>
-            </w:tcBorders>
-            <w:shd w:val="clear" w:color="auto" w:fill="FFFFFF" w:themeFill="background1"/>
-            <w:tcMar>
-              <w:top w:w="0" w:type="dxa"/>
-              <w:left w:w="108" w:type="dxa"/>
-              <w:bottom w:w="0" w:type="dxa"/>
-              <w:right w:w="108" w:type="dxa"/>
-            </w:tcMar>
-            <w:vAlign w:val="center"/>
-          </w:tcPr>
-          <w:p>
-            <w:r>
-              <w:rPr>
-                <w:rFonts w:ascii="Rubik" w:eastAsia="Calibri" w:hAnsi="Rubik" w:cs="Rubik"/>
-                <w:sz w:val="22"/>
-              </w:rPr>
-              <w:t>Information Governance (Scotland)</w:t>
+              <w:top w:val="single" w:sz="4" w:space="0" w:color="000000"/>
+              <w:left w:val="single" w:sz="4" w:space="0" w:color="000000"/>
+              <w:bottom w:val="single" w:sz="4" w:space="0" w:color="000000"/>
+              <w:right w:val="single" w:sz="4" w:space="0" w:color="000000"/>
+            </w:tcBorders>
+            <w:shd w:val="clear" w:color="auto" w:fill="FFFFFF"/>
+            <w:tcMar>
+              <w:top w:w="0" w:type="dxa"/>
+              <w:left w:w="108" w:type="dxa"/>
+              <w:bottom w:w="0" w:type="dxa"/>
+              <w:right w:w="108" w:type="dxa"/>
+            </w:tcMar>
+            <w:vAlign w:val="center"/>
+          </w:tcPr>
+          <w:p>
+            <w:r>
+              <w:rPr>
+                <w:rFonts w:ascii="Rubik" w:eastAsia="Calibri" w:hAnsi="Rubik" w:cs="Rubik"/>
+                <w:sz w:val="22"/>
+              </w:rPr>
+              <w:t>Manual Handling</w:t>
             </w:r>
           </w:p>
         </w:tc>
@@ -3415,12 +3660,11 @@
             <w:tcW w:w="1578" w:type="dxa"/>
             <w:gridSpan w:val="3"/>
             <w:tcBorders>
-              <w:top w:val="single" w:sz="4" w:space="0" w:color="000000" w:themeColor="text1"/>
-              <w:left w:val="single" w:sz="4" w:space="0" w:color="000000" w:themeColor="text1"/>
-              <w:bottom w:val="single" w:sz="4" w:space="0" w:color="000000" w:themeColor="text1"/>
-              <w:right w:val="single" w:sz="4" w:space="0" w:color="000000" w:themeColor="text1"/>
-            </w:tcBorders>
-            <w:shd w:val="clear" w:color="auto" w:fill="FFFFFF" w:themeFill="background1"/>
+              <w:top w:val="single" w:sz="4" w:space="0" w:color="000000"/>
+              <w:bottom w:val="single" w:sz="4" w:space="0" w:color="000000"/>
+              <w:right w:val="single" w:sz="4" w:space="0" w:color="000000"/>
+            </w:tcBorders>
+            <w:shd w:val="clear" w:color="auto" w:fill="FFFFFF"/>
             <w:tcMar>
               <w:top w:w="0" w:type="dxa"/>
               <w:left w:w="108" w:type="dxa"/>
@@ -3448,12 +3692,11 @@
             <w:tcW w:w="3120" w:type="dxa"/>
             <w:gridSpan w:val="2"/>
             <w:tcBorders>
-              <w:top w:val="single" w:sz="4" w:space="0" w:color="000000" w:themeColor="text1"/>
-              <w:left w:val="single" w:sz="4" w:space="0" w:color="000000" w:themeColor="text1"/>
-              <w:bottom w:val="single" w:sz="4" w:space="0" w:color="000000" w:themeColor="text1"/>
-              <w:right w:val="single" w:sz="4" w:space="0" w:color="000000" w:themeColor="text1"/>
-            </w:tcBorders>
-            <w:shd w:val="clear" w:color="auto" w:fill="FFFFFF" w:themeFill="background1"/>
+              <w:top w:val="single" w:sz="4" w:space="0" w:color="000000"/>
+              <w:bottom w:val="single" w:sz="4" w:space="0" w:color="000000"/>
+              <w:right w:val="single" w:sz="4" w:space="0" w:color="000000"/>
+            </w:tcBorders>
+            <w:shd w:val="clear" w:color="auto" w:fill="FFFFFF"/>
             <w:tcMar>
               <w:top w:w="0" w:type="dxa"/>
               <w:left w:w="108" w:type="dxa"/>
@@ -3469,12 +3712,7 @@
               </w:rPr>
             </w:pPr>
             <w:r>
-              <w:rPr>
-                <w:rFonts w:ascii="Arial" w:hAnsi="Arial" w:cs="Arial"/>
-                <w:sz w:val="20"/>
-                <w:szCs w:val="20"/>
-              </w:rPr>
-              <w:t>{{Training completion date}}</w:t>
+              <w:t>{{Training Date}}</w:t>
             </w:r>
           </w:p>
         </w:tc>
@@ -3488,32 +3726,27 @@
             <w:tcW w:w="5511" w:type="dxa"/>
             <w:gridSpan w:val="7"/>
             <w:tcBorders>
-              <w:top w:val="single" w:sz="4" w:space="0" w:color="000000" w:themeColor="text1"/>
-              <w:left w:val="single" w:sz="4" w:space="0" w:color="000000" w:themeColor="text1"/>
-              <w:bottom w:val="single" w:sz="4" w:space="0" w:color="000000" w:themeColor="text1"/>
-              <w:right w:val="single" w:sz="4" w:space="0" w:color="000000" w:themeColor="text1"/>
-            </w:tcBorders>
-            <w:shd w:val="clear" w:color="auto" w:fill="FFFFFF" w:themeFill="background1"/>
-            <w:tcMar>
-              <w:top w:w="0" w:type="dxa"/>
-              <w:left w:w="108" w:type="dxa"/>
-              <w:bottom w:w="0" w:type="dxa"/>
-              <w:right w:w="108" w:type="dxa"/>
-            </w:tcMar>
-            <w:vAlign w:val="center"/>
-          </w:tcPr>
-          <w:p>
-            <w:pPr>
-              <w:rPr>
-                <w:rFonts w:ascii="Rubik" w:hAnsi="Rubik" w:cs="Rubik"/>
-              </w:rPr>
-            </w:pPr>
-            <w:r>
-              <w:rPr>
-                <w:rFonts w:ascii="Rubik" w:hAnsi="Rubik" w:cs="Rubik"/>
-                <w:sz w:val="22"/>
-              </w:rPr>
-              <w:t>Lone Worker</w:t>
+              <w:top w:val="single" w:sz="4" w:space="0" w:color="000000"/>
+              <w:left w:val="single" w:sz="4" w:space="0" w:color="000000"/>
+              <w:bottom w:val="single" w:sz="4" w:space="0" w:color="000000"/>
+              <w:right w:val="single" w:sz="4" w:space="0" w:color="000000"/>
+            </w:tcBorders>
+            <w:shd w:val="clear" w:color="auto" w:fill="FFFFFF"/>
+            <w:tcMar>
+              <w:top w:w="0" w:type="dxa"/>
+              <w:left w:w="108" w:type="dxa"/>
+              <w:bottom w:w="0" w:type="dxa"/>
+              <w:right w:w="108" w:type="dxa"/>
+            </w:tcMar>
+            <w:vAlign w:val="center"/>
+          </w:tcPr>
+          <w:p>
+            <w:r>
+              <w:rPr>
+                <w:rFonts w:ascii="Rubik" w:eastAsia="Calibri" w:hAnsi="Rubik" w:cs="Rubik"/>
+                <w:sz w:val="22"/>
+              </w:rPr>
+              <w:t>Mental Capacity Act 2005</w:t>
             </w:r>
           </w:p>
         </w:tc>
@@ -3522,11 +3755,11 @@
             <w:tcW w:w="1578" w:type="dxa"/>
             <w:gridSpan w:val="3"/>
             <w:tcBorders>
-              <w:top w:val="single" w:sz="4" w:space="0" w:color="000000" w:themeColor="text1"/>
-              <w:bottom w:val="single" w:sz="4" w:space="0" w:color="000000" w:themeColor="text1"/>
-              <w:right w:val="single" w:sz="4" w:space="0" w:color="000000" w:themeColor="text1"/>
-            </w:tcBorders>
-            <w:shd w:val="clear" w:color="auto" w:fill="FFFFFF" w:themeFill="background1"/>
+              <w:top w:val="single" w:sz="4" w:space="0" w:color="000000"/>
+              <w:bottom w:val="single" w:sz="4" w:space="0" w:color="000000"/>
+              <w:right w:val="single" w:sz="4" w:space="0" w:color="000000"/>
+            </w:tcBorders>
+            <w:shd w:val="clear" w:color="auto" w:fill="FFFFFF"/>
             <w:tcMar>
               <w:top w:w="0" w:type="dxa"/>
               <w:left w:w="108" w:type="dxa"/>
@@ -3538,7 +3771,7 @@
             <w:pPr>
               <w:jc w:val="center"/>
               <w:rPr>
-                <w:rFonts w:ascii="Rubik" w:hAnsi="Rubik" w:cs="Rubik"/>
+                <w:rFonts w:ascii="Rubik" w:eastAsia="Calibri" w:hAnsi="Rubik" w:cs="Rubik"/>
               </w:rPr>
             </w:pPr>
             <w:r>
@@ -3554,11 +3787,11 @@
             <w:tcW w:w="3120" w:type="dxa"/>
             <w:gridSpan w:val="2"/>
             <w:tcBorders>
-              <w:top w:val="single" w:sz="4" w:space="0" w:color="000000" w:themeColor="text1"/>
-              <w:bottom w:val="single" w:sz="4" w:space="0" w:color="000000" w:themeColor="text1"/>
-              <w:right w:val="single" w:sz="4" w:space="0" w:color="000000" w:themeColor="text1"/>
-            </w:tcBorders>
-            <w:shd w:val="clear" w:color="auto" w:fill="FFFFFF" w:themeFill="background1"/>
+              <w:top w:val="single" w:sz="4" w:space="0" w:color="000000"/>
+              <w:bottom w:val="single" w:sz="4" w:space="0" w:color="000000"/>
+              <w:right w:val="single" w:sz="4" w:space="0" w:color="000000"/>
+            </w:tcBorders>
+            <w:shd w:val="clear" w:color="auto" w:fill="FFFFFF"/>
             <w:tcMar>
               <w:top w:w="0" w:type="dxa"/>
               <w:left w:w="108" w:type="dxa"/>
@@ -3570,16 +3803,11 @@
             <w:pPr>
               <w:jc w:val="center"/>
               <w:rPr>
-                <w:rFonts w:ascii="Rubik" w:hAnsi="Rubik" w:cs="Rubik"/>
-              </w:rPr>
-            </w:pPr>
-            <w:r>
-              <w:rPr>
-                <w:rFonts w:ascii="Arial" w:hAnsi="Arial" w:cs="Arial"/>
-                <w:sz w:val="20"/>
-                <w:szCs w:val="20"/>
-              </w:rPr>
-              <w:t>{{Training completion date}}</w:t>
+                <w:rFonts w:ascii="Rubik" w:eastAsia="Calibri" w:hAnsi="Rubik" w:cs="Rubik"/>
+              </w:rPr>
+            </w:pPr>
+            <w:r>
+              <w:t>{{Training Date}}</w:t>
             </w:r>
           </w:p>
         </w:tc>
@@ -3593,27 +3821,32 @@
             <w:tcW w:w="5511" w:type="dxa"/>
             <w:gridSpan w:val="7"/>
             <w:tcBorders>
-              <w:top w:val="single" w:sz="4" w:space="0" w:color="000000" w:themeColor="text1"/>
-              <w:left w:val="single" w:sz="4" w:space="0" w:color="000000" w:themeColor="text1"/>
-              <w:bottom w:val="single" w:sz="4" w:space="0" w:color="000000" w:themeColor="text1"/>
-              <w:right w:val="single" w:sz="4" w:space="0" w:color="000000" w:themeColor="text1"/>
-            </w:tcBorders>
-            <w:shd w:val="clear" w:color="auto" w:fill="FFFFFF" w:themeFill="background1"/>
-            <w:tcMar>
-              <w:top w:w="0" w:type="dxa"/>
-              <w:left w:w="108" w:type="dxa"/>
-              <w:bottom w:w="0" w:type="dxa"/>
-              <w:right w:w="108" w:type="dxa"/>
-            </w:tcMar>
-            <w:vAlign w:val="center"/>
-          </w:tcPr>
-          <w:p>
-            <w:r>
-              <w:rPr>
-                <w:rFonts w:ascii="Rubik" w:eastAsia="Calibri" w:hAnsi="Rubik" w:cs="Rubik"/>
-                <w:sz w:val="22"/>
-              </w:rPr>
-              <w:t>Manual Handling</w:t>
+              <w:top w:val="single" w:sz="4" w:space="0" w:color="000000"/>
+              <w:left w:val="single" w:sz="4" w:space="0" w:color="000000"/>
+              <w:bottom w:val="single" w:sz="4" w:space="0" w:color="000000"/>
+              <w:right w:val="single" w:sz="4" w:space="0" w:color="000000"/>
+            </w:tcBorders>
+            <w:shd w:val="clear" w:color="auto" w:fill="FFFFFF"/>
+            <w:tcMar>
+              <w:top w:w="0" w:type="dxa"/>
+              <w:left w:w="108" w:type="dxa"/>
+              <w:bottom w:w="0" w:type="dxa"/>
+              <w:right w:w="108" w:type="dxa"/>
+            </w:tcMar>
+            <w:vAlign w:val="center"/>
+          </w:tcPr>
+          <w:p>
+            <w:pPr>
+              <w:rPr>
+                <w:rFonts w:ascii="Rubik" w:hAnsi="Rubik" w:cs="Rubik"/>
+              </w:rPr>
+            </w:pPr>
+            <w:r>
+              <w:rPr>
+                <w:rFonts w:ascii="Rubik" w:hAnsi="Rubik" w:cs="Rubik"/>
+                <w:sz w:val="22"/>
+              </w:rPr>
+              <w:t>Numeracy and Drug Calculations</w:t>
             </w:r>
           </w:p>
         </w:tc>
@@ -3622,11 +3855,12 @@
             <w:tcW w:w="1578" w:type="dxa"/>
             <w:gridSpan w:val="3"/>
             <w:tcBorders>
-              <w:top w:val="single" w:sz="4" w:space="0" w:color="000000" w:themeColor="text1"/>
-              <w:bottom w:val="single" w:sz="4" w:space="0" w:color="000000" w:themeColor="text1"/>
-              <w:right w:val="single" w:sz="4" w:space="0" w:color="000000" w:themeColor="text1"/>
-            </w:tcBorders>
-            <w:shd w:val="clear" w:color="auto" w:fill="FFFFFF" w:themeFill="background1"/>
+              <w:top w:val="single" w:sz="4" w:space="0" w:color="000000"/>
+              <w:left w:val="single" w:sz="4" w:space="0" w:color="000000"/>
+              <w:bottom w:val="single" w:sz="4" w:space="0" w:color="000000"/>
+              <w:right w:val="single" w:sz="4" w:space="0" w:color="000000"/>
+            </w:tcBorders>
+            <w:shd w:val="clear" w:color="auto" w:fill="FFFFFF"/>
             <w:tcMar>
               <w:top w:w="0" w:type="dxa"/>
               <w:left w:w="108" w:type="dxa"/>
@@ -3638,7 +3872,7 @@
             <w:pPr>
               <w:jc w:val="center"/>
               <w:rPr>
-                <w:rFonts w:ascii="Rubik" w:eastAsia="Calibri" w:hAnsi="Rubik" w:cs="Rubik"/>
+                <w:rFonts w:ascii="Rubik" w:hAnsi="Rubik" w:cs="Rubik"/>
               </w:rPr>
             </w:pPr>
             <w:r>
@@ -3654,11 +3888,12 @@
             <w:tcW w:w="3120" w:type="dxa"/>
             <w:gridSpan w:val="2"/>
             <w:tcBorders>
-              <w:top w:val="single" w:sz="4" w:space="0" w:color="000000" w:themeColor="text1"/>
-              <w:bottom w:val="single" w:sz="4" w:space="0" w:color="000000" w:themeColor="text1"/>
-              <w:right w:val="single" w:sz="4" w:space="0" w:color="000000" w:themeColor="text1"/>
-            </w:tcBorders>
-            <w:shd w:val="clear" w:color="auto" w:fill="FFFFFF" w:themeFill="background1"/>
+              <w:top w:val="single" w:sz="4" w:space="0" w:color="000000"/>
+              <w:left w:val="single" w:sz="4" w:space="0" w:color="000000"/>
+              <w:bottom w:val="single" w:sz="4" w:space="0" w:color="000000"/>
+              <w:right w:val="single" w:sz="4" w:space="0" w:color="000000"/>
+            </w:tcBorders>
+            <w:shd w:val="clear" w:color="auto" w:fill="FFFFFF"/>
             <w:tcMar>
               <w:top w:w="0" w:type="dxa"/>
               <w:left w:w="108" w:type="dxa"/>
@@ -3670,16 +3905,11 @@
             <w:pPr>
               <w:jc w:val="center"/>
               <w:rPr>
-                <w:rFonts w:ascii="Rubik" w:eastAsia="Calibri" w:hAnsi="Rubik" w:cs="Rubik"/>
-              </w:rPr>
-            </w:pPr>
-            <w:r>
-              <w:rPr>
-                <w:rFonts w:ascii="Arial" w:hAnsi="Arial" w:cs="Arial"/>
-                <w:sz w:val="20"/>
-                <w:szCs w:val="20"/>
-              </w:rPr>
-              <w:t>{{Training completion date}}</w:t>
+                <w:rFonts w:ascii="Rubik" w:hAnsi="Rubik" w:cs="Rubik"/>
+              </w:rPr>
+            </w:pPr>
+            <w:r>
+              <w:t>{{Training Date}}</w:t>
             </w:r>
           </w:p>
         </w:tc>
@@ -3693,27 +3923,27 @@
             <w:tcW w:w="5511" w:type="dxa"/>
             <w:gridSpan w:val="7"/>
             <w:tcBorders>
-              <w:top w:val="single" w:sz="4" w:space="0" w:color="000000" w:themeColor="text1"/>
-              <w:left w:val="single" w:sz="4" w:space="0" w:color="000000" w:themeColor="text1"/>
-              <w:bottom w:val="single" w:sz="4" w:space="0" w:color="000000" w:themeColor="text1"/>
-              <w:right w:val="single" w:sz="4" w:space="0" w:color="000000" w:themeColor="text1"/>
-            </w:tcBorders>
-            <w:shd w:val="clear" w:color="auto" w:fill="FFFFFF" w:themeFill="background1"/>
-            <w:tcMar>
-              <w:top w:w="0" w:type="dxa"/>
-              <w:left w:w="108" w:type="dxa"/>
-              <w:bottom w:w="0" w:type="dxa"/>
-              <w:right w:w="108" w:type="dxa"/>
-            </w:tcMar>
-            <w:vAlign w:val="center"/>
-          </w:tcPr>
-          <w:p>
-            <w:r>
-              <w:rPr>
-                <w:rFonts w:ascii="Rubik" w:eastAsia="Calibri" w:hAnsi="Rubik" w:cs="Rubik"/>
-                <w:sz w:val="22"/>
-              </w:rPr>
-              <w:t>Mental Capacity Act 2005</w:t>
+              <w:top w:val="single" w:sz="4" w:space="0" w:color="000000"/>
+              <w:left w:val="single" w:sz="4" w:space="0" w:color="000000"/>
+              <w:bottom w:val="single" w:sz="4" w:space="0" w:color="000000"/>
+              <w:right w:val="single" w:sz="4" w:space="0" w:color="000000"/>
+            </w:tcBorders>
+            <w:shd w:val="clear" w:color="auto" w:fill="FFFFFF"/>
+            <w:tcMar>
+              <w:top w:w="0" w:type="dxa"/>
+              <w:left w:w="108" w:type="dxa"/>
+              <w:bottom w:w="0" w:type="dxa"/>
+              <w:right w:w="108" w:type="dxa"/>
+            </w:tcMar>
+            <w:vAlign w:val="center"/>
+          </w:tcPr>
+          <w:p>
+            <w:r>
+              <w:rPr>
+                <w:rFonts w:ascii="Rubik" w:eastAsia="Calibri" w:hAnsi="Rubik" w:cs="Rubik"/>
+                <w:sz w:val="22"/>
+              </w:rPr>
+              <w:t>RIDDOR</w:t>
             </w:r>
           </w:p>
         </w:tc>
@@ -3722,11 +3952,11 @@
             <w:tcW w:w="1578" w:type="dxa"/>
             <w:gridSpan w:val="3"/>
             <w:tcBorders>
-              <w:top w:val="single" w:sz="4" w:space="0" w:color="000000" w:themeColor="text1"/>
-              <w:bottom w:val="single" w:sz="4" w:space="0" w:color="000000" w:themeColor="text1"/>
-              <w:right w:val="single" w:sz="4" w:space="0" w:color="000000" w:themeColor="text1"/>
-            </w:tcBorders>
-            <w:shd w:val="clear" w:color="auto" w:fill="FFFFFF" w:themeFill="background1"/>
+              <w:top w:val="single" w:sz="4" w:space="0" w:color="000000"/>
+              <w:bottom w:val="single" w:sz="4" w:space="0" w:color="000000"/>
+              <w:right w:val="single" w:sz="4" w:space="0" w:color="000000"/>
+            </w:tcBorders>
+            <w:shd w:val="clear" w:color="auto" w:fill="FFFFFF"/>
             <w:tcMar>
               <w:top w:w="0" w:type="dxa"/>
               <w:left w:w="108" w:type="dxa"/>
@@ -3754,11 +3984,11 @@
             <w:tcW w:w="3120" w:type="dxa"/>
             <w:gridSpan w:val="2"/>
             <w:tcBorders>
-              <w:top w:val="single" w:sz="4" w:space="0" w:color="000000" w:themeColor="text1"/>
-              <w:bottom w:val="single" w:sz="4" w:space="0" w:color="000000" w:themeColor="text1"/>
-              <w:right w:val="single" w:sz="4" w:space="0" w:color="000000" w:themeColor="text1"/>
-            </w:tcBorders>
-            <w:shd w:val="clear" w:color="auto" w:fill="FFFFFF" w:themeFill="background1"/>
+              <w:top w:val="single" w:sz="4" w:space="0" w:color="000000"/>
+              <w:bottom w:val="single" w:sz="4" w:space="0" w:color="000000"/>
+              <w:right w:val="single" w:sz="4" w:space="0" w:color="000000"/>
+            </w:tcBorders>
+            <w:shd w:val="clear" w:color="auto" w:fill="FFFFFF"/>
             <w:tcMar>
               <w:top w:w="0" w:type="dxa"/>
               <w:left w:w="108" w:type="dxa"/>
@@ -3774,12 +4004,7 @@
               </w:rPr>
             </w:pPr>
             <w:r>
-              <w:rPr>
-                <w:rFonts w:ascii="Arial" w:hAnsi="Arial" w:cs="Arial"/>
-                <w:sz w:val="20"/>
-                <w:szCs w:val="20"/>
-              </w:rPr>
-              <w:t>{{Training completion date}}</w:t>
+              <w:t>{{Training Date}}</w:t>
             </w:r>
           </w:p>
         </w:tc>
@@ -3793,32 +4018,27 @@
             <w:tcW w:w="5511" w:type="dxa"/>
             <w:gridSpan w:val="7"/>
             <w:tcBorders>
-              <w:top w:val="single" w:sz="4" w:space="0" w:color="000000" w:themeColor="text1"/>
-              <w:left w:val="single" w:sz="4" w:space="0" w:color="000000" w:themeColor="text1"/>
-              <w:bottom w:val="single" w:sz="4" w:space="0" w:color="000000" w:themeColor="text1"/>
-              <w:right w:val="single" w:sz="4" w:space="0" w:color="000000" w:themeColor="text1"/>
-            </w:tcBorders>
-            <w:shd w:val="clear" w:color="auto" w:fill="FFFFFF" w:themeFill="background1"/>
-            <w:tcMar>
-              <w:top w:w="0" w:type="dxa"/>
-              <w:left w:w="108" w:type="dxa"/>
-              <w:bottom w:w="0" w:type="dxa"/>
-              <w:right w:w="108" w:type="dxa"/>
-            </w:tcMar>
-            <w:vAlign w:val="center"/>
-          </w:tcPr>
-          <w:p>
-            <w:pPr>
-              <w:rPr>
-                <w:rFonts w:ascii="Rubik" w:hAnsi="Rubik" w:cs="Rubik"/>
-              </w:rPr>
-            </w:pPr>
-            <w:r>
-              <w:rPr>
-                <w:rFonts w:ascii="Rubik" w:hAnsi="Rubik" w:cs="Rubik"/>
-                <w:sz w:val="22"/>
-              </w:rPr>
-              <w:t>Numeracy and Drug Calculations</w:t>
+              <w:top w:val="single" w:sz="4" w:space="0" w:color="000000"/>
+              <w:left w:val="single" w:sz="4" w:space="0" w:color="000000"/>
+              <w:bottom w:val="single" w:sz="4" w:space="0" w:color="000000"/>
+              <w:right w:val="single" w:sz="4" w:space="0" w:color="000000"/>
+            </w:tcBorders>
+            <w:shd w:val="clear" w:color="auto" w:fill="FFFFFF"/>
+            <w:tcMar>
+              <w:top w:w="0" w:type="dxa"/>
+              <w:left w:w="108" w:type="dxa"/>
+              <w:bottom w:w="0" w:type="dxa"/>
+              <w:right w:w="108" w:type="dxa"/>
+            </w:tcMar>
+            <w:vAlign w:val="center"/>
+          </w:tcPr>
+          <w:p>
+            <w:r>
+              <w:rPr>
+                <w:rFonts w:ascii="Rubik" w:eastAsia="Calibri" w:hAnsi="Rubik" w:cs="Rubik"/>
+                <w:sz w:val="22"/>
+              </w:rPr>
+              <w:t>SOVA &amp; SOCA Level 3</w:t>
             </w:r>
           </w:p>
         </w:tc>
@@ -3827,12 +4047,12 @@
             <w:tcW w:w="1578" w:type="dxa"/>
             <w:gridSpan w:val="3"/>
             <w:tcBorders>
-              <w:top w:val="single" w:sz="4" w:space="0" w:color="000000" w:themeColor="text1"/>
-              <w:left w:val="single" w:sz="4" w:space="0" w:color="000000" w:themeColor="text1"/>
-              <w:bottom w:val="single" w:sz="4" w:space="0" w:color="000000" w:themeColor="text1"/>
-              <w:right w:val="single" w:sz="4" w:space="0" w:color="000000" w:themeColor="text1"/>
-            </w:tcBorders>
-            <w:shd w:val="clear" w:color="auto" w:fill="FFFFFF" w:themeFill="background1"/>
+              <w:top w:val="single" w:sz="4" w:space="0" w:color="000000"/>
+              <w:left w:val="single" w:sz="4" w:space="0" w:color="000000"/>
+              <w:bottom w:val="single" w:sz="4" w:space="0" w:color="000000"/>
+              <w:right w:val="single" w:sz="4" w:space="0" w:color="000000"/>
+            </w:tcBorders>
+            <w:shd w:val="clear" w:color="auto" w:fill="FFFFFF"/>
             <w:tcMar>
               <w:top w:w="0" w:type="dxa"/>
               <w:left w:w="108" w:type="dxa"/>
@@ -3844,7 +4064,7 @@
             <w:pPr>
               <w:jc w:val="center"/>
               <w:rPr>
-                <w:rFonts w:ascii="Rubik" w:hAnsi="Rubik" w:cs="Rubik"/>
+                <w:rFonts w:ascii="Rubik" w:eastAsia="Calibri" w:hAnsi="Rubik" w:cs="Rubik"/>
               </w:rPr>
             </w:pPr>
             <w:r>
@@ -3860,12 +4080,12 @@
             <w:tcW w:w="3120" w:type="dxa"/>
             <w:gridSpan w:val="2"/>
             <w:tcBorders>
-              <w:top w:val="single" w:sz="4" w:space="0" w:color="000000" w:themeColor="text1"/>
-              <w:left w:val="single" w:sz="4" w:space="0" w:color="000000" w:themeColor="text1"/>
-              <w:bottom w:val="single" w:sz="4" w:space="0" w:color="000000" w:themeColor="text1"/>
-              <w:right w:val="single" w:sz="4" w:space="0" w:color="000000" w:themeColor="text1"/>
-            </w:tcBorders>
-            <w:shd w:val="clear" w:color="auto" w:fill="FFFFFF" w:themeFill="background1"/>
+              <w:top w:val="single" w:sz="4" w:space="0" w:color="000000"/>
+              <w:left w:val="single" w:sz="4" w:space="0" w:color="000000"/>
+              <w:bottom w:val="single" w:sz="4" w:space="0" w:color="000000"/>
+              <w:right w:val="single" w:sz="4" w:space="0" w:color="000000"/>
+            </w:tcBorders>
+            <w:shd w:val="clear" w:color="auto" w:fill="FFFFFF"/>
             <w:tcMar>
               <w:top w:w="0" w:type="dxa"/>
               <w:left w:w="108" w:type="dxa"/>
@@ -3877,218 +4097,11 @@
             <w:pPr>
               <w:jc w:val="center"/>
               <w:rPr>
-                <w:rFonts w:ascii="Rubik" w:hAnsi="Rubik" w:cs="Rubik"/>
-              </w:rPr>
-            </w:pPr>
-            <w:r>
-              <w:rPr>
-                <w:rFonts w:ascii="Arial" w:hAnsi="Arial" w:cs="Arial"/>
-                <w:sz w:val="20"/>
-                <w:szCs w:val="20"/>
-              </w:rPr>
-              <w:t>{{Training completion date}}</w:t>
-            </w:r>
-          </w:p>
-        </w:tc>
-      </w:tr>
-      <w:tr>
-        <w:trPr>
-          <w:trHeight w:val="240"/>
-        </w:trPr>
-        <w:tc>
-          <w:tcPr>
-            <w:tcW w:w="5511" w:type="dxa"/>
-            <w:gridSpan w:val="7"/>
-            <w:tcBorders>
-              <w:top w:val="single" w:sz="4" w:space="0" w:color="000000" w:themeColor="text1"/>
-              <w:left w:val="single" w:sz="4" w:space="0" w:color="000000" w:themeColor="text1"/>
-              <w:bottom w:val="single" w:sz="4" w:space="0" w:color="000000" w:themeColor="text1"/>
-              <w:right w:val="single" w:sz="4" w:space="0" w:color="000000" w:themeColor="text1"/>
-            </w:tcBorders>
-            <w:shd w:val="clear" w:color="auto" w:fill="FFFFFF" w:themeFill="background1"/>
-            <w:tcMar>
-              <w:top w:w="0" w:type="dxa"/>
-              <w:left w:w="108" w:type="dxa"/>
-              <w:bottom w:w="0" w:type="dxa"/>
-              <w:right w:w="108" w:type="dxa"/>
-            </w:tcMar>
-            <w:vAlign w:val="center"/>
-          </w:tcPr>
-          <w:p>
-            <w:r>
-              <w:rPr>
-                <w:rFonts w:ascii="Rubik" w:eastAsia="Calibri" w:hAnsi="Rubik" w:cs="Rubik"/>
-                <w:sz w:val="22"/>
-              </w:rPr>
-              <w:t>RIDDOR</w:t>
-            </w:r>
-          </w:p>
-        </w:tc>
-        <w:tc>
-          <w:tcPr>
-            <w:tcW w:w="1578" w:type="dxa"/>
-            <w:gridSpan w:val="3"/>
-            <w:tcBorders>
-              <w:top w:val="single" w:sz="4" w:space="0" w:color="000000" w:themeColor="text1"/>
-              <w:bottom w:val="single" w:sz="4" w:space="0" w:color="000000" w:themeColor="text1"/>
-              <w:right w:val="single" w:sz="4" w:space="0" w:color="000000" w:themeColor="text1"/>
-            </w:tcBorders>
-            <w:shd w:val="clear" w:color="auto" w:fill="FFFFFF" w:themeFill="background1"/>
-            <w:tcMar>
-              <w:top w:w="0" w:type="dxa"/>
-              <w:left w:w="108" w:type="dxa"/>
-              <w:bottom w:w="0" w:type="dxa"/>
-              <w:right w:w="108" w:type="dxa"/>
-            </w:tcMar>
-          </w:tcPr>
-          <w:p>
-            <w:pPr>
-              <w:jc w:val="center"/>
-              <w:rPr>
-                <w:rFonts w:ascii="Rubik" w:eastAsia="Calibri" w:hAnsi="Rubik" w:cs="Rubik"/>
-              </w:rPr>
-            </w:pPr>
-            <w:r>
-              <w:rPr>
-                <w:rFonts w:ascii="Rubik" w:eastAsia="Calibri" w:hAnsi="Rubik" w:cs="Rubik"/>
-              </w:rPr>
-              <w:t>Yes</w:t>
-            </w:r>
-          </w:p>
-        </w:tc>
-        <w:tc>
-          <w:tcPr>
-            <w:tcW w:w="3120" w:type="dxa"/>
-            <w:gridSpan w:val="2"/>
-            <w:tcBorders>
-              <w:top w:val="single" w:sz="4" w:space="0" w:color="000000" w:themeColor="text1"/>
-              <w:bottom w:val="single" w:sz="4" w:space="0" w:color="000000" w:themeColor="text1"/>
-              <w:right w:val="single" w:sz="4" w:space="0" w:color="000000" w:themeColor="text1"/>
-            </w:tcBorders>
-            <w:shd w:val="clear" w:color="auto" w:fill="FFFFFF" w:themeFill="background1"/>
-            <w:tcMar>
-              <w:top w:w="0" w:type="dxa"/>
-              <w:left w:w="108" w:type="dxa"/>
-              <w:bottom w:w="0" w:type="dxa"/>
-              <w:right w:w="108" w:type="dxa"/>
-            </w:tcMar>
-          </w:tcPr>
-          <w:p>
-            <w:pPr>
-              <w:jc w:val="center"/>
-              <w:rPr>
-                <w:rFonts w:ascii="Rubik" w:eastAsia="Calibri" w:hAnsi="Rubik" w:cs="Rubik"/>
-              </w:rPr>
-            </w:pPr>
-            <w:r>
-              <w:rPr>
-                <w:rFonts w:ascii="Arial" w:hAnsi="Arial" w:cs="Arial"/>
-                <w:sz w:val="20"/>
-                <w:szCs w:val="20"/>
-              </w:rPr>
-              <w:t>{{Training completion date}}</w:t>
-            </w:r>
-          </w:p>
-        </w:tc>
-      </w:tr>
-      <w:tr>
-        <w:trPr>
-          <w:trHeight w:val="240"/>
-        </w:trPr>
-        <w:tc>
-          <w:tcPr>
-            <w:tcW w:w="5511" w:type="dxa"/>
-            <w:gridSpan w:val="7"/>
-            <w:tcBorders>
-              <w:top w:val="single" w:sz="4" w:space="0" w:color="000000" w:themeColor="text1"/>
-              <w:left w:val="single" w:sz="4" w:space="0" w:color="000000" w:themeColor="text1"/>
-              <w:bottom w:val="single" w:sz="4" w:space="0" w:color="000000" w:themeColor="text1"/>
-              <w:right w:val="single" w:sz="4" w:space="0" w:color="000000" w:themeColor="text1"/>
-            </w:tcBorders>
-            <w:shd w:val="clear" w:color="auto" w:fill="FFFFFF" w:themeFill="background1"/>
-            <w:tcMar>
-              <w:top w:w="0" w:type="dxa"/>
-              <w:left w:w="108" w:type="dxa"/>
-              <w:bottom w:w="0" w:type="dxa"/>
-              <w:right w:w="108" w:type="dxa"/>
-            </w:tcMar>
-            <w:vAlign w:val="center"/>
-          </w:tcPr>
-          <w:p>
-            <w:r>
-              <w:rPr>
-                <w:rFonts w:ascii="Rubik" w:eastAsia="Calibri" w:hAnsi="Rubik" w:cs="Rubik"/>
-                <w:sz w:val="22"/>
-              </w:rPr>
-              <w:t>SOVA &amp; SOCA Level 3</w:t>
-            </w:r>
-          </w:p>
-        </w:tc>
-        <w:tc>
-          <w:tcPr>
-            <w:tcW w:w="1578" w:type="dxa"/>
-            <w:gridSpan w:val="3"/>
-            <w:tcBorders>
-              <w:top w:val="single" w:sz="4" w:space="0" w:color="000000" w:themeColor="text1"/>
-              <w:left w:val="single" w:sz="4" w:space="0" w:color="000000" w:themeColor="text1"/>
-              <w:bottom w:val="single" w:sz="4" w:space="0" w:color="000000" w:themeColor="text1"/>
-              <w:right w:val="single" w:sz="4" w:space="0" w:color="000000" w:themeColor="text1"/>
-            </w:tcBorders>
-            <w:shd w:val="clear" w:color="auto" w:fill="FFFFFF" w:themeFill="background1"/>
-            <w:tcMar>
-              <w:top w:w="0" w:type="dxa"/>
-              <w:left w:w="108" w:type="dxa"/>
-              <w:bottom w:w="0" w:type="dxa"/>
-              <w:right w:w="108" w:type="dxa"/>
-            </w:tcMar>
-          </w:tcPr>
-          <w:p>
-            <w:pPr>
-              <w:jc w:val="center"/>
-              <w:rPr>
-                <w:rFonts w:ascii="Rubik" w:eastAsia="Calibri" w:hAnsi="Rubik" w:cs="Rubik"/>
-              </w:rPr>
-            </w:pPr>
-            <w:r>
-              <w:rPr>
-                <w:rFonts w:ascii="Rubik" w:eastAsia="Calibri" w:hAnsi="Rubik" w:cs="Rubik"/>
-              </w:rPr>
-              <w:t>Yes</w:t>
-            </w:r>
-          </w:p>
-        </w:tc>
-        <w:tc>
-          <w:tcPr>
-            <w:tcW w:w="3120" w:type="dxa"/>
-            <w:gridSpan w:val="2"/>
-            <w:tcBorders>
-              <w:top w:val="single" w:sz="4" w:space="0" w:color="000000" w:themeColor="text1"/>
-              <w:left w:val="single" w:sz="4" w:space="0" w:color="000000" w:themeColor="text1"/>
-              <w:bottom w:val="single" w:sz="4" w:space="0" w:color="000000" w:themeColor="text1"/>
-              <w:right w:val="single" w:sz="4" w:space="0" w:color="000000" w:themeColor="text1"/>
-            </w:tcBorders>
-            <w:shd w:val="clear" w:color="auto" w:fill="FFFFFF" w:themeFill="background1"/>
-            <w:tcMar>
-              <w:top w:w="0" w:type="dxa"/>
-              <w:left w:w="108" w:type="dxa"/>
-              <w:bottom w:w="0" w:type="dxa"/>
-              <w:right w:w="108" w:type="dxa"/>
-            </w:tcMar>
-          </w:tcPr>
-          <w:p>
-            <w:pPr>
-              <w:jc w:val="center"/>
-              <w:rPr>
-                <w:rFonts w:ascii="Rubik" w:eastAsia="Calibri" w:hAnsi="Rubik" w:cs="Rubik"/>
-              </w:rPr>
-            </w:pPr>
-            <w:r>
-              <w:rPr>
-                <w:rFonts w:ascii="Arial" w:hAnsi="Arial" w:cs="Arial"/>
-                <w:sz w:val="20"/>
-                <w:szCs w:val="20"/>
-              </w:rPr>
-              <w:t>{{Training completion date}}</w:t>
+                <w:rFonts w:ascii="Rubik" w:eastAsia="Calibri" w:hAnsi="Rubik" w:cs="Rubik"/>
+              </w:rPr>
+            </w:pPr>
+            <w:r>
+              <w:t>{{Training Date}}</w:t>
             </w:r>
           </w:p>
         </w:tc>
@@ -4102,10 +4115,10 @@
             <w:tcW w:w="10209" w:type="dxa"/>
             <w:gridSpan w:val="12"/>
             <w:tcBorders>
-              <w:top w:val="single" w:sz="4" w:space="0" w:color="000000" w:themeColor="text1"/>
-              <w:bottom w:val="single" w:sz="4" w:space="0" w:color="000000" w:themeColor="text1"/>
-            </w:tcBorders>
-            <w:shd w:val="clear" w:color="auto" w:fill="FFFFFF" w:themeFill="background1"/>
+              <w:top w:val="single" w:sz="4" w:space="0" w:color="000000"/>
+              <w:bottom w:val="single" w:sz="4" w:space="0" w:color="000000"/>
+            </w:tcBorders>
+            <w:shd w:val="clear" w:color="auto" w:fill="FFFFFF"/>
             <w:tcMar>
               <w:top w:w="0" w:type="dxa"/>
               <w:left w:w="108" w:type="dxa"/>
@@ -4142,9 +4155,9 @@
             <w:tcW w:w="3627" w:type="dxa"/>
             <w:gridSpan w:val="4"/>
             <w:tcBorders>
-              <w:left w:val="single" w:sz="4" w:space="0" w:color="000000" w:themeColor="text1"/>
-            </w:tcBorders>
-            <w:shd w:val="clear" w:color="auto" w:fill="FFFFFF" w:themeFill="background1"/>
+              <w:left w:val="single" w:sz="4" w:space="0" w:color="000000"/>
+            </w:tcBorders>
+            <w:shd w:val="clear" w:color="auto" w:fill="FFFFFF"/>
             <w:tcMar>
               <w:top w:w="0" w:type="dxa"/>
               <w:left w:w="108" w:type="dxa"/>
@@ -4168,7 +4181,7 @@
           <w:tcPr>
             <w:tcW w:w="1915" w:type="dxa"/>
             <w:gridSpan w:val="4"/>
-            <w:shd w:val="clear" w:color="auto" w:fill="FFFFFF" w:themeFill="background1"/>
+            <w:shd w:val="clear" w:color="auto" w:fill="FFFFFF"/>
             <w:tcMar>
               <w:top w:w="0" w:type="dxa"/>
               <w:left w:w="108" w:type="dxa"/>
@@ -4192,7 +4205,7 @@
           <w:tcPr>
             <w:tcW w:w="1547" w:type="dxa"/>
             <w:gridSpan w:val="2"/>
-            <w:shd w:val="clear" w:color="auto" w:fill="FFFFFF" w:themeFill="background1"/>
+            <w:shd w:val="clear" w:color="auto" w:fill="FFFFFF"/>
             <w:tcMar>
               <w:top w:w="0" w:type="dxa"/>
               <w:left w:w="108" w:type="dxa"/>
@@ -4217,10 +4230,10 @@
             <w:tcW w:w="3120" w:type="dxa"/>
             <w:gridSpan w:val="2"/>
             <w:tcBorders>
-              <w:top w:val="single" w:sz="4" w:space="0" w:color="000000" w:themeColor="text1"/>
-              <w:right w:val="single" w:sz="4" w:space="0" w:color="000000" w:themeColor="text1"/>
-            </w:tcBorders>
-            <w:shd w:val="clear" w:color="auto" w:fill="FFFFFF" w:themeFill="background1"/>
+              <w:top w:val="single" w:sz="4" w:space="0" w:color="000000"/>
+              <w:right w:val="single" w:sz="4" w:space="0" w:color="000000"/>
+            </w:tcBorders>
+            <w:shd w:val="clear" w:color="auto" w:fill="FFFFFF"/>
             <w:tcMar>
               <w:top w:w="0" w:type="dxa"/>
               <w:left w:w="108" w:type="dxa"/>
@@ -4250,9 +4263,9 @@
             <w:tcW w:w="3627" w:type="dxa"/>
             <w:gridSpan w:val="4"/>
             <w:tcBorders>
-              <w:left w:val="single" w:sz="4" w:space="0" w:color="000000" w:themeColor="text1"/>
-            </w:tcBorders>
-            <w:shd w:val="clear" w:color="auto" w:fill="FFFFFF" w:themeFill="background1"/>
+              <w:left w:val="single" w:sz="4" w:space="0" w:color="000000"/>
+            </w:tcBorders>
+            <w:shd w:val="clear" w:color="auto" w:fill="FFFFFF"/>
             <w:tcMar>
               <w:top w:w="0" w:type="dxa"/>
               <w:left w:w="108" w:type="dxa"/>
@@ -4276,9 +4289,9 @@
             <w:tcW w:w="1915" w:type="dxa"/>
             <w:gridSpan w:val="4"/>
             <w:tcBorders>
-              <w:bottom w:val="dotted" w:sz="4" w:space="0" w:color="000000" w:themeColor="text1"/>
-            </w:tcBorders>
-            <w:shd w:val="clear" w:color="auto" w:fill="FFFFFF" w:themeFill="background1"/>
+              <w:bottom w:val="dotted" w:sz="4" w:space="0" w:color="000000"/>
+            </w:tcBorders>
+            <w:shd w:val="clear" w:color="auto" w:fill="FFFFFF"/>
             <w:tcMar>
               <w:top w:w="0" w:type="dxa"/>
               <w:left w:w="108" w:type="dxa"/>
@@ -4297,19 +4310,7 @@
               <w:rPr>
                 <w:rFonts w:ascii="Rubik" w:eastAsia="Calibri" w:hAnsi="Rubik" w:cs="Rubik"/>
               </w:rPr>
-              <w:t>D</w:t>
-            </w:r>
-            <w:r>
-              <w:rPr>
-                <w:rFonts w:ascii="Rubik" w:eastAsia="Calibri" w:hAnsi="Rubik" w:cs="Rubik"/>
-              </w:rPr>
-              <w:t>h</w:t>
-            </w:r>
-            <w:r>
-              <w:rPr>
-                <w:rFonts w:ascii="Rubik" w:eastAsia="Calibri" w:hAnsi="Rubik" w:cs="Rubik"/>
-              </w:rPr>
-              <w:t>aval Acharya</w:t>
+              <w:t>{{Form Completed By}}</w:t>
             </w:r>
           </w:p>
         </w:tc>
@@ -4317,7 +4318,7 @@
           <w:tcPr>
             <w:tcW w:w="1547" w:type="dxa"/>
             <w:gridSpan w:val="2"/>
-            <w:shd w:val="clear" w:color="auto" w:fill="FFFFFF" w:themeFill="background1"/>
+            <w:shd w:val="clear" w:color="auto" w:fill="FFFFFF"/>
             <w:tcMar>
               <w:top w:w="0" w:type="dxa"/>
               <w:left w:w="108" w:type="dxa"/>
@@ -4340,9 +4341,9 @@
           <w:tcPr>
             <w:tcW w:w="2424" w:type="dxa"/>
             <w:tcBorders>
-              <w:bottom w:val="dotted" w:sz="4" w:space="0" w:color="000000" w:themeColor="text1"/>
-            </w:tcBorders>
-            <w:shd w:val="clear" w:color="auto" w:fill="FFFFFF" w:themeFill="background1"/>
+              <w:bottom w:val="dotted" w:sz="4" w:space="0" w:color="000000"/>
+            </w:tcBorders>
+            <w:shd w:val="clear" w:color="auto" w:fill="FFFFFF"/>
             <w:tcMar>
               <w:top w:w="0" w:type="dxa"/>
               <w:left w:w="108" w:type="dxa"/>
@@ -4361,7 +4362,7 @@
               <w:rPr>
                 <w:rFonts w:ascii="Rubik" w:eastAsia="Calibri" w:hAnsi="Rubik" w:cs="Rubik"/>
               </w:rPr>
-              <w:t>D.Acharya</w:t>
+              <w:t>{{Signature}}</w:t>
             </w:r>
           </w:p>
         </w:tc>
@@ -4369,9 +4370,9 @@
           <w:tcPr>
             <w:tcW w:w="696" w:type="dxa"/>
             <w:tcBorders>
-              <w:right w:val="single" w:sz="4" w:space="0" w:color="000000" w:themeColor="text1"/>
-            </w:tcBorders>
-            <w:shd w:val="clear" w:color="auto" w:fill="FFFFFF" w:themeFill="background1"/>
+              <w:right w:val="single" w:sz="4" w:space="0" w:color="000000"/>
+            </w:tcBorders>
+            <w:shd w:val="clear" w:color="auto" w:fill="FFFFFF"/>
             <w:tcMar>
               <w:top w:w="0" w:type="dxa"/>
               <w:left w:w="108" w:type="dxa"/>
@@ -4400,9 +4401,9 @@
             <w:tcW w:w="3627" w:type="dxa"/>
             <w:gridSpan w:val="4"/>
             <w:tcBorders>
-              <w:left w:val="single" w:sz="4" w:space="0" w:color="000000" w:themeColor="text1"/>
-            </w:tcBorders>
-            <w:shd w:val="clear" w:color="auto" w:fill="FFFFFF" w:themeFill="background1"/>
+              <w:left w:val="single" w:sz="4" w:space="0" w:color="000000"/>
+            </w:tcBorders>
+            <w:shd w:val="clear" w:color="auto" w:fill="FFFFFF"/>
             <w:tcMar>
               <w:top w:w="0" w:type="dxa"/>
               <w:left w:w="108" w:type="dxa"/>
@@ -4425,7 +4426,7 @@
           <w:tcPr>
             <w:tcW w:w="1915" w:type="dxa"/>
             <w:gridSpan w:val="4"/>
-            <w:shd w:val="clear" w:color="auto" w:fill="FFFFFF" w:themeFill="background1"/>
+            <w:shd w:val="clear" w:color="auto" w:fill="FFFFFF"/>
             <w:tcMar>
               <w:top w:w="0" w:type="dxa"/>
               <w:left w:w="108" w:type="dxa"/>
@@ -4448,7 +4449,7 @@
           <w:tcPr>
             <w:tcW w:w="1547" w:type="dxa"/>
             <w:gridSpan w:val="2"/>
-            <w:shd w:val="clear" w:color="auto" w:fill="FFFFFF" w:themeFill="background1"/>
+            <w:shd w:val="clear" w:color="auto" w:fill="FFFFFF"/>
             <w:tcMar>
               <w:top w:w="0" w:type="dxa"/>
               <w:left w:w="108" w:type="dxa"/>
@@ -4472,9 +4473,9 @@
             <w:tcW w:w="3120" w:type="dxa"/>
             <w:gridSpan w:val="2"/>
             <w:tcBorders>
-              <w:right w:val="single" w:sz="4" w:space="0" w:color="000000" w:themeColor="text1"/>
-            </w:tcBorders>
-            <w:shd w:val="clear" w:color="auto" w:fill="FFFFFF" w:themeFill="background1"/>
+              <w:right w:val="single" w:sz="4" w:space="0" w:color="000000"/>
+            </w:tcBorders>
+            <w:shd w:val="clear" w:color="auto" w:fill="FFFFFF"/>
             <w:tcMar>
               <w:top w:w="0" w:type="dxa"/>
               <w:left w:w="108" w:type="dxa"/>
@@ -4503,9 +4504,9 @@
             <w:tcW w:w="3627" w:type="dxa"/>
             <w:gridSpan w:val="4"/>
             <w:tcBorders>
-              <w:left w:val="single" w:sz="4" w:space="0" w:color="000000" w:themeColor="text1"/>
-            </w:tcBorders>
-            <w:shd w:val="clear" w:color="auto" w:fill="FFFFFF" w:themeFill="background1"/>
+              <w:left w:val="single" w:sz="4" w:space="0" w:color="000000"/>
+            </w:tcBorders>
+            <w:shd w:val="clear" w:color="auto" w:fill="FFFFFF"/>
             <w:tcMar>
               <w:top w:w="0" w:type="dxa"/>
               <w:left w:w="108" w:type="dxa"/>
@@ -4529,9 +4530,9 @@
             <w:tcW w:w="1915" w:type="dxa"/>
             <w:gridSpan w:val="4"/>
             <w:tcBorders>
-              <w:bottom w:val="dotted" w:sz="4" w:space="0" w:color="000000" w:themeColor="text1"/>
-            </w:tcBorders>
-            <w:shd w:val="clear" w:color="auto" w:fill="FFFFFF" w:themeFill="background1"/>
+              <w:bottom w:val="dotted" w:sz="4" w:space="0" w:color="000000"/>
+            </w:tcBorders>
+            <w:shd w:val="clear" w:color="auto" w:fill="FFFFFF"/>
             <w:tcMar>
               <w:top w:w="0" w:type="dxa"/>
               <w:left w:w="108" w:type="dxa"/>
@@ -4550,7 +4551,7 @@
               <w:rPr>
                 <w:rFonts w:ascii="Rubik" w:eastAsia="Calibri" w:hAnsi="Rubik" w:cs="Rubik"/>
               </w:rPr>
-              <w:t>Compliance Officer</w:t>
+              <w:t>{{Position}}</w:t>
             </w:r>
           </w:p>
         </w:tc>
@@ -4558,7 +4559,7 @@
           <w:tcPr>
             <w:tcW w:w="1547" w:type="dxa"/>
             <w:gridSpan w:val="2"/>
-            <w:shd w:val="clear" w:color="auto" w:fill="FFFFFF" w:themeFill="background1"/>
+            <w:shd w:val="clear" w:color="auto" w:fill="FFFFFF"/>
             <w:tcMar>
               <w:top w:w="0" w:type="dxa"/>
               <w:left w:w="108" w:type="dxa"/>
@@ -4581,9 +4582,9 @@
           <w:tcPr>
             <w:tcW w:w="2424" w:type="dxa"/>
             <w:tcBorders>
-              <w:bottom w:val="dotted" w:sz="4" w:space="0" w:color="000000" w:themeColor="text1"/>
-            </w:tcBorders>
-            <w:shd w:val="clear" w:color="auto" w:fill="FFFFFF" w:themeFill="background1"/>
+              <w:bottom w:val="dotted" w:sz="4" w:space="0" w:color="000000"/>
+            </w:tcBorders>
+            <w:shd w:val="clear" w:color="auto" w:fill="FFFFFF"/>
             <w:tcMar>
               <w:top w:w="0" w:type="dxa"/>
               <w:left w:w="108" w:type="dxa"/>
@@ -4605,7 +4606,7 @@
                 <w:sz w:val="20"/>
                 <w:szCs w:val="20"/>
               </w:rPr>
-              <w:t>{{Today’s date}}</w:t>
+              <w:t>{{Today's Date}}</w:t>
             </w:r>
           </w:p>
         </w:tc>
@@ -4613,9 +4614,9 @@
           <w:tcPr>
             <w:tcW w:w="696" w:type="dxa"/>
             <w:tcBorders>
-              <w:right w:val="single" w:sz="4" w:space="0" w:color="000000" w:themeColor="text1"/>
-            </w:tcBorders>
-            <w:shd w:val="clear" w:color="auto" w:fill="FFFFFF" w:themeFill="background1"/>
+              <w:right w:val="single" w:sz="4" w:space="0" w:color="000000"/>
+            </w:tcBorders>
+            <w:shd w:val="clear" w:color="auto" w:fill="FFFFFF"/>
             <w:tcMar>
               <w:top w:w="0" w:type="dxa"/>
               <w:left w:w="108" w:type="dxa"/>
@@ -4644,10 +4645,10 @@
             <w:tcW w:w="3627" w:type="dxa"/>
             <w:gridSpan w:val="4"/>
             <w:tcBorders>
-              <w:left w:val="single" w:sz="4" w:space="0" w:color="000000" w:themeColor="text1"/>
-              <w:bottom w:val="single" w:sz="4" w:space="0" w:color="000000" w:themeColor="text1"/>
-            </w:tcBorders>
-            <w:shd w:val="clear" w:color="auto" w:fill="FFFFFF" w:themeFill="background1"/>
+              <w:left w:val="single" w:sz="4" w:space="0" w:color="000000"/>
+              <w:bottom w:val="single" w:sz="4" w:space="0" w:color="000000"/>
+            </w:tcBorders>
+            <w:shd w:val="clear" w:color="auto" w:fill="FFFFFF"/>
             <w:tcMar>
               <w:top w:w="0" w:type="dxa"/>
               <w:left w:w="108" w:type="dxa"/>
@@ -4663,9 +4664,9 @@
             <w:tcW w:w="1915" w:type="dxa"/>
             <w:gridSpan w:val="4"/>
             <w:tcBorders>
-              <w:bottom w:val="single" w:sz="4" w:space="0" w:color="000000" w:themeColor="text1"/>
-            </w:tcBorders>
-            <w:shd w:val="clear" w:color="auto" w:fill="FFFFFF" w:themeFill="background1"/>
+              <w:bottom w:val="single" w:sz="4" w:space="0" w:color="000000"/>
+            </w:tcBorders>
+            <w:shd w:val="clear" w:color="auto" w:fill="FFFFFF"/>
             <w:tcMar>
               <w:top w:w="0" w:type="dxa"/>
               <w:left w:w="108" w:type="dxa"/>
@@ -4681,9 +4682,9 @@
             <w:tcW w:w="1547" w:type="dxa"/>
             <w:gridSpan w:val="2"/>
             <w:tcBorders>
-              <w:bottom w:val="single" w:sz="4" w:space="0" w:color="000000" w:themeColor="text1"/>
-            </w:tcBorders>
-            <w:shd w:val="clear" w:color="auto" w:fill="FFFFFF" w:themeFill="background1"/>
+              <w:bottom w:val="single" w:sz="4" w:space="0" w:color="000000"/>
+            </w:tcBorders>
+            <w:shd w:val="clear" w:color="auto" w:fill="FFFFFF"/>
             <w:tcMar>
               <w:top w:w="0" w:type="dxa"/>
               <w:left w:w="108" w:type="dxa"/>
@@ -4699,10 +4700,10 @@
             <w:tcW w:w="3120" w:type="dxa"/>
             <w:gridSpan w:val="2"/>
             <w:tcBorders>
-              <w:bottom w:val="single" w:sz="4" w:space="0" w:color="000000" w:themeColor="text1"/>
-              <w:right w:val="single" w:sz="4" w:space="0" w:color="000000" w:themeColor="text1"/>
-            </w:tcBorders>
-            <w:shd w:val="clear" w:color="auto" w:fill="FFFFFF" w:themeFill="background1"/>
+              <w:bottom w:val="single" w:sz="4" w:space="0" w:color="000000"/>
+              <w:right w:val="single" w:sz="4" w:space="0" w:color="000000"/>
+            </w:tcBorders>
+            <w:shd w:val="clear" w:color="auto" w:fill="FFFFFF"/>
             <w:tcMar>
               <w:top w:w="0" w:type="dxa"/>
               <w:left w:w="108" w:type="dxa"/>
@@ -5562,17 +5563,8 @@
 </file>
 
 <file path=customXml/item1.xml><?xml version="1.0" encoding="utf-8"?>
-<?mso-contentType ?>
-<FormTemplates xmlns="http://schemas.microsoft.com/sharepoint/v3/contenttype/forms">
-  <Display>DocumentLibraryForm</Display>
-  <Edit>DocumentLibraryForm</Edit>
-  <New>DocumentLibraryForm</New>
-</FormTemplates>
-</file>
-
-<file path=customXml/item2.xml><?xml version="1.0" encoding="utf-8"?>
-<ct:contentTypeSchema xmlns:ct="http://schemas.microsoft.com/office/2006/metadata/contentType" xmlns:ma="http://schemas.microsoft.com/office/2006/metadata/properties/metaAttributes" ct:_="" ma:_="" ma:contentTypeName="Document" ma:contentTypeID="0x0101003814293903177B4BBA3FADFD8B6EFE20" ma:contentTypeVersion="18" ma:contentTypeDescription="Create a new document." ma:contentTypeScope="" ma:versionID="6f48f6edd5f79f83aff8ec45ba034ca2">
-  <xsd:schema xmlns:xsd="http://www.w3.org/2001/XMLSchema" xmlns:xs="http://www.w3.org/2001/XMLSchema" xmlns:p="http://schemas.microsoft.com/office/2006/metadata/properties" xmlns:ns2="feecd726-f7df-475c-8679-8678ca7cb149" xmlns:ns3="9e0f7ac9-4631-486e-b7fb-a7ba40187c75" targetNamespace="http://schemas.microsoft.com/office/2006/metadata/properties" ma:root="true" ma:fieldsID="2d97296e5ec5e71a8759d33458916169" ns2:_="" ns3:_="">
+<ct:contentTypeSchema xmlns:ct="http://schemas.microsoft.com/office/2006/metadata/contentType" xmlns:ma="http://schemas.microsoft.com/office/2006/metadata/properties/metaAttributes" ct:_="" ma:_="" ma:contentTypeName="Document" ma:contentTypeID="0x0101003814293903177B4BBA3FADFD8B6EFE20" ma:contentTypeVersion="18" ma:contentTypeDescription="Create a new document." ma:contentTypeScope="" ma:versionID="554ac8ecd8c06d72ec7e57502cbb4491">
+  <xsd:schema xmlns:xsd="http://www.w3.org/2001/XMLSchema" xmlns:xs="http://www.w3.org/2001/XMLSchema" xmlns:p="http://schemas.microsoft.com/office/2006/metadata/properties" xmlns:ns2="feecd726-f7df-475c-8679-8678ca7cb149" xmlns:ns3="9e0f7ac9-4631-486e-b7fb-a7ba40187c75" targetNamespace="http://schemas.microsoft.com/office/2006/metadata/properties" ma:root="true" ma:fieldsID="dc83c43580c168528b1e6614d9a51f6c" ns2:_="" ns3:_="">
     <xsd:import namespace="feecd726-f7df-475c-8679-8678ca7cb149"/>
     <xsd:import namespace="9e0f7ac9-4631-486e-b7fb-a7ba40187c75"/>
     <xsd:element name="properties">
@@ -5819,6 +5811,15 @@
 </ct:contentTypeSchema>
 </file>
 
+<file path=customXml/item2.xml><?xml version="1.0" encoding="utf-8"?>
+<?mso-contentType ?>
+<FormTemplates xmlns="http://schemas.microsoft.com/sharepoint/v3/contenttype/forms">
+  <Display>DocumentLibraryForm</Display>
+  <Edit>DocumentLibraryForm</Edit>
+  <New>DocumentLibraryForm</New>
+</FormTemplates>
+</file>
+
 <file path=customXml/item3.xml><?xml version="1.0" encoding="utf-8"?>
 <p:properties xmlns:p="http://schemas.microsoft.com/office/2006/metadata/properties" xmlns:xsi="http://www.w3.org/2001/XMLSchema-instance" xmlns:pc="http://schemas.microsoft.com/office/infopath/2007/PartnerControls">
   <documentManagement>
@@ -5831,15 +5832,7 @@
 </file>
 
 <file path=customXml/itemProps1.xml><?xml version="1.0" encoding="utf-8"?>
-<ds:datastoreItem xmlns:ds="http://schemas.openxmlformats.org/officeDocument/2006/customXml" ds:itemID="{435A1B6A-5D72-43EF-BF02-DE1B6FA504F9}">
-  <ds:schemaRefs>
-    <ds:schemaRef ds:uri="http://schemas.microsoft.com/sharepoint/v3/contenttype/forms"/>
-  </ds:schemaRefs>
-</ds:datastoreItem>
-</file>
-
-<file path=customXml/itemProps2.xml><?xml version="1.0" encoding="utf-8"?>
-<ds:datastoreItem xmlns:ds="http://schemas.openxmlformats.org/officeDocument/2006/customXml" ds:itemID="{A00ECA29-6994-4D89-9B50-CF9C4150224F}">
+<ds:datastoreItem xmlns:ds="http://schemas.openxmlformats.org/officeDocument/2006/customXml" ds:itemID="{DF407A8D-CD99-4341-A2D4-E422847A9F1A}">
   <ds:schemaRefs>
     <ds:schemaRef ds:uri="http://schemas.microsoft.com/office/2006/metadata/contentType"/>
     <ds:schemaRef ds:uri="http://schemas.microsoft.com/office/2006/metadata/properties/metaAttributes"/>
@@ -5857,6 +5850,14 @@
 </ds:datastoreItem>
 </file>
 
+<file path=customXml/itemProps2.xml><?xml version="1.0" encoding="utf-8"?>
+<ds:datastoreItem xmlns:ds="http://schemas.openxmlformats.org/officeDocument/2006/customXml" ds:itemID="{435A1B6A-5D72-43EF-BF02-DE1B6FA504F9}">
+  <ds:schemaRefs>
+    <ds:schemaRef ds:uri="http://schemas.microsoft.com/sharepoint/v3/contenttype/forms"/>
+  </ds:schemaRefs>
+</ds:datastoreItem>
+</file>
+
 <file path=customXml/itemProps3.xml><?xml version="1.0" encoding="utf-8"?>
 <ds:datastoreItem xmlns:ds="http://schemas.openxmlformats.org/officeDocument/2006/customXml" ds:itemID="{21D10F54-8386-42AA-852D-8197B9D8F21B}">
   <ds:schemaRefs>

--- a/templates_docx/EXEMPLAR PROFILE.docx
+++ b/templates_docx/EXEMPLAR PROFILE.docx
@@ -2339,12 +2339,7 @@
               </w:rPr>
             </w:pPr>
             <w:r>
-              <w:rPr>
-                <w:rFonts w:ascii="Arial" w:hAnsi="Arial" w:cs="Arial"/>
-                <w:sz w:val="20"/>
-                <w:szCs w:val="20"/>
-              </w:rPr>
-              <w:t>{{Training completion date}}</w:t>
+              <w:t>s</w:t>
             </w:r>
           </w:p>
         </w:tc>
@@ -2443,12 +2438,7 @@
               </w:rPr>
             </w:pPr>
             <w:r>
-              <w:rPr>
-                <w:rFonts w:ascii="Arial" w:hAnsi="Arial" w:cs="Arial"/>
-                <w:sz w:val="20"/>
-                <w:szCs w:val="20"/>
-              </w:rPr>
-              <w:t>{{Training completion date}}</w:t>
+              <w:t>{{Training Date}}</w:t>
             </w:r>
           </w:p>
         </w:tc>
@@ -2547,12 +2537,7 @@
               </w:rPr>
             </w:pPr>
             <w:r>
-              <w:rPr>
-                <w:rFonts w:ascii="Arial" w:hAnsi="Arial" w:cs="Arial"/>
-                <w:sz w:val="20"/>
-                <w:szCs w:val="20"/>
-              </w:rPr>
-              <w:t>{{Training completion date}}</w:t>
+              <w:t>{{Training Date}}</w:t>
             </w:r>
           </w:p>
         </w:tc>
@@ -2651,12 +2636,7 @@
               </w:rPr>
             </w:pPr>
             <w:r>
-              <w:rPr>
-                <w:rFonts w:ascii="Arial" w:hAnsi="Arial" w:cs="Arial"/>
-                <w:sz w:val="20"/>
-                <w:szCs w:val="20"/>
-              </w:rPr>
-              <w:t>{{Training completion date}}</w:t>
+              <w:t>{{Training Date}}</w:t>
             </w:r>
           </w:p>
         </w:tc>
@@ -2750,12 +2730,7 @@
               </w:rPr>
             </w:pPr>
             <w:r>
-              <w:rPr>
-                <w:rFonts w:ascii="Arial" w:hAnsi="Arial" w:cs="Arial"/>
-                <w:sz w:val="20"/>
-                <w:szCs w:val="20"/>
-              </w:rPr>
-              <w:t>{{Training completion date}}</w:t>
+              <w:t>{{Training Date}}</w:t>
             </w:r>
           </w:p>
         </w:tc>
@@ -2850,12 +2825,7 @@
               </w:rPr>
             </w:pPr>
             <w:r>
-              <w:rPr>
-                <w:rFonts w:ascii="Arial" w:hAnsi="Arial" w:cs="Arial"/>
-                <w:sz w:val="20"/>
-                <w:szCs w:val="20"/>
-              </w:rPr>
-              <w:t>{{Training completion date}}</w:t>
+              <w:t>{{Training Date}}</w:t>
             </w:r>
           </w:p>
         </w:tc>
@@ -5563,6 +5533,26 @@
 </file>
 
 <file path=customXml/item1.xml><?xml version="1.0" encoding="utf-8"?>
+<p:properties xmlns:p="http://schemas.microsoft.com/office/2006/metadata/properties" xmlns:xsi="http://www.w3.org/2001/XMLSchema-instance" xmlns:pc="http://schemas.microsoft.com/office/infopath/2007/PartnerControls">
+  <documentManagement>
+    <lcf76f155ced4ddcb4097134ff3c332f xmlns="feecd726-f7df-475c-8679-8678ca7cb149">
+      <Terms xmlns="http://schemas.microsoft.com/office/infopath/2007/PartnerControls"/>
+    </lcf76f155ced4ddcb4097134ff3c332f>
+    <TaxCatchAll xmlns="9e0f7ac9-4631-486e-b7fb-a7ba40187c75" xsi:nil="true"/>
+  </documentManagement>
+</p:properties>
+</file>
+
+<file path=customXml/item2.xml><?xml version="1.0" encoding="utf-8"?>
+<?mso-contentType ?>
+<FormTemplates xmlns="http://schemas.microsoft.com/sharepoint/v3/contenttype/forms">
+  <Display>DocumentLibraryForm</Display>
+  <Edit>DocumentLibraryForm</Edit>
+  <New>DocumentLibraryForm</New>
+</FormTemplates>
+</file>
+
+<file path=customXml/item3.xml><?xml version="1.0" encoding="utf-8"?>
 <ct:contentTypeSchema xmlns:ct="http://schemas.microsoft.com/office/2006/metadata/contentType" xmlns:ma="http://schemas.microsoft.com/office/2006/metadata/properties/metaAttributes" ct:_="" ma:_="" ma:contentTypeName="Document" ma:contentTypeID="0x0101003814293903177B4BBA3FADFD8B6EFE20" ma:contentTypeVersion="18" ma:contentTypeDescription="Create a new document." ma:contentTypeScope="" ma:versionID="554ac8ecd8c06d72ec7e57502cbb4491">
   <xsd:schema xmlns:xsd="http://www.w3.org/2001/XMLSchema" xmlns:xs="http://www.w3.org/2001/XMLSchema" xmlns:p="http://schemas.microsoft.com/office/2006/metadata/properties" xmlns:ns2="feecd726-f7df-475c-8679-8678ca7cb149" xmlns:ns3="9e0f7ac9-4631-486e-b7fb-a7ba40187c75" targetNamespace="http://schemas.microsoft.com/office/2006/metadata/properties" ma:root="true" ma:fieldsID="dc83c43580c168528b1e6614d9a51f6c" ns2:_="" ns3:_="">
     <xsd:import namespace="feecd726-f7df-475c-8679-8678ca7cb149"/>
@@ -5811,27 +5801,26 @@
 </ct:contentTypeSchema>
 </file>
 
-<file path=customXml/item2.xml><?xml version="1.0" encoding="utf-8"?>
-<?mso-contentType ?>
-<FormTemplates xmlns="http://schemas.microsoft.com/sharepoint/v3/contenttype/forms">
-  <Display>DocumentLibraryForm</Display>
-  <Edit>DocumentLibraryForm</Edit>
-  <New>DocumentLibraryForm</New>
-</FormTemplates>
+<file path=customXml/itemProps1.xml><?xml version="1.0" encoding="utf-8"?>
+<ds:datastoreItem xmlns:ds="http://schemas.openxmlformats.org/officeDocument/2006/customXml" ds:itemID="{21D10F54-8386-42AA-852D-8197B9D8F21B}">
+  <ds:schemaRefs>
+    <ds:schemaRef ds:uri="http://schemas.microsoft.com/office/2006/metadata/properties"/>
+    <ds:schemaRef ds:uri="http://schemas.microsoft.com/office/infopath/2007/PartnerControls"/>
+    <ds:schemaRef ds:uri="feecd726-f7df-475c-8679-8678ca7cb149"/>
+    <ds:schemaRef ds:uri="9e0f7ac9-4631-486e-b7fb-a7ba40187c75"/>
+  </ds:schemaRefs>
+</ds:datastoreItem>
 </file>
 
-<file path=customXml/item3.xml><?xml version="1.0" encoding="utf-8"?>
-<p:properties xmlns:p="http://schemas.microsoft.com/office/2006/metadata/properties" xmlns:xsi="http://www.w3.org/2001/XMLSchema-instance" xmlns:pc="http://schemas.microsoft.com/office/infopath/2007/PartnerControls">
-  <documentManagement>
-    <lcf76f155ced4ddcb4097134ff3c332f xmlns="feecd726-f7df-475c-8679-8678ca7cb149">
-      <Terms xmlns="http://schemas.microsoft.com/office/infopath/2007/PartnerControls"/>
-    </lcf76f155ced4ddcb4097134ff3c332f>
-    <TaxCatchAll xmlns="9e0f7ac9-4631-486e-b7fb-a7ba40187c75" xsi:nil="true"/>
-  </documentManagement>
-</p:properties>
+<file path=customXml/itemProps2.xml><?xml version="1.0" encoding="utf-8"?>
+<ds:datastoreItem xmlns:ds="http://schemas.openxmlformats.org/officeDocument/2006/customXml" ds:itemID="{435A1B6A-5D72-43EF-BF02-DE1B6FA504F9}">
+  <ds:schemaRefs>
+    <ds:schemaRef ds:uri="http://schemas.microsoft.com/sharepoint/v3/contenttype/forms"/>
+  </ds:schemaRefs>
+</ds:datastoreItem>
 </file>
 
-<file path=customXml/itemProps1.xml><?xml version="1.0" encoding="utf-8"?>
+<file path=customXml/itemProps3.xml><?xml version="1.0" encoding="utf-8"?>
 <ds:datastoreItem xmlns:ds="http://schemas.openxmlformats.org/officeDocument/2006/customXml" ds:itemID="{DF407A8D-CD99-4341-A2D4-E422847A9F1A}">
   <ds:schemaRefs>
     <ds:schemaRef ds:uri="http://schemas.microsoft.com/office/2006/metadata/contentType"/>
@@ -5848,23 +5837,4 @@
     <ds:schemaRef ds:uri="http://schemas.microsoft.com/internal/obd"/>
   </ds:schemaRefs>
 </ds:datastoreItem>
-</file>
-
-<file path=customXml/itemProps2.xml><?xml version="1.0" encoding="utf-8"?>
-<ds:datastoreItem xmlns:ds="http://schemas.openxmlformats.org/officeDocument/2006/customXml" ds:itemID="{435A1B6A-5D72-43EF-BF02-DE1B6FA504F9}">
-  <ds:schemaRefs>
-    <ds:schemaRef ds:uri="http://schemas.microsoft.com/sharepoint/v3/contenttype/forms"/>
-  </ds:schemaRefs>
-</ds:datastoreItem>
-</file>
-
-<file path=customXml/itemProps3.xml><?xml version="1.0" encoding="utf-8"?>
-<ds:datastoreItem xmlns:ds="http://schemas.openxmlformats.org/officeDocument/2006/customXml" ds:itemID="{21D10F54-8386-42AA-852D-8197B9D8F21B}">
-  <ds:schemaRefs>
-    <ds:schemaRef ds:uri="http://schemas.microsoft.com/office/2006/metadata/properties"/>
-    <ds:schemaRef ds:uri="http://schemas.microsoft.com/office/infopath/2007/PartnerControls"/>
-    <ds:schemaRef ds:uri="feecd726-f7df-475c-8679-8678ca7cb149"/>
-    <ds:schemaRef ds:uri="9e0f7ac9-4631-486e-b7fb-a7ba40187c75"/>
-  </ds:schemaRefs>
-</ds:datastoreItem>
 </file>